--- a/导师张三-9109222311-学生李四-毕业论文-基于SSH的高校学生信息管理系统的设计与开发.docx
+++ b/导师张三-9109222311-学生李四-毕业论文-基于SSH的高校学生信息管理系统的设计与开发.docx
@@ -3725,33 +3725,7 @@
         <w:rPr>
           <w:rFonts w:hint="eastAsia"/>
         </w:rPr>
-        <w:t xml:space="preserve"> Nginx </w:t>
-      </w:r>
-      <w:r>
-        <w:rPr>
-          <w:rFonts w:hint="eastAsia"/>
-        </w:rPr>
-        <w:t>和</w:t>
-      </w:r>
-      <w:r>
-        <w:rPr>
-          <w:rFonts w:hint="eastAsia"/>
-        </w:rPr>
-        <w:t xml:space="preserve"> </w:t>
-      </w:r>
-      <w:proofErr w:type="spellStart"/>
-      <w:r>
-        <w:rPr>
-          <w:rFonts w:hint="eastAsia"/>
-        </w:rPr>
-        <w:t>Gunicorn</w:t>
-      </w:r>
-      <w:proofErr w:type="spellEnd"/>
-      <w:r>
-        <w:rPr>
-          <w:rFonts w:hint="eastAsia"/>
-        </w:rPr>
-        <w:t xml:space="preserve"> </w:t>
+        <w:t xml:space="preserve"> Nginx</w:t>
       </w:r>
       <w:r>
         <w:rPr>
@@ -4887,6 +4861,171 @@
         <w:t>普通用户参与者关联图像分割、查看历史记录、结果对比、数据增强、模型查看和个人信息管理六个用例。管理员参与者关联普通用户的全部用例，并额外关联模型上传、模型管理、用户管理和系统监控四个管理用例，采用继承关系箭头从管理员指向普通用户表示权限包含关系。图像分割用例与查看历史记录用例之间存在扩展关系，用户可从历史记录中选择结果进行再次分割。结果对比用例与批量下载用例之间存在包含关系，批量下载是结果对比功能的子功能。</w:t>
       </w:r>
     </w:p>
+    <w:p>
+      <w:r>
+        <w:rPr>
+          <w:noProof/>
+        </w:rPr>
+        <w:lastRenderedPageBreak/>
+        <w:drawing>
+          <wp:inline distT="0" distB="0" distL="0" distR="0" wp14:anchorId="38C59459" wp14:editId="6DD7FDA2">
+            <wp:extent cx="5274310" cy="3159125"/>
+            <wp:effectExtent l="0" t="0" r="0" b="0"/>
+            <wp:docPr id="114120137" name="图片 2"/>
+            <wp:cNvGraphicFramePr>
+              <a:graphicFrameLocks xmlns:a="http://schemas.openxmlformats.org/drawingml/2006/main" noChangeAspect="1"/>
+            </wp:cNvGraphicFramePr>
+            <a:graphic xmlns:a="http://schemas.openxmlformats.org/drawingml/2006/main">
+              <a:graphicData uri="http://schemas.openxmlformats.org/drawingml/2006/picture">
+                <pic:pic xmlns:pic="http://schemas.openxmlformats.org/drawingml/2006/picture">
+                  <pic:nvPicPr>
+                    <pic:cNvPr id="114120137" name="图片 114120137"/>
+                    <pic:cNvPicPr/>
+                  </pic:nvPicPr>
+                  <pic:blipFill>
+                    <a:blip r:embed="rId18" cstate="print">
+                      <a:extLst>
+                        <a:ext uri="{28A0092B-C50C-407E-A947-70E740481C1C}">
+                          <a14:useLocalDpi xmlns:a14="http://schemas.microsoft.com/office/drawing/2010/main" val="0"/>
+                        </a:ext>
+                      </a:extLst>
+                    </a:blip>
+                    <a:stretch>
+                      <a:fillRect/>
+                    </a:stretch>
+                  </pic:blipFill>
+                  <pic:spPr>
+                    <a:xfrm>
+                      <a:off x="0" y="0"/>
+                      <a:ext cx="5274310" cy="3159125"/>
+                    </a:xfrm>
+                    <a:prstGeom prst="rect">
+                      <a:avLst/>
+                    </a:prstGeom>
+                  </pic:spPr>
+                </pic:pic>
+              </a:graphicData>
+            </a:graphic>
+          </wp:inline>
+        </w:drawing>
+      </w:r>
+    </w:p>
+    <w:p>
+      <w:r>
+        <w:rPr>
+          <w:noProof/>
+        </w:rPr>
+        <w:drawing>
+          <wp:inline distT="0" distB="0" distL="0" distR="0" wp14:anchorId="7876DCDD" wp14:editId="01CE9933">
+            <wp:extent cx="3949700" cy="3172219"/>
+            <wp:effectExtent l="0" t="0" r="0" b="3175"/>
+            <wp:docPr id="1752027743" name="图片 1"/>
+            <wp:cNvGraphicFramePr>
+              <a:graphicFrameLocks xmlns:a="http://schemas.openxmlformats.org/drawingml/2006/main" noChangeAspect="1"/>
+            </wp:cNvGraphicFramePr>
+            <a:graphic xmlns:a="http://schemas.openxmlformats.org/drawingml/2006/main">
+              <a:graphicData uri="http://schemas.openxmlformats.org/drawingml/2006/picture">
+                <pic:pic xmlns:pic="http://schemas.openxmlformats.org/drawingml/2006/picture">
+                  <pic:nvPicPr>
+                    <pic:cNvPr id="1752027743" name="图片 1752027743"/>
+                    <pic:cNvPicPr/>
+                  </pic:nvPicPr>
+                  <pic:blipFill>
+                    <a:blip r:embed="rId19" cstate="print">
+                      <a:extLst>
+                        <a:ext uri="{28A0092B-C50C-407E-A947-70E740481C1C}">
+                          <a14:useLocalDpi xmlns:a14="http://schemas.microsoft.com/office/drawing/2010/main" val="0"/>
+                        </a:ext>
+                      </a:extLst>
+                    </a:blip>
+                    <a:stretch>
+                      <a:fillRect/>
+                    </a:stretch>
+                  </pic:blipFill>
+                  <pic:spPr>
+                    <a:xfrm>
+                      <a:off x="0" y="0"/>
+                      <a:ext cx="3974018" cy="3191750"/>
+                    </a:xfrm>
+                    <a:prstGeom prst="rect">
+                      <a:avLst/>
+                    </a:prstGeom>
+                  </pic:spPr>
+                </pic:pic>
+              </a:graphicData>
+            </a:graphic>
+          </wp:inline>
+        </w:drawing>
+      </w:r>
+    </w:p>
+    <w:p>
+      <w:pPr>
+        <w:rPr>
+          <w:rFonts w:hint="eastAsia"/>
+        </w:rPr>
+      </w:pPr>
+      <w:r>
+        <w:rPr>
+          <w:rFonts w:hint="eastAsia"/>
+          <w:noProof/>
+        </w:rPr>
+        <w:lastRenderedPageBreak/>
+        <w:drawing>
+          <wp:inline distT="0" distB="0" distL="0" distR="0" wp14:anchorId="054DFB32" wp14:editId="4A13BED7">
+            <wp:extent cx="5274310" cy="4496435"/>
+            <wp:effectExtent l="0" t="0" r="0" b="0"/>
+            <wp:docPr id="1285292717" name="图片 3"/>
+            <wp:cNvGraphicFramePr>
+              <a:graphicFrameLocks xmlns:a="http://schemas.openxmlformats.org/drawingml/2006/main" noChangeAspect="1"/>
+            </wp:cNvGraphicFramePr>
+            <a:graphic xmlns:a="http://schemas.openxmlformats.org/drawingml/2006/main">
+              <a:graphicData uri="http://schemas.openxmlformats.org/drawingml/2006/picture">
+                <pic:pic xmlns:pic="http://schemas.openxmlformats.org/drawingml/2006/picture">
+                  <pic:nvPicPr>
+                    <pic:cNvPr id="1285292717" name="图片 1285292717"/>
+                    <pic:cNvPicPr/>
+                  </pic:nvPicPr>
+                  <pic:blipFill>
+                    <a:blip r:embed="rId20" cstate="print">
+                      <a:extLst>
+                        <a:ext uri="{28A0092B-C50C-407E-A947-70E740481C1C}">
+                          <a14:useLocalDpi xmlns:a14="http://schemas.microsoft.com/office/drawing/2010/main" val="0"/>
+                        </a:ext>
+                      </a:extLst>
+                    </a:blip>
+                    <a:stretch>
+                      <a:fillRect/>
+                    </a:stretch>
+                  </pic:blipFill>
+                  <pic:spPr>
+                    <a:xfrm>
+                      <a:off x="0" y="0"/>
+                      <a:ext cx="5274310" cy="4496435"/>
+                    </a:xfrm>
+                    <a:prstGeom prst="rect">
+                      <a:avLst/>
+                    </a:prstGeom>
+                  </pic:spPr>
+                </pic:pic>
+              </a:graphicData>
+            </a:graphic>
+          </wp:inline>
+        </w:drawing>
+      </w:r>
+    </w:p>
+    <w:p>
+      <w:pPr>
+        <w:rPr>
+          <w:rFonts w:hint="eastAsia"/>
+        </w:rPr>
+      </w:pPr>
+      <w:r>
+        <w:rPr>
+          <w:rFonts w:hint="eastAsia"/>
+        </w:rPr>
+        <w:t>用例图绘制完成后，应对每个用例进行简要说明，包括用例名称、参与者、前置条件、后置条件和基本事件流。例如图像分割用例的简要说明为，用例名称为图像分割，参与者为普通用户，前置条件为用户已登录系统且系统中有可用模型，后置条件为生成分割记录并保存到数据库，基本事件流为用户选择模型并上传图像，系统验证图像格式和尺寸，调用模型进行推理，返回分割结果和评价指标，用户查看结果并选择下载或收藏。</w:t>
+      </w:r>
+    </w:p>
     <w:p/>
     <w:p>
       <w:pPr>
@@ -4898,13 +5037,1622 @@
         <w:rPr>
           <w:rFonts w:hint="eastAsia"/>
         </w:rPr>
-        <w:t>【此处插入用例图，建议使用</w:t>
-      </w:r>
-      <w:r>
-        <w:rPr>
-          <w:rFonts w:hint="eastAsia"/>
-        </w:rPr>
-        <w:t xml:space="preserve"> Visio</w:t>
+        <w:t xml:space="preserve">3.1.3 </w:t>
+      </w:r>
+      <w:r>
+        <w:rPr>
+          <w:rFonts w:hint="eastAsia"/>
+        </w:rPr>
+        <w:t>性能需求</w:t>
+      </w:r>
+    </w:p>
+    <w:p>
+      <w:pPr>
+        <w:rPr>
+          <w:rFonts w:hint="eastAsia"/>
+        </w:rPr>
+      </w:pPr>
+      <w:r>
+        <w:rPr>
+          <w:rFonts w:hint="eastAsia"/>
+        </w:rPr>
+        <w:t>系统性能需求包括响应时间、吞吐量、并发能力和资源利用率等指标。响应时间方面，单张</w:t>
+      </w:r>
+      <w:r>
+        <w:rPr>
+          <w:rFonts w:hint="eastAsia"/>
+        </w:rPr>
+        <w:t xml:space="preserve"> 512 </w:t>
+      </w:r>
+      <w:r>
+        <w:rPr>
+          <w:rFonts w:hint="eastAsia"/>
+        </w:rPr>
+        <w:t>乘</w:t>
+      </w:r>
+      <w:r>
+        <w:rPr>
+          <w:rFonts w:hint="eastAsia"/>
+        </w:rPr>
+        <w:t xml:space="preserve"> 512 </w:t>
+      </w:r>
+      <w:r>
+        <w:rPr>
+          <w:rFonts w:hint="eastAsia"/>
+        </w:rPr>
+        <w:t>图像的分割推理时间在</w:t>
+      </w:r>
+      <w:r>
+        <w:rPr>
+          <w:rFonts w:hint="eastAsia"/>
+        </w:rPr>
+        <w:t xml:space="preserve"> GPU </w:t>
+      </w:r>
+      <w:r>
+        <w:rPr>
+          <w:rFonts w:hint="eastAsia"/>
+        </w:rPr>
+        <w:t>环境下应小于</w:t>
+      </w:r>
+      <w:r>
+        <w:rPr>
+          <w:rFonts w:hint="eastAsia"/>
+        </w:rPr>
+        <w:t xml:space="preserve"> 200ms</w:t>
+      </w:r>
+      <w:r>
+        <w:rPr>
+          <w:rFonts w:hint="eastAsia"/>
+        </w:rPr>
+        <w:t>，在</w:t>
+      </w:r>
+      <w:r>
+        <w:rPr>
+          <w:rFonts w:hint="eastAsia"/>
+        </w:rPr>
+        <w:t xml:space="preserve"> CPU </w:t>
+      </w:r>
+      <w:r>
+        <w:rPr>
+          <w:rFonts w:hint="eastAsia"/>
+        </w:rPr>
+        <w:t>环境下应小于</w:t>
+      </w:r>
+      <w:r>
+        <w:rPr>
+          <w:rFonts w:hint="eastAsia"/>
+        </w:rPr>
+        <w:t xml:space="preserve"> 1 </w:t>
+      </w:r>
+      <w:r>
+        <w:rPr>
+          <w:rFonts w:hint="eastAsia"/>
+        </w:rPr>
+        <w:t>秒，页面加载时间应小于</w:t>
+      </w:r>
+      <w:r>
+        <w:rPr>
+          <w:rFonts w:hint="eastAsia"/>
+        </w:rPr>
+        <w:t xml:space="preserve"> 2 </w:t>
+      </w:r>
+      <w:r>
+        <w:rPr>
+          <w:rFonts w:hint="eastAsia"/>
+        </w:rPr>
+        <w:t>秒，</w:t>
+      </w:r>
+      <w:r>
+        <w:rPr>
+          <w:rFonts w:hint="eastAsia"/>
+        </w:rPr>
+        <w:t xml:space="preserve">API </w:t>
+      </w:r>
+      <w:r>
+        <w:rPr>
+          <w:rFonts w:hint="eastAsia"/>
+        </w:rPr>
+        <w:t>请求响应时间应小于</w:t>
+      </w:r>
+      <w:r>
+        <w:rPr>
+          <w:rFonts w:hint="eastAsia"/>
+        </w:rPr>
+        <w:t xml:space="preserve"> 500ms</w:t>
+      </w:r>
+      <w:r>
+        <w:rPr>
+          <w:rFonts w:hint="eastAsia"/>
+        </w:rPr>
+        <w:t>。吞吐量方面，系统应支持至少</w:t>
+      </w:r>
+      <w:r>
+        <w:rPr>
+          <w:rFonts w:hint="eastAsia"/>
+        </w:rPr>
+        <w:t xml:space="preserve"> 5 </w:t>
+      </w:r>
+      <w:r>
+        <w:rPr>
+          <w:rFonts w:hint="eastAsia"/>
+        </w:rPr>
+        <w:t>张每秒的连续图像推理处理能力，满足一般研究场景的使用需求。并发能力方面，系统应支持至少</w:t>
+      </w:r>
+      <w:r>
+        <w:rPr>
+          <w:rFonts w:hint="eastAsia"/>
+        </w:rPr>
+        <w:t xml:space="preserve"> 10 </w:t>
+      </w:r>
+      <w:r>
+        <w:rPr>
+          <w:rFonts w:hint="eastAsia"/>
+        </w:rPr>
+        <w:t>个并发用户同时进行分割操作，在高负载情况下系统响应时间不应显著增加。资源利用率方面，</w:t>
+      </w:r>
+      <w:r>
+        <w:rPr>
+          <w:rFonts w:hint="eastAsia"/>
+        </w:rPr>
+        <w:t xml:space="preserve">GPU </w:t>
+      </w:r>
+      <w:r>
+        <w:rPr>
+          <w:rFonts w:hint="eastAsia"/>
+        </w:rPr>
+        <w:t>显存占用应控制在合理范围内，模型加载后空闲时显存占用不应超过</w:t>
+      </w:r>
+      <w:r>
+        <w:rPr>
+          <w:rFonts w:hint="eastAsia"/>
+        </w:rPr>
+        <w:t xml:space="preserve"> 2GB</w:t>
+      </w:r>
+      <w:r>
+        <w:rPr>
+          <w:rFonts w:hint="eastAsia"/>
+        </w:rPr>
+        <w:t>，推理过程中峰值显存占用不应超过</w:t>
+      </w:r>
+      <w:r>
+        <w:rPr>
+          <w:rFonts w:hint="eastAsia"/>
+        </w:rPr>
+        <w:t xml:space="preserve"> 4GB</w:t>
+      </w:r>
+      <w:r>
+        <w:rPr>
+          <w:rFonts w:hint="eastAsia"/>
+        </w:rPr>
+        <w:t>。</w:t>
+      </w:r>
+    </w:p>
+    <w:p/>
+    <w:p>
+      <w:pPr>
+        <w:rPr>
+          <w:rFonts w:hint="eastAsia"/>
+        </w:rPr>
+      </w:pPr>
+      <w:r>
+        <w:rPr>
+          <w:rFonts w:hint="eastAsia"/>
+        </w:rPr>
+        <w:t>可靠性需求方面，系统应支持</w:t>
+      </w:r>
+      <w:r>
+        <w:rPr>
+          <w:rFonts w:hint="eastAsia"/>
+        </w:rPr>
+        <w:t xml:space="preserve"> 72 </w:t>
+      </w:r>
+      <w:r>
+        <w:rPr>
+          <w:rFonts w:hint="eastAsia"/>
+        </w:rPr>
+        <w:t>小时连续运行无故障，对于无效输入和异常操作有适当的容错处理，如文件格式不支持、图像尺寸过小、模型加载失败等情况应返回明确的错误提示而非系统崩溃。数据一致性需求方面，分割记录一旦保存不应丢失或损坏，数据库操作应采用事务机制确保原子性，重要数据如用户信息、模型文件等应定期备份防止意外丢失。</w:t>
+      </w:r>
+    </w:p>
+    <w:p/>
+    <w:p>
+      <w:pPr>
+        <w:rPr>
+          <w:rFonts w:hint="eastAsia"/>
+        </w:rPr>
+      </w:pPr>
+      <w:r>
+        <w:rPr>
+          <w:rFonts w:hint="eastAsia"/>
+        </w:rPr>
+        <w:lastRenderedPageBreak/>
+        <w:t>安全性需求方面，用户登录需要密码验证，密码存储应采用加盐哈希方式防止明文泄露，敏感操作如模型上传、用户禁用等需要管理员权限验证，系统应记录关键操作日志用于安全审计和问题追溯。</w:t>
+      </w:r>
+      <w:r>
+        <w:rPr>
+          <w:rFonts w:hint="eastAsia"/>
+        </w:rPr>
+        <w:t xml:space="preserve">API </w:t>
+      </w:r>
+      <w:r>
+        <w:rPr>
+          <w:rFonts w:hint="eastAsia"/>
+        </w:rPr>
+        <w:t>接口应采用</w:t>
+      </w:r>
+      <w:r>
+        <w:rPr>
+          <w:rFonts w:hint="eastAsia"/>
+        </w:rPr>
+        <w:t xml:space="preserve"> JWT Token </w:t>
+      </w:r>
+      <w:r>
+        <w:rPr>
+          <w:rFonts w:hint="eastAsia"/>
+        </w:rPr>
+        <w:t>认证机制，未认证或</w:t>
+      </w:r>
+      <w:r>
+        <w:rPr>
+          <w:rFonts w:hint="eastAsia"/>
+        </w:rPr>
+        <w:t xml:space="preserve"> Token </w:t>
+      </w:r>
+      <w:r>
+        <w:rPr>
+          <w:rFonts w:hint="eastAsia"/>
+        </w:rPr>
+        <w:t>过期的请求应返回</w:t>
+      </w:r>
+      <w:r>
+        <w:rPr>
+          <w:rFonts w:hint="eastAsia"/>
+        </w:rPr>
+        <w:t xml:space="preserve"> 401 </w:t>
+      </w:r>
+      <w:r>
+        <w:rPr>
+          <w:rFonts w:hint="eastAsia"/>
+        </w:rPr>
+        <w:t>未授权错误，防止未授权访问。</w:t>
+      </w:r>
+    </w:p>
+    <w:p/>
+    <w:p>
+      <w:pPr>
+        <w:rPr>
+          <w:rFonts w:hint="eastAsia"/>
+        </w:rPr>
+      </w:pPr>
+      <w:r>
+        <w:rPr>
+          <w:rFonts w:hint="eastAsia"/>
+        </w:rPr>
+        <w:t xml:space="preserve">3.1.4 </w:t>
+      </w:r>
+      <w:r>
+        <w:rPr>
+          <w:rFonts w:hint="eastAsia"/>
+        </w:rPr>
+        <w:t>数据需求</w:t>
+      </w:r>
+    </w:p>
+    <w:p>
+      <w:pPr>
+        <w:rPr>
+          <w:rFonts w:hint="eastAsia"/>
+        </w:rPr>
+      </w:pPr>
+      <w:r>
+        <w:rPr>
+          <w:rFonts w:hint="eastAsia"/>
+        </w:rPr>
+        <w:t>系统数据需求包括数据类型、数据来源、数据流向和数据存储等方面。数据类型方面，系统处理的数据主要包括图像数据、模型数据、用户数据和日志数据四类。图像数据包括用户上传的原始车辆图像、分割结果掩码图像和融合效果图，采用</w:t>
+      </w:r>
+      <w:r>
+        <w:rPr>
+          <w:rFonts w:hint="eastAsia"/>
+        </w:rPr>
+        <w:t xml:space="preserve"> JPG </w:t>
+      </w:r>
+      <w:r>
+        <w:rPr>
+          <w:rFonts w:hint="eastAsia"/>
+        </w:rPr>
+        <w:t>或</w:t>
+      </w:r>
+      <w:r>
+        <w:rPr>
+          <w:rFonts w:hint="eastAsia"/>
+        </w:rPr>
+        <w:t xml:space="preserve"> PNG </w:t>
+      </w:r>
+      <w:r>
+        <w:rPr>
+          <w:rFonts w:hint="eastAsia"/>
+        </w:rPr>
+        <w:t>格式存储。模型数据包括模型权重文件及元数据信息，权重文件采用</w:t>
+      </w:r>
+      <w:r>
+        <w:rPr>
+          <w:rFonts w:hint="eastAsia"/>
+        </w:rPr>
+        <w:t xml:space="preserve"> </w:t>
+      </w:r>
+      <w:proofErr w:type="spellStart"/>
+      <w:r>
+        <w:rPr>
+          <w:rFonts w:hint="eastAsia"/>
+        </w:rPr>
+        <w:t>PyTorch</w:t>
+      </w:r>
+      <w:proofErr w:type="spellEnd"/>
+      <w:r>
+        <w:rPr>
+          <w:rFonts w:hint="eastAsia"/>
+        </w:rPr>
+        <w:t xml:space="preserve"> </w:t>
+      </w:r>
+      <w:r>
+        <w:rPr>
+          <w:rFonts w:hint="eastAsia"/>
+        </w:rPr>
+        <w:t>的</w:t>
+      </w:r>
+      <w:r>
+        <w:rPr>
+          <w:rFonts w:hint="eastAsia"/>
+        </w:rPr>
+        <w:t>.</w:t>
+      </w:r>
+      <w:proofErr w:type="spellStart"/>
+      <w:r>
+        <w:rPr>
+          <w:rFonts w:hint="eastAsia"/>
+        </w:rPr>
+        <w:t>pth</w:t>
+      </w:r>
+      <w:proofErr w:type="spellEnd"/>
+      <w:r>
+        <w:rPr>
+          <w:rFonts w:hint="eastAsia"/>
+        </w:rPr>
+        <w:t xml:space="preserve"> </w:t>
+      </w:r>
+      <w:r>
+        <w:rPr>
+          <w:rFonts w:hint="eastAsia"/>
+        </w:rPr>
+        <w:t>格式，元数据采用</w:t>
+      </w:r>
+      <w:r>
+        <w:rPr>
+          <w:rFonts w:hint="eastAsia"/>
+        </w:rPr>
+        <w:t xml:space="preserve"> JSON </w:t>
+      </w:r>
+      <w:r>
+        <w:rPr>
+          <w:rFonts w:hint="eastAsia"/>
+        </w:rPr>
+        <w:t>格式存储于数据库中。用户数据包括用户账户信息、操作记录和权限配置，采用关系型数据库表结构存储。日志数据包括系统运行日志、推理请求日志和错误日志，采用文本日志文件配合数据库记录存储。</w:t>
+      </w:r>
+    </w:p>
+    <w:p/>
+    <w:p>
+      <w:pPr>
+        <w:rPr>
+          <w:rFonts w:hint="eastAsia"/>
+        </w:rPr>
+      </w:pPr>
+      <w:r>
+        <w:rPr>
+          <w:rFonts w:hint="eastAsia"/>
+        </w:rPr>
+        <w:t>数据来源方面，图像数据来源于用户通过</w:t>
+      </w:r>
+      <w:r>
+        <w:rPr>
+          <w:rFonts w:hint="eastAsia"/>
+        </w:rPr>
+        <w:t xml:space="preserve"> Web </w:t>
+      </w:r>
+      <w:r>
+        <w:rPr>
+          <w:rFonts w:hint="eastAsia"/>
+        </w:rPr>
+        <w:t>界面上传，模型数据来源于管理员上传或训练脚本生成，用户数据来源于用户注册和管理员创建，日志数据由系统自动记录生成。数据流向方面，用户上传的图像数据经预处理后送入模型推理模块，推理结果经后处理生成可视化图像并存储到数据库，用户可通过历史记录和结果对比功能查询和检索存储的分割结果。</w:t>
+      </w:r>
+    </w:p>
+    <w:p/>
+    <w:p>
+      <w:r>
+        <w:rPr>
+          <w:rFonts w:hint="eastAsia"/>
+        </w:rPr>
+        <w:t>数据存储方面，图像文件存储于服务器文件系统的指定目录，按日期和任务</w:t>
+      </w:r>
+      <w:r>
+        <w:rPr>
+          <w:rFonts w:hint="eastAsia"/>
+        </w:rPr>
+        <w:t xml:space="preserve"> ID </w:t>
+      </w:r>
+      <w:r>
+        <w:rPr>
+          <w:rFonts w:hint="eastAsia"/>
+        </w:rPr>
+        <w:t>组织目录结构便于管理和清理。数据库存储图像文件的元数据索引和用户操作记录，采用</w:t>
+      </w:r>
+      <w:r>
+        <w:rPr>
+          <w:rFonts w:hint="eastAsia"/>
+        </w:rPr>
+        <w:t xml:space="preserve"> MySQL </w:t>
+      </w:r>
+      <w:r>
+        <w:rPr>
+          <w:rFonts w:hint="eastAsia"/>
+        </w:rPr>
+        <w:t>关系型数据库管理结构化数据，通过外键约束维护表间关联关系。对于大规模的图像数据或历史日志，可考虑引入对象存储或</w:t>
+      </w:r>
+      <w:r>
+        <w:rPr>
+          <w:rFonts w:hint="eastAsia"/>
+        </w:rPr>
+        <w:t xml:space="preserve"> NoSQL </w:t>
+      </w:r>
+      <w:r>
+        <w:rPr>
+          <w:rFonts w:hint="eastAsia"/>
+        </w:rPr>
+        <w:t>数据库进行扩展存储。</w:t>
+      </w:r>
+    </w:p>
+    <w:p>
+      <w:pPr>
+        <w:rPr>
+          <w:rFonts w:hint="eastAsia"/>
+        </w:rPr>
+      </w:pPr>
+    </w:p>
+    <w:p>
+      <w:pPr>
+        <w:rPr>
+          <w:rFonts w:hint="eastAsia"/>
+        </w:rPr>
+      </w:pPr>
+      <w:r>
+        <w:rPr>
+          <w:rFonts w:hint="eastAsia"/>
+        </w:rPr>
+        <w:t xml:space="preserve">3.2 </w:t>
+      </w:r>
+      <w:r>
+        <w:rPr>
+          <w:rFonts w:hint="eastAsia"/>
+        </w:rPr>
+        <w:t>结构设计</w:t>
+      </w:r>
+    </w:p>
+    <w:p>
+      <w:pPr>
+        <w:rPr>
+          <w:rFonts w:hint="eastAsia"/>
+        </w:rPr>
+      </w:pPr>
+      <w:r>
+        <w:rPr>
+          <w:rFonts w:hint="eastAsia"/>
+        </w:rPr>
+        <w:t>本系统采用经典的</w:t>
+      </w:r>
+      <w:r>
+        <w:rPr>
+          <w:rFonts w:hint="eastAsia"/>
+        </w:rPr>
+        <w:t>B/S</w:t>
+      </w:r>
+      <w:r>
+        <w:rPr>
+          <w:rFonts w:hint="eastAsia"/>
+        </w:rPr>
+        <w:t>三层架构设计，即浏览器服务器架构，将系统划分为表示层、业务逻辑层和数据访问层三个层次，各层职责明确，通过标准接口进行通信，便于系统的开发、维护和扩展。表示层负责与用户交互，采用</w:t>
+      </w:r>
+      <w:r>
+        <w:rPr>
+          <w:rFonts w:hint="eastAsia"/>
+        </w:rPr>
+        <w:t>Vue.js</w:t>
+      </w:r>
+      <w:r>
+        <w:rPr>
+          <w:rFonts w:hint="eastAsia"/>
+        </w:rPr>
+        <w:t>单页应用框架开发，用户通过浏览器访问系统，无需安装客户端软件。表示层包含多个视图组件，其中</w:t>
+      </w:r>
+      <w:r>
+        <w:rPr>
+          <w:rFonts w:hint="eastAsia"/>
+        </w:rPr>
+        <w:t>Layout</w:t>
+      </w:r>
+      <w:r>
+        <w:rPr>
+          <w:rFonts w:hint="eastAsia"/>
+        </w:rPr>
+        <w:t>组件作为布局容器，提供侧边栏导航、顶部用户信息栏和主内容区域的页面框架。</w:t>
+      </w:r>
+      <w:r>
+        <w:rPr>
+          <w:rFonts w:hint="eastAsia"/>
+        </w:rPr>
+        <w:t>Segment</w:t>
+      </w:r>
+      <w:r>
+        <w:rPr>
+          <w:rFonts w:hint="eastAsia"/>
+        </w:rPr>
+        <w:t>视图组件实现图像分割的核心交互界面，包含模型选择下拉框、分割类型单选框、图片上传区域、进度条和结果展示区。</w:t>
+      </w:r>
+      <w:r>
+        <w:rPr>
+          <w:rFonts w:hint="eastAsia"/>
+        </w:rPr>
+        <w:t>History</w:t>
+      </w:r>
+      <w:r>
+        <w:rPr>
+          <w:rFonts w:hint="eastAsia"/>
+        </w:rPr>
+        <w:t>视图组件展示用户的分割历史记录列表，支持按时间、模型、状态等条件筛选。</w:t>
+      </w:r>
+      <w:r>
+        <w:rPr>
+          <w:rFonts w:hint="eastAsia"/>
+        </w:rPr>
+        <w:t>Compare</w:t>
+      </w:r>
+      <w:r>
+        <w:rPr>
+          <w:rFonts w:hint="eastAsia"/>
+        </w:rPr>
+        <w:t>视图组件实现结果对比功能，支持添加、移除、清空对比列表和批量下载。</w:t>
+      </w:r>
+      <w:r>
+        <w:rPr>
+          <w:rFonts w:hint="eastAsia"/>
+        </w:rPr>
+        <w:t>Models</w:t>
+      </w:r>
+      <w:r>
+        <w:rPr>
+          <w:rFonts w:hint="eastAsia"/>
+        </w:rPr>
+        <w:t>视图组件提供模型管理界面，展示可用模型列表、性能指标和版本信息。</w:t>
+      </w:r>
+      <w:r>
+        <w:rPr>
+          <w:rFonts w:hint="eastAsia"/>
+        </w:rPr>
+        <w:t>Augmentation</w:t>
+      </w:r>
+      <w:r>
+        <w:rPr>
+          <w:rFonts w:hint="eastAsia"/>
+        </w:rPr>
+        <w:t>视图组件实现数据增强预览功能，提供多种增强操作的参数调节和实时预览。</w:t>
+      </w:r>
+    </w:p>
+    <w:p/>
+    <w:p>
+      <w:pPr>
+        <w:rPr>
+          <w:rFonts w:hint="eastAsia"/>
+        </w:rPr>
+      </w:pPr>
+      <w:r>
+        <w:rPr>
+          <w:rFonts w:hint="eastAsia"/>
+        </w:rPr>
+        <w:t>业务逻辑层负责处理系统的核心业务逻辑，采用</w:t>
+      </w:r>
+      <w:r>
+        <w:rPr>
+          <w:rFonts w:hint="eastAsia"/>
+        </w:rPr>
+        <w:t>Flask Web</w:t>
+      </w:r>
+      <w:r>
+        <w:rPr>
+          <w:rFonts w:hint="eastAsia"/>
+        </w:rPr>
+        <w:t>框架构建</w:t>
+      </w:r>
+      <w:r>
+        <w:rPr>
+          <w:rFonts w:hint="eastAsia"/>
+        </w:rPr>
+        <w:t>RESTful API</w:t>
+      </w:r>
+      <w:r>
+        <w:rPr>
+          <w:rFonts w:hint="eastAsia"/>
+        </w:rPr>
+        <w:t>服务。业务逻辑层包含多个功能模块，模型服务模块负责扫描模型目录、加载模型权重、管理模型缓存、提供模型列表和详情查询接口。分割服务模块负责接收上传图像、执行预处理、调用模型推理、生成结果图像、计算评价指标并保存分割记录。认证服务模块处理用户登录请求，验证用户名和密码，生成和验证</w:t>
+      </w:r>
+      <w:r>
+        <w:rPr>
+          <w:rFonts w:hint="eastAsia"/>
+        </w:rPr>
+        <w:t>JWT</w:t>
+      </w:r>
+      <w:r>
+        <w:rPr>
+          <w:rFonts w:hint="eastAsia"/>
+        </w:rPr>
+        <w:t>令牌。数据增强服务模块实现图像增强算法，包括几何变换和色彩变换，提供增强预览和下载接口。可视化服务模块负责生成融合图像、处理</w:t>
+      </w:r>
+      <w:r>
+        <w:rPr>
+          <w:rFonts w:hint="eastAsia"/>
+        </w:rPr>
+        <w:t>GPU</w:t>
+      </w:r>
+      <w:r>
+        <w:rPr>
+          <w:rFonts w:hint="eastAsia"/>
+        </w:rPr>
+        <w:t>状态监控请求。各服务模块通过</w:t>
+      </w:r>
+      <w:r>
+        <w:rPr>
+          <w:rFonts w:hint="eastAsia"/>
+        </w:rPr>
+        <w:t>Flask</w:t>
+      </w:r>
+      <w:r>
+        <w:rPr>
+          <w:rFonts w:hint="eastAsia"/>
+        </w:rPr>
+        <w:t>路由暴露为</w:t>
+      </w:r>
+      <w:r>
+        <w:rPr>
+          <w:rFonts w:hint="eastAsia"/>
+        </w:rPr>
+        <w:t>RESTful API</w:t>
+      </w:r>
+      <w:r>
+        <w:rPr>
+          <w:rFonts w:hint="eastAsia"/>
+        </w:rPr>
+        <w:t>端点，前端通过</w:t>
+      </w:r>
+      <w:r>
+        <w:rPr>
+          <w:rFonts w:hint="eastAsia"/>
+        </w:rPr>
+        <w:t>Axios</w:t>
+      </w:r>
+      <w:r>
+        <w:rPr>
+          <w:rFonts w:hint="eastAsia"/>
+        </w:rPr>
+        <w:t>库发起</w:t>
+      </w:r>
+      <w:r>
+        <w:rPr>
+          <w:rFonts w:hint="eastAsia"/>
+        </w:rPr>
+        <w:t>HTTP</w:t>
+      </w:r>
+      <w:r>
+        <w:rPr>
+          <w:rFonts w:hint="eastAsia"/>
+        </w:rPr>
+        <w:t>请求与后端通信，数据交换采用</w:t>
+      </w:r>
+      <w:r>
+        <w:rPr>
+          <w:rFonts w:hint="eastAsia"/>
+        </w:rPr>
+        <w:t>JSON</w:t>
+      </w:r>
+      <w:r>
+        <w:rPr>
+          <w:rFonts w:hint="eastAsia"/>
+        </w:rPr>
+        <w:t>格式。</w:t>
+      </w:r>
+    </w:p>
+    <w:p/>
+    <w:p>
+      <w:pPr>
+        <w:rPr>
+          <w:rFonts w:hint="eastAsia"/>
+        </w:rPr>
+      </w:pPr>
+      <w:r>
+        <w:rPr>
+          <w:rFonts w:hint="eastAsia"/>
+        </w:rPr>
+        <w:t>数据访问层负责数据的持久化存储，采用</w:t>
+      </w:r>
+      <w:proofErr w:type="spellStart"/>
+      <w:r>
+        <w:rPr>
+          <w:rFonts w:hint="eastAsia"/>
+        </w:rPr>
+        <w:t>SQLAlchemyORM</w:t>
+      </w:r>
+      <w:proofErr w:type="spellEnd"/>
+      <w:r>
+        <w:rPr>
+          <w:rFonts w:hint="eastAsia"/>
+        </w:rPr>
+        <w:t>框架与</w:t>
+      </w:r>
+      <w:r>
+        <w:rPr>
+          <w:rFonts w:hint="eastAsia"/>
+        </w:rPr>
+        <w:t>MySQL</w:t>
+      </w:r>
+      <w:r>
+        <w:rPr>
+          <w:rFonts w:hint="eastAsia"/>
+        </w:rPr>
+        <w:t>数据库交互，同时使用文件系统存储图像文件。数据访问层定义了多个数据模型，用户模型存储用户账户信息包括用户名、邮箱、密码哈希、角色、状态、登录记录等字段。模型模型存储</w:t>
+      </w:r>
+      <w:r>
+        <w:rPr>
+          <w:rFonts w:hint="eastAsia"/>
+        </w:rPr>
+        <w:t>AI</w:t>
+      </w:r>
+      <w:r>
+        <w:rPr>
+          <w:rFonts w:hint="eastAsia"/>
+        </w:rPr>
+        <w:t>模型元数据包括模型名称、类型、版本、路径、输入尺寸、类别数量、性能指标、启用状态等字段。分割记录模型存储每次分割操作的详细信息包括用户</w:t>
+      </w:r>
+      <w:r>
+        <w:rPr>
+          <w:rFonts w:hint="eastAsia"/>
+        </w:rPr>
+        <w:t>ID</w:t>
+      </w:r>
+      <w:r>
+        <w:rPr>
+          <w:rFonts w:hint="eastAsia"/>
+        </w:rPr>
+        <w:t>、模型</w:t>
+      </w:r>
+      <w:r>
+        <w:rPr>
+          <w:rFonts w:hint="eastAsia"/>
+        </w:rPr>
+        <w:t>ID</w:t>
+      </w:r>
+      <w:r>
+        <w:rPr>
+          <w:rFonts w:hint="eastAsia"/>
+        </w:rPr>
+        <w:t>、原图、结果图、融合图的</w:t>
+      </w:r>
+      <w:r>
+        <w:rPr>
+          <w:rFonts w:hint="eastAsia"/>
+        </w:rPr>
+        <w:t>Base64</w:t>
+      </w:r>
+      <w:r>
+        <w:rPr>
+          <w:rFonts w:hint="eastAsia"/>
+        </w:rPr>
+        <w:t>编码、分割类型、图像属性、处理耗时、</w:t>
+      </w:r>
+      <w:proofErr w:type="spellStart"/>
+      <w:r>
+        <w:rPr>
+          <w:rFonts w:hint="eastAsia"/>
+        </w:rPr>
+        <w:t>IoU</w:t>
+      </w:r>
+      <w:proofErr w:type="spellEnd"/>
+      <w:r>
+        <w:rPr>
+          <w:rFonts w:hint="eastAsia"/>
+        </w:rPr>
+        <w:t>得分、各类别指标、状态和时间戳。数据增强记录模型和数据增强结果模型分别存储增强操作记录和结果图像。数据集模型和数据集图像模型用于管理训练数据集信息。操作日志模型记录用户的系统操作日志用于审计。文件系统用于存储上传的原始图像和分割结果图像，数据库存储图像路径索引和图片的</w:t>
+      </w:r>
+      <w:r>
+        <w:rPr>
+          <w:rFonts w:hint="eastAsia"/>
+        </w:rPr>
+        <w:t>Base64</w:t>
+      </w:r>
+      <w:r>
+        <w:rPr>
+          <w:rFonts w:hint="eastAsia"/>
+        </w:rPr>
+        <w:t>编码用于快速展示。系统采用数据库连接池管理数据库连接，迁移脚本管理数据库表结构变更，确保数据库的一致性和可维护性。</w:t>
+      </w:r>
+    </w:p>
+    <w:p/>
+    <w:p>
+      <w:pPr>
+        <w:rPr>
+          <w:rFonts w:hint="eastAsia"/>
+        </w:rPr>
+      </w:pPr>
+      <w:r>
+        <w:rPr>
+          <w:rFonts w:hint="eastAsia"/>
+        </w:rPr>
+        <w:t xml:space="preserve">3.3 </w:t>
+      </w:r>
+      <w:r>
+        <w:rPr>
+          <w:rFonts w:hint="eastAsia"/>
+        </w:rPr>
+        <w:t>界面设计</w:t>
+      </w:r>
+    </w:p>
+    <w:p>
+      <w:pPr>
+        <w:rPr>
+          <w:rFonts w:hint="eastAsia"/>
+        </w:rPr>
+      </w:pPr>
+      <w:r>
+        <w:rPr>
+          <w:rFonts w:hint="eastAsia"/>
+        </w:rPr>
+        <w:t>系统界面设计遵循简洁直观的原则，采用左右分栏的经典布局结构，左侧为固定宽度的侧边栏导航区域，右侧为顶部导航栏和主内容区域。侧边栏宽度为</w:t>
+      </w:r>
+      <w:r>
+        <w:rPr>
+          <w:rFonts w:hint="eastAsia"/>
+        </w:rPr>
+        <w:t>220</w:t>
+      </w:r>
+      <w:r>
+        <w:rPr>
+          <w:rFonts w:hint="eastAsia"/>
+        </w:rPr>
+        <w:t>像素，背景色为深色主题，顶部显示系统</w:t>
+      </w:r>
+      <w:r>
+        <w:rPr>
+          <w:rFonts w:hint="eastAsia"/>
+        </w:rPr>
+        <w:t>Logo</w:t>
+      </w:r>
+      <w:r>
+        <w:rPr>
+          <w:rFonts w:hint="eastAsia"/>
+        </w:rPr>
+        <w:t>和名称图像分割平台，下方为导航菜单包含图像分割、历史记录、结果对比、模型管理、数据增强五个主菜单项，每个菜单项配有相应的图标，当前激活的菜单项以高亮颜色显示。侧边栏底部设置</w:t>
+      </w:r>
+      <w:r>
+        <w:rPr>
+          <w:rFonts w:hint="eastAsia"/>
+        </w:rPr>
+        <w:t>GPU</w:t>
+      </w:r>
+      <w:r>
+        <w:rPr>
+          <w:rFonts w:hint="eastAsia"/>
+        </w:rPr>
+        <w:t>状态卡片，实时显示当前推理设备的类型如</w:t>
+      </w:r>
+      <w:r>
+        <w:rPr>
+          <w:rFonts w:hint="eastAsia"/>
+        </w:rPr>
+        <w:t>CPU</w:t>
+      </w:r>
+      <w:r>
+        <w:rPr>
+          <w:rFonts w:hint="eastAsia"/>
+        </w:rPr>
+        <w:t>或</w:t>
+      </w:r>
+      <w:r>
+        <w:rPr>
+          <w:rFonts w:hint="eastAsia"/>
+        </w:rPr>
+        <w:t>MPS</w:t>
+      </w:r>
+      <w:r>
+        <w:rPr>
+          <w:rFonts w:hint="eastAsia"/>
+        </w:rPr>
+        <w:t>、设备名称、显存使用情况等信息，每五秒自动刷新一次，使用户能够了解系统资源状态。</w:t>
+      </w:r>
+    </w:p>
+    <w:p/>
+    <w:p>
+      <w:pPr>
+        <w:rPr>
+          <w:rFonts w:hint="eastAsia"/>
+        </w:rPr>
+      </w:pPr>
+      <w:r>
+        <w:rPr>
+          <w:rFonts w:hint="eastAsia"/>
+        </w:rPr>
+        <w:t>顶部导航栏横跨右侧区域顶部，高度为</w:t>
+      </w:r>
+      <w:r>
+        <w:rPr>
+          <w:rFonts w:hint="eastAsia"/>
+        </w:rPr>
+        <w:t>64</w:t>
+      </w:r>
+      <w:r>
+        <w:rPr>
+          <w:rFonts w:hint="eastAsia"/>
+        </w:rPr>
+        <w:t>像素，背景为白色，左侧显示当前页面的标题，标题根据路由动态变化与当前激活的菜单项对应。右侧显示用户信息下拉菜单，包含用户头像、用户名和下拉箭头，点击可展开下拉菜单显示个人中心、系统设置和退出登录选项。主内容区域占据页面剩余空间，背景为浅灰色，各功能视图的组件渲染在此区域内。</w:t>
+      </w:r>
+    </w:p>
+    <w:p/>
+    <w:p>
+      <w:r>
+        <w:rPr>
+          <w:rFonts w:hint="eastAsia"/>
+        </w:rPr>
+        <w:t>图像分割页面采用左右分栏布局，左侧为配置面板宽度约占三分之一，右侧为结果展示区域宽度约占三分之二。配置面板从上到下依次为模型选择下拉框、分割类型单选框、图片上传区域和操作按钮。模型选择下拉框列出所有可用模型，显示模型名称和版本信息。分割类型单选框提供语义分割和实例分割两个选项，下方有简短说明文字解释两种类型的区别。图片上传区域支持拖拽上传和点击选择，显示上传文件的列表和预览，单张图片时显示缩略图预览，多张图片时显示文件列表。操作按钮为开始分割按钮，在选择模型和上传图片后启用，点击后触发分割请求并显示进度条。</w:t>
+      </w:r>
+    </w:p>
+    <w:p/>
+    <w:p>
+      <w:pPr>
+        <w:rPr>
+          <w:rFonts w:hint="eastAsia"/>
+        </w:rPr>
+      </w:pPr>
+      <w:r>
+        <w:rPr>
+          <w:rFonts w:hint="eastAsia"/>
+        </w:rPr>
+        <w:t>结果展示区域默认显示占位提示，分割完成后显示分割结果。结果区域提供原图、分割掩码图和融合图的切换查看，支持图片缩放和拖拽，便于查看细节。每个分割结果卡片显示图像基本信息如尺寸、格式、文件大小，以及分割指标如处理耗时、</w:t>
+      </w:r>
+      <w:proofErr w:type="spellStart"/>
+      <w:r>
+        <w:rPr>
+          <w:rFonts w:hint="eastAsia"/>
+        </w:rPr>
+        <w:t>IoU</w:t>
+      </w:r>
+      <w:proofErr w:type="spellEnd"/>
+      <w:r>
+        <w:rPr>
+          <w:rFonts w:hint="eastAsia"/>
+        </w:rPr>
+        <w:t>得分等，操作按钮包括加入收藏对比、重新分割和下载结果。历史记录页面采用表格布局展示历史分割记录，表格列包括缩略图、图像名称、使用模型、分割类型、处理时间、</w:t>
+      </w:r>
+      <w:proofErr w:type="spellStart"/>
+      <w:r>
+        <w:rPr>
+          <w:rFonts w:hint="eastAsia"/>
+        </w:rPr>
+        <w:t>IoU</w:t>
+      </w:r>
+      <w:proofErr w:type="spellEnd"/>
+      <w:r>
+        <w:rPr>
+          <w:rFonts w:hint="eastAsia"/>
+        </w:rPr>
+        <w:t>得分、创建时间和操作，支持按时间范围、模型、状态等条件筛选，每页显示固定数量的记录，支持分页导航。</w:t>
+      </w:r>
+    </w:p>
+    <w:p/>
+    <w:p>
+      <w:pPr>
+        <w:rPr>
+          <w:rFonts w:hint="eastAsia"/>
+        </w:rPr>
+      </w:pPr>
+      <w:r>
+        <w:rPr>
+          <w:rFonts w:hint="eastAsia"/>
+        </w:rPr>
+        <w:t>结果对比页面采用卡片网格布局展示对比列表中的分割结果，每个结果卡片显示原图、分割图和融合图的缩略图，以及对应的模型名称和指标，支持从历史记录添加到对比列表，支持</w:t>
+      </w:r>
+      <w:r>
+        <w:rPr>
+          <w:rFonts w:hint="eastAsia"/>
+        </w:rPr>
+        <w:lastRenderedPageBreak/>
+        <w:t>移除单个结果或清空整个列表，提供批量下载功能将对比结果打包为</w:t>
+      </w:r>
+      <w:r>
+        <w:rPr>
+          <w:rFonts w:hint="eastAsia"/>
+        </w:rPr>
+        <w:t>ZIP</w:t>
+      </w:r>
+      <w:r>
+        <w:rPr>
+          <w:rFonts w:hint="eastAsia"/>
+        </w:rPr>
+        <w:t>文件。模型管理页面以卡片列表展示可用模型，每个卡片显示模型名称、类型、版本、输入尺寸、类别数量和性能指标如</w:t>
+      </w:r>
+      <w:proofErr w:type="spellStart"/>
+      <w:r>
+        <w:rPr>
+          <w:rFonts w:hint="eastAsia"/>
+        </w:rPr>
+        <w:t>mIoU</w:t>
+      </w:r>
+      <w:proofErr w:type="spellEnd"/>
+      <w:r>
+        <w:rPr>
+          <w:rFonts w:hint="eastAsia"/>
+        </w:rPr>
+        <w:t>和</w:t>
+      </w:r>
+      <w:r>
+        <w:rPr>
+          <w:rFonts w:hint="eastAsia"/>
+        </w:rPr>
+        <w:t>Accuracy</w:t>
+      </w:r>
+      <w:r>
+        <w:rPr>
+          <w:rFonts w:hint="eastAsia"/>
+        </w:rPr>
+        <w:t>，管理员用户可见上传模型按钮和删除模型按钮。数据增强页面左侧显示原图，中间为增强参数调节面板，包括旋转角度、翻转选项、裁剪比例、亮度和对比度调节滑块，右侧实时显示增强后的预览效果。</w:t>
+      </w:r>
+    </w:p>
+    <w:p/>
+    <w:p>
+      <w:pPr>
+        <w:rPr>
+          <w:rFonts w:hint="eastAsia"/>
+        </w:rPr>
+      </w:pPr>
+      <w:r>
+        <w:rPr>
+          <w:rFonts w:hint="eastAsia"/>
+        </w:rPr>
+        <w:t xml:space="preserve">3.4 </w:t>
+      </w:r>
+      <w:r>
+        <w:rPr>
+          <w:rFonts w:hint="eastAsia"/>
+        </w:rPr>
+        <w:t>功能设计</w:t>
+      </w:r>
+    </w:p>
+    <w:p>
+      <w:pPr>
+        <w:rPr>
+          <w:rFonts w:hint="eastAsia"/>
+        </w:rPr>
+      </w:pPr>
+      <w:r>
+        <w:rPr>
+          <w:rFonts w:hint="eastAsia"/>
+        </w:rPr>
+        <w:t>系统功能模块依据业务逻辑划分为图像分割模块、模型管理模块、历史记录模块、结果对比模块、数据增强模块和用户认证模块六大模块，各模块既独立又相互协作，共同构成完整的图像分割平台。图像分割模块是系统的核心功能模块，负责处理从图像上传到分割结果返回的完整流程。模块启动后首先加载选定的</w:t>
+      </w:r>
+      <w:r>
+        <w:rPr>
+          <w:rFonts w:hint="eastAsia"/>
+        </w:rPr>
+        <w:t>U-Net++</w:t>
+      </w:r>
+      <w:r>
+        <w:rPr>
+          <w:rFonts w:hint="eastAsia"/>
+        </w:rPr>
+        <w:t>模型权重文件到内存，模型采用</w:t>
+      </w:r>
+      <w:r>
+        <w:rPr>
+          <w:rFonts w:hint="eastAsia"/>
+        </w:rPr>
+        <w:t>VGG19</w:t>
+      </w:r>
+      <w:r>
+        <w:rPr>
+          <w:rFonts w:hint="eastAsia"/>
+        </w:rPr>
+        <w:t>编码器预训练权重，输入尺寸配置为</w:t>
+      </w:r>
+      <w:r>
+        <w:rPr>
+          <w:rFonts w:hint="eastAsia"/>
+        </w:rPr>
+        <w:t>512</w:t>
+      </w:r>
+      <w:r>
+        <w:rPr>
+          <w:rFonts w:hint="eastAsia"/>
+        </w:rPr>
+        <w:t>乘</w:t>
+      </w:r>
+      <w:r>
+        <w:rPr>
+          <w:rFonts w:hint="eastAsia"/>
+        </w:rPr>
+        <w:t>512</w:t>
+      </w:r>
+      <w:r>
+        <w:rPr>
+          <w:rFonts w:hint="eastAsia"/>
+        </w:rPr>
+        <w:t>像素，类别数量为四类包括背景和三种车辆类型。用户上传图像后，模块对图像进行预处理包括格式转换、尺寸缩放、像素值归一化和维度变换，将</w:t>
+      </w:r>
+      <w:r>
+        <w:rPr>
+          <w:rFonts w:hint="eastAsia"/>
+        </w:rPr>
+        <w:t>RGB</w:t>
+      </w:r>
+      <w:r>
+        <w:rPr>
+          <w:rFonts w:hint="eastAsia"/>
+        </w:rPr>
+        <w:t>图像转换为模型需要的四维张量格式。推理阶段将预处理后的张量输入模型前向传播，获得像素级的类别预测</w:t>
+      </w:r>
+      <w:r>
+        <w:rPr>
+          <w:rFonts w:hint="eastAsia"/>
+        </w:rPr>
+        <w:t xml:space="preserve"> logits</w:t>
+      </w:r>
+      <w:r>
+        <w:rPr>
+          <w:rFonts w:hint="eastAsia"/>
+        </w:rPr>
+        <w:t>，通过</w:t>
+      </w:r>
+      <w:proofErr w:type="spellStart"/>
+      <w:r>
+        <w:rPr>
+          <w:rFonts w:hint="eastAsia"/>
+        </w:rPr>
+        <w:t>Softmax</w:t>
+      </w:r>
+      <w:proofErr w:type="spellEnd"/>
+      <w:r>
+        <w:rPr>
+          <w:rFonts w:hint="eastAsia"/>
+        </w:rPr>
+        <w:t>函数转换为概率分布，取最大概率对应的类别作为预测结果。后处理阶段将预测的掩码转换为可视化图像，根据类别颜色映射表为背景、轿车、卡车、公交车分配不同颜色，生成彩色分割掩码图，同时将掩码与原图按透明度叠加生成融合图。模块计算评价指标包括</w:t>
+      </w:r>
+      <w:proofErr w:type="spellStart"/>
+      <w:r>
+        <w:rPr>
+          <w:rFonts w:hint="eastAsia"/>
+        </w:rPr>
+        <w:t>IoU</w:t>
+      </w:r>
+      <w:proofErr w:type="spellEnd"/>
+      <w:r>
+        <w:rPr>
+          <w:rFonts w:hint="eastAsia"/>
+        </w:rPr>
+        <w:t>得分、像素准确率等，将原图、结果图、融合图的</w:t>
+      </w:r>
+      <w:r>
+        <w:rPr>
+          <w:rFonts w:hint="eastAsia"/>
+        </w:rPr>
+        <w:t>Base64</w:t>
+      </w:r>
+      <w:r>
+        <w:rPr>
+          <w:rFonts w:hint="eastAsia"/>
+        </w:rPr>
+        <w:t>编码和指标数据保存到分割记录表，返回前端展示。</w:t>
+      </w:r>
+    </w:p>
+    <w:p/>
+    <w:p>
+      <w:pPr>
+        <w:rPr>
+          <w:rFonts w:hint="eastAsia"/>
+        </w:rPr>
+      </w:pPr>
+      <w:r>
+        <w:rPr>
+          <w:rFonts w:hint="eastAsia"/>
+        </w:rPr>
+        <w:t>模型管理模块负责系统中</w:t>
+      </w:r>
+      <w:r>
+        <w:rPr>
+          <w:rFonts w:hint="eastAsia"/>
+        </w:rPr>
+        <w:t>AI</w:t>
+      </w:r>
+      <w:r>
+        <w:rPr>
+          <w:rFonts w:hint="eastAsia"/>
+        </w:rPr>
+        <w:t>模型的生命周期管理，包括模型扫描、加载、缓存、版本控制和性能监控。模块在系统启动时扫描配置的模型目录，读取每个模型文件的元数据信息，构建模型列表缓存。对于每个模型记录模型名称、文件路径、文件大小、创建时间等信息，尝试从文件名或配置中提取版本号、输入尺寸、类别数量等元数据。当用户上传新模型时，模块验证模型文件的完整性和格式，提取元数据并写入数据库模型表，更新模型列表缓存。模型切换功能允许用户在多个模型之间快速切换，模块维护当前活跃模型的引用，避免重复加载造成的资源浪费。版本管理功能支持模型的版本继承，新模型可指定父模型</w:t>
+      </w:r>
+      <w:r>
+        <w:rPr>
+          <w:rFonts w:hint="eastAsia"/>
+        </w:rPr>
+        <w:t>ID</w:t>
+      </w:r>
+      <w:r>
+        <w:rPr>
+          <w:rFonts w:hint="eastAsia"/>
+        </w:rPr>
+        <w:t>记录版本演进关系，系统保留历史版本以便回滚和性能对比。</w:t>
+      </w:r>
+    </w:p>
+    <w:p/>
+    <w:p>
+      <w:pPr>
+        <w:rPr>
+          <w:rFonts w:hint="eastAsia"/>
+        </w:rPr>
+      </w:pPr>
+      <w:r>
+        <w:rPr>
+          <w:rFonts w:hint="eastAsia"/>
+        </w:rPr>
+        <w:t>历史记录模块负责记录和查询用户的分割操作历史，为结果追溯和性能分析提供数据支持。每次分割完成后，模块将分割记录写入数据库的分割记录表，记录包含用户</w:t>
+      </w:r>
+      <w:r>
+        <w:rPr>
+          <w:rFonts w:hint="eastAsia"/>
+        </w:rPr>
+        <w:t>ID</w:t>
+      </w:r>
+      <w:r>
+        <w:rPr>
+          <w:rFonts w:hint="eastAsia"/>
+        </w:rPr>
+        <w:t>、模型</w:t>
+      </w:r>
+      <w:r>
+        <w:rPr>
+          <w:rFonts w:hint="eastAsia"/>
+        </w:rPr>
+        <w:t>ID</w:t>
+      </w:r>
+      <w:r>
+        <w:rPr>
+          <w:rFonts w:hint="eastAsia"/>
+        </w:rPr>
+        <w:t>、图像数据、分割参数、评价指标、时间戳等完整信息。历史记录查询功能支持多条件组合筛选，用户可按时间范围、使用的模型、分割类型、状态等条件过滤记录列表，系统根据筛选条件构建数据库查询语句返回匹配的记录。记录详情查看功能提供单条分割记录的完整信息展示，包括原图、分割图和融合图的高清查看，以及详细的指标数据，用户可从详情页将结果添加到对比列表或删除记录。</w:t>
+      </w:r>
+    </w:p>
+    <w:p/>
+    <w:p>
+      <w:pPr>
+        <w:rPr>
+          <w:rFonts w:hint="eastAsia"/>
+        </w:rPr>
+      </w:pPr>
+      <w:r>
+        <w:rPr>
+          <w:rFonts w:hint="eastAsia"/>
+        </w:rPr>
+        <w:t>结果对比模块支持用户将多次分割的结果进行横向对比分析，便于评估不同模型或参数的分割效果差异。用户可从历史记录中选择感兴趣的结果添加到对比列表模块维护对比列表的数据结构存储选中结果的</w:t>
+      </w:r>
+      <w:r>
+        <w:rPr>
+          <w:rFonts w:hint="eastAsia"/>
+        </w:rPr>
+        <w:t>ID</w:t>
+      </w:r>
+      <w:r>
+        <w:rPr>
+          <w:rFonts w:hint="eastAsia"/>
+        </w:rPr>
+        <w:t>和相关信息。对比列表页面以卡片网格布局展示所有对比结果，每个卡片显示缩略图和关键指标，用户可点击卡片查看大图详情。模块提供对比列表的管理功能，支持移除单个结果或清空整个列表，批量下载功能将对比列表中的所有结果图像和指标数据打包为</w:t>
+      </w:r>
+      <w:r>
+        <w:rPr>
+          <w:rFonts w:hint="eastAsia"/>
+        </w:rPr>
+        <w:t>ZIP</w:t>
+      </w:r>
+      <w:r>
+        <w:rPr>
+          <w:rFonts w:hint="eastAsia"/>
+        </w:rPr>
+        <w:t>文件供用户下载分析。</w:t>
+      </w:r>
+    </w:p>
+    <w:p/>
+    <w:p>
+      <w:pPr>
+        <w:rPr>
+          <w:rFonts w:hint="eastAsia"/>
+        </w:rPr>
+      </w:pPr>
+      <w:r>
+        <w:rPr>
+          <w:rFonts w:hint="eastAsia"/>
+        </w:rPr>
+        <w:lastRenderedPageBreak/>
+        <w:t>数据增强模块提供图像增强功能，帮助用户在分割前预览不同增强操作的效果，评估增强对分割结果的影响。模块实现多种增强算法，几何变换包括旋转、水平翻转、垂直翻转、随机裁剪，色彩变换包括亮度调节、对比度调节、饱和度调节。用户选择增强参数后，模块对原图应用相应变换生成增强后的预览图像返回前端展示，用户确认后将增强图像替代原图进行分割。数据增强功能与分割模块解耦，增强操作记录单独保存到增强记录表，便于后续分析增强策略的效果。</w:t>
+      </w:r>
+    </w:p>
+    <w:p/>
+    <w:p>
+      <w:pPr>
+        <w:rPr>
+          <w:rFonts w:hint="eastAsia"/>
+        </w:rPr>
+      </w:pPr>
+      <w:r>
+        <w:rPr>
+          <w:rFonts w:hint="eastAsia"/>
+        </w:rPr>
+        <w:t>用户认证模块负责系统的用户身份验证和权限管理，采用基于</w:t>
+      </w:r>
+      <w:r>
+        <w:rPr>
+          <w:rFonts w:hint="eastAsia"/>
+        </w:rPr>
+        <w:t>JWT</w:t>
+      </w:r>
+      <w:r>
+        <w:rPr>
+          <w:rFonts w:hint="eastAsia"/>
+        </w:rPr>
+        <w:t>令牌的安全认证机制。用户登录时输入用户名和密码，模块验证凭证的有效性，密码经过加盐哈希处理后与数据库存储的密码哈希比对。验证通过后生成包含用户</w:t>
+      </w:r>
+      <w:r>
+        <w:rPr>
+          <w:rFonts w:hint="eastAsia"/>
+        </w:rPr>
+        <w:t>ID</w:t>
+      </w:r>
+      <w:r>
+        <w:rPr>
+          <w:rFonts w:hint="eastAsia"/>
+        </w:rPr>
+        <w:t>、角色、过期时间的</w:t>
+      </w:r>
+      <w:r>
+        <w:rPr>
+          <w:rFonts w:hint="eastAsia"/>
+        </w:rPr>
+        <w:t>JWT</w:t>
+      </w:r>
+      <w:r>
+        <w:rPr>
+          <w:rFonts w:hint="eastAsia"/>
+        </w:rPr>
+        <w:t>令牌返回前端，前端将令牌保存在本地存储中，后续</w:t>
+      </w:r>
+      <w:r>
+        <w:rPr>
+          <w:rFonts w:hint="eastAsia"/>
+        </w:rPr>
+        <w:t>API</w:t>
+      </w:r>
+      <w:r>
+        <w:rPr>
+          <w:rFonts w:hint="eastAsia"/>
+        </w:rPr>
+        <w:t>请求在</w:t>
+      </w:r>
+      <w:r>
+        <w:rPr>
+          <w:rFonts w:hint="eastAsia"/>
+        </w:rPr>
+        <w:t>Authorization</w:t>
+      </w:r>
+      <w:r>
+        <w:rPr>
+          <w:rFonts w:hint="eastAsia"/>
+        </w:rPr>
+        <w:t>请求头中携带令牌。中间件拦截每个请求验证令牌的有效性和过期时间，有效请求放行并解析用户信息注入请求上下文，无效或过期请求返回</w:t>
+      </w:r>
+      <w:r>
+        <w:rPr>
+          <w:rFonts w:hint="eastAsia"/>
+        </w:rPr>
+        <w:t>401</w:t>
+      </w:r>
+      <w:r>
+        <w:rPr>
+          <w:rFonts w:hint="eastAsia"/>
+        </w:rPr>
+        <w:t>未授权错误。权限验证根据用户角色判断是否允许执行特定操作，如模型上传、用户管理等管理员功能仅对角色为</w:t>
+      </w:r>
+      <w:r>
+        <w:rPr>
+          <w:rFonts w:hint="eastAsia"/>
+        </w:rPr>
+        <w:t>admin</w:t>
+      </w:r>
+      <w:r>
+        <w:rPr>
+          <w:rFonts w:hint="eastAsia"/>
+        </w:rPr>
+        <w:t>的用户开放。操作日志模块记录用户的登录、分割、模型管理等关键操作，包括操作类型、操作时间、操作结果等信息，用于安全审计和问题排查。</w:t>
+      </w:r>
+    </w:p>
+    <w:p/>
+    <w:p>
+      <w:pPr>
+        <w:rPr>
+          <w:rFonts w:hint="eastAsia"/>
+        </w:rPr>
+      </w:pPr>
+      <w:r>
+        <w:rPr>
+          <w:rFonts w:hint="eastAsia"/>
+        </w:rPr>
+        <w:t xml:space="preserve">3.5 </w:t>
+      </w:r>
+      <w:r>
+        <w:rPr>
+          <w:rFonts w:hint="eastAsia"/>
+        </w:rPr>
+        <w:t>数据库设计</w:t>
+      </w:r>
+    </w:p>
+    <w:p>
+      <w:pPr>
+        <w:rPr>
+          <w:rFonts w:hint="eastAsia"/>
+        </w:rPr>
+      </w:pPr>
+      <w:r>
+        <w:rPr>
+          <w:rFonts w:hint="eastAsia"/>
+        </w:rPr>
+        <w:t>系统数据库采用关系型数据库</w:t>
+      </w:r>
+      <w:r>
+        <w:rPr>
+          <w:rFonts w:hint="eastAsia"/>
+        </w:rPr>
+        <w:t>MySQL</w:t>
+      </w:r>
+      <w:r>
+        <w:rPr>
+          <w:rFonts w:hint="eastAsia"/>
+        </w:rPr>
+        <w:t>进行数据存储，依据业务需求设计了用户表、模型表、分割记录表、数据增强记录表、数据增强结果表、数据集表、数据集图像表和操作日志表共八个核心数据表。数据库设计遵循第三范式，减少数据冗余，通过外键约束维护表间的关联关系，确保数据的一致性和完整性。</w:t>
+      </w:r>
+    </w:p>
+    <w:p/>
+    <w:p>
+      <w:pPr>
+        <w:rPr>
+          <w:rFonts w:hint="eastAsia"/>
+        </w:rPr>
+      </w:pPr>
+      <w:r>
+        <w:rPr>
+          <w:rFonts w:hint="eastAsia"/>
+        </w:rPr>
+        <w:t>用户表用于存储系统用户的账户信息和认证数据，主键为用户</w:t>
+      </w:r>
+      <w:r>
+        <w:rPr>
+          <w:rFonts w:hint="eastAsia"/>
+        </w:rPr>
+        <w:t>ID</w:t>
+      </w:r>
+      <w:r>
+        <w:rPr>
+          <w:rFonts w:hint="eastAsia"/>
+        </w:rPr>
+        <w:t>采用大整型自增字段。用户名字段为长度五十的变长字符串，设置唯一索引确保用户名不重复。邮箱地址字段为长度一百的变长字符串，设置唯一索引支持邮箱登录和密码找回。密码哈希字段为长度二百五十五的变长字符串存储加盐哈希后的密码，密码盐值字段为长度六十四的变长字符串存储随机生成的盐值。用户昵称字段为可选的变长字符串，头像字段为文本类型存储</w:t>
+      </w:r>
+      <w:r>
+        <w:rPr>
+          <w:rFonts w:hint="eastAsia"/>
+        </w:rPr>
+        <w:t>Base64</w:t>
+      </w:r>
+      <w:r>
+        <w:rPr>
+          <w:rFonts w:hint="eastAsia"/>
+        </w:rPr>
+        <w:t>编码的头像图片。用户角色字段为枚举类型取值为</w:t>
+      </w:r>
+      <w:r>
+        <w:rPr>
+          <w:rFonts w:hint="eastAsia"/>
+        </w:rPr>
+        <w:t>user</w:t>
+      </w:r>
+      <w:r>
+        <w:rPr>
+          <w:rFonts w:hint="eastAsia"/>
+        </w:rPr>
+        <w:t>或</w:t>
+      </w:r>
+      <w:r>
+        <w:rPr>
+          <w:rFonts w:hint="eastAsia"/>
+        </w:rPr>
+        <w:t>admin</w:t>
+      </w:r>
+      <w:r>
+        <w:rPr>
+          <w:rFonts w:hint="eastAsia"/>
+        </w:rPr>
+        <w:t>，默认为普通用户。状态字段为短整型标识用户是否被禁用，默认值为正常。时间字段包括创建时间、更新时间和最后登录时间记录用户生命周期的重要时间点，最后登录</w:t>
+      </w:r>
+      <w:r>
+        <w:rPr>
+          <w:rFonts w:hint="eastAsia"/>
+        </w:rPr>
+        <w:t>IP</w:t>
+      </w:r>
+      <w:r>
+        <w:rPr>
+          <w:rFonts w:hint="eastAsia"/>
+        </w:rPr>
+        <w:t>字段记录用户最后一次登录的</w:t>
+      </w:r>
+      <w:r>
+        <w:rPr>
+          <w:rFonts w:hint="eastAsia"/>
+        </w:rPr>
+        <w:t>IP</w:t>
+      </w:r>
+      <w:r>
+        <w:rPr>
+          <w:rFonts w:hint="eastAsia"/>
+        </w:rPr>
+        <w:t>地址用于安全审计。</w:t>
+      </w:r>
+    </w:p>
+    <w:p/>
+    <w:p>
+      <w:pPr>
+        <w:rPr>
+          <w:rFonts w:hint="eastAsia"/>
+        </w:rPr>
+      </w:pPr>
+      <w:r>
+        <w:rPr>
+          <w:rFonts w:hint="eastAsia"/>
+        </w:rPr>
+        <w:t>模型表用于存储</w:t>
+      </w:r>
+      <w:r>
+        <w:rPr>
+          <w:rFonts w:hint="eastAsia"/>
+        </w:rPr>
+        <w:t>AI</w:t>
+      </w:r>
+      <w:r>
+        <w:rPr>
+          <w:rFonts w:hint="eastAsia"/>
+        </w:rPr>
+        <w:t>分割模型的元数据和管理信息，主键为模型</w:t>
+      </w:r>
+      <w:r>
+        <w:rPr>
+          <w:rFonts w:hint="eastAsia"/>
+        </w:rPr>
+        <w:t>ID</w:t>
+      </w:r>
+      <w:r>
+        <w:rPr>
+          <w:rFonts w:hint="eastAsia"/>
+        </w:rPr>
+        <w:t>采用大整型自增字段。模型名称字段为长度一百的变长字符串，设置唯一索引确保模型名称不重复。模型类型字段为枚举类型取值为</w:t>
+      </w:r>
+      <w:r>
+        <w:rPr>
+          <w:rFonts w:hint="eastAsia"/>
+        </w:rPr>
+        <w:t>segmentation</w:t>
       </w:r>
       <w:r>
         <w:rPr>
@@ -4912,19 +6660,219 @@
         </w:rPr>
         <w:t>、</w:t>
       </w:r>
+      <w:r>
+        <w:rPr>
+          <w:rFonts w:hint="eastAsia"/>
+        </w:rPr>
+        <w:t>classification</w:t>
+      </w:r>
+      <w:r>
+        <w:rPr>
+          <w:rFonts w:hint="eastAsia"/>
+        </w:rPr>
+        <w:t>或</w:t>
+      </w:r>
+      <w:r>
+        <w:rPr>
+          <w:rFonts w:hint="eastAsia"/>
+        </w:rPr>
+        <w:t>detection</w:t>
+      </w:r>
+      <w:r>
+        <w:rPr>
+          <w:rFonts w:hint="eastAsia"/>
+        </w:rPr>
+        <w:t>，当前系统仅使用</w:t>
+      </w:r>
+      <w:r>
+        <w:rPr>
+          <w:rFonts w:hint="eastAsia"/>
+        </w:rPr>
+        <w:t>segmentation</w:t>
+      </w:r>
+      <w:r>
+        <w:rPr>
+          <w:rFonts w:hint="eastAsia"/>
+        </w:rPr>
+        <w:t>类型。版本号为长度二十的变长字符串遵循语义化版本规范。父模型</w:t>
+      </w:r>
+      <w:r>
+        <w:rPr>
+          <w:rFonts w:hint="eastAsia"/>
+        </w:rPr>
+        <w:t>ID</w:t>
+      </w:r>
+      <w:r>
+        <w:rPr>
+          <w:rFonts w:hint="eastAsia"/>
+        </w:rPr>
+        <w:t>字段为外键关联到模型表自身实现模型版本的继承关系，删除父模型时将子模型的父</w:t>
+      </w:r>
+      <w:r>
+        <w:rPr>
+          <w:rFonts w:hint="eastAsia"/>
+        </w:rPr>
+        <w:t>ID</w:t>
+      </w:r>
+      <w:r>
+        <w:rPr>
+          <w:rFonts w:hint="eastAsia"/>
+        </w:rPr>
+        <w:t>设置为空。变更日志和模型描述字段为文本类型记录版本变更说明和模型功能描述。模型文件路径字段存储模型权重文件在服务器文件系统的绝对路径，模型文件大小字段记录文件字节数。输入尺寸字段为字符串格式如</w:t>
+      </w:r>
+      <w:r>
+        <w:rPr>
+          <w:rFonts w:hint="eastAsia"/>
+        </w:rPr>
+        <w:t>512x512</w:t>
+      </w:r>
+      <w:r>
+        <w:rPr>
+          <w:rFonts w:hint="eastAsia"/>
+        </w:rPr>
+        <w:t>，类别数量字段为整型，支持的分割类型字段为</w:t>
+      </w:r>
+      <w:r>
+        <w:rPr>
+          <w:rFonts w:hint="eastAsia"/>
+        </w:rPr>
+        <w:t>JSON</w:t>
+      </w:r>
+      <w:r>
+        <w:rPr>
+          <w:rFonts w:hint="eastAsia"/>
+        </w:rPr>
+        <w:t>数组格式存储。性能指标字段为</w:t>
+      </w:r>
+      <w:r>
+        <w:rPr>
+          <w:rFonts w:hint="eastAsia"/>
+        </w:rPr>
+        <w:t>JSON</w:t>
+      </w:r>
+      <w:r>
+        <w:rPr>
+          <w:rFonts w:hint="eastAsia"/>
+        </w:rPr>
+        <w:t>类型存储</w:t>
+      </w:r>
       <w:proofErr w:type="spellStart"/>
       <w:r>
         <w:rPr>
           <w:rFonts w:hint="eastAsia"/>
         </w:rPr>
-        <w:t>ProcessOn</w:t>
+        <w:t>mIoU</w:t>
       </w:r>
       <w:proofErr w:type="spellEnd"/>
       <w:r>
         <w:rPr>
           <w:rFonts w:hint="eastAsia"/>
         </w:rPr>
-        <w:t xml:space="preserve"> </w:t>
+        <w:t>、</w:t>
+      </w:r>
+      <w:r>
+        <w:rPr>
+          <w:rFonts w:hint="eastAsia"/>
+        </w:rPr>
+        <w:t>Accuracy</w:t>
+      </w:r>
+      <w:r>
+        <w:rPr>
+          <w:rFonts w:hint="eastAsia"/>
+        </w:rPr>
+        <w:t>等评估指标。状态字段包括是否启用、是否默认模型、是否最新版本三个短整型标识，便于系统选择默认模型和过滤可用模型列表。时间字段包括创建时间和更新时间。</w:t>
+      </w:r>
+    </w:p>
+    <w:p/>
+    <w:p>
+      <w:pPr>
+        <w:rPr>
+          <w:rFonts w:hint="eastAsia"/>
+        </w:rPr>
+      </w:pPr>
+      <w:r>
+        <w:rPr>
+          <w:rFonts w:hint="eastAsia"/>
+        </w:rPr>
+        <w:t>分割记录表用于存储每次图像分割操作的完整信息，主键为记录</w:t>
+      </w:r>
+      <w:r>
+        <w:rPr>
+          <w:rFonts w:hint="eastAsia"/>
+        </w:rPr>
+        <w:t>ID</w:t>
+      </w:r>
+      <w:r>
+        <w:rPr>
+          <w:rFonts w:hint="eastAsia"/>
+        </w:rPr>
+        <w:t>采用大整型自增字段。用户</w:t>
+      </w:r>
+      <w:r>
+        <w:rPr>
+          <w:rFonts w:hint="eastAsia"/>
+        </w:rPr>
+        <w:t>ID</w:t>
+      </w:r>
+      <w:r>
+        <w:rPr>
+          <w:rFonts w:hint="eastAsia"/>
+        </w:rPr>
+        <w:t>和模型</w:t>
+      </w:r>
+      <w:r>
+        <w:rPr>
+          <w:rFonts w:hint="eastAsia"/>
+        </w:rPr>
+        <w:t>ID</w:t>
+      </w:r>
+      <w:r>
+        <w:rPr>
+          <w:rFonts w:hint="eastAsia"/>
+        </w:rPr>
+        <w:t>为外键分别关联用户表和模型表，用户</w:t>
+      </w:r>
+      <w:r>
+        <w:rPr>
+          <w:rFonts w:hint="eastAsia"/>
+        </w:rPr>
+        <w:t>ID</w:t>
+      </w:r>
+      <w:r>
+        <w:rPr>
+          <w:rFonts w:hint="eastAsia"/>
+        </w:rPr>
+        <w:t>设置级联删除确保用户删除时其分割记录一并删除，模型</w:t>
+      </w:r>
+      <w:r>
+        <w:rPr>
+          <w:rFonts w:hint="eastAsia"/>
+        </w:rPr>
+        <w:t>ID</w:t>
+      </w:r>
+      <w:r>
+        <w:rPr>
+          <w:rFonts w:hint="eastAsia"/>
+        </w:rPr>
+        <w:t>设置设置为空确保模型删除后分割记录仍可查询。图像数据字段原图、分割结果图和融合图采用长文本类型存储</w:t>
+      </w:r>
+      <w:r>
+        <w:rPr>
+          <w:rFonts w:hint="eastAsia"/>
+        </w:rPr>
+        <w:t>Base64</w:t>
+      </w:r>
+      <w:r>
+        <w:rPr>
+          <w:rFonts w:hint="eastAsia"/>
+        </w:rPr>
+        <w:t>编码的图像数据，便于前端直接展示无需额外请求。分割类型字段为枚举类型取值为</w:t>
+      </w:r>
+      <w:r>
+        <w:rPr>
+          <w:rFonts w:hint="eastAsia"/>
+        </w:rPr>
+        <w:t>semantic</w:t>
       </w:r>
       <w:r>
         <w:rPr>
@@ -4936,25 +6884,89 @@
         <w:rPr>
           <w:rFonts w:hint="eastAsia"/>
         </w:rPr>
-        <w:t xml:space="preserve"> draw.io </w:t>
-      </w:r>
-      <w:r>
-        <w:rPr>
-          <w:rFonts w:hint="eastAsia"/>
-        </w:rPr>
-        <w:t>绘制，图题为图</w:t>
-      </w:r>
-      <w:r>
-        <w:rPr>
-          <w:rFonts w:hint="eastAsia"/>
-        </w:rPr>
-        <w:t xml:space="preserve"> 3-1 </w:t>
-      </w:r>
-      <w:r>
-        <w:rPr>
-          <w:rFonts w:hint="eastAsia"/>
-        </w:rPr>
-        <w:t>系统用例图】</w:t>
+        <w:t>instance</w:t>
+      </w:r>
+      <w:r>
+        <w:rPr>
+          <w:rFonts w:hint="eastAsia"/>
+        </w:rPr>
+        <w:t>。图像属性字段包括图像宽度、高度、格式和文件大小记录原始图像的基本信息。处理结果字段包括处理耗时浮点型、</w:t>
+      </w:r>
+      <w:proofErr w:type="spellStart"/>
+      <w:r>
+        <w:rPr>
+          <w:rFonts w:hint="eastAsia"/>
+        </w:rPr>
+        <w:t>IoU</w:t>
+      </w:r>
+      <w:proofErr w:type="spellEnd"/>
+      <w:r>
+        <w:rPr>
+          <w:rFonts w:hint="eastAsia"/>
+        </w:rPr>
+        <w:t>得分浮点型、准确率浮点型、各类别</w:t>
+      </w:r>
+      <w:proofErr w:type="spellStart"/>
+      <w:r>
+        <w:rPr>
+          <w:rFonts w:hint="eastAsia"/>
+        </w:rPr>
+        <w:t>IoU</w:t>
+      </w:r>
+      <w:proofErr w:type="spellEnd"/>
+      <w:r>
+        <w:rPr>
+          <w:rFonts w:hint="eastAsia"/>
+        </w:rPr>
+        <w:t>得分</w:t>
+      </w:r>
+      <w:r>
+        <w:rPr>
+          <w:rFonts w:hint="eastAsia"/>
+        </w:rPr>
+        <w:t>JSON</w:t>
+      </w:r>
+      <w:r>
+        <w:rPr>
+          <w:rFonts w:hint="eastAsia"/>
+        </w:rPr>
+        <w:t>数组、各类别像素占比</w:t>
+      </w:r>
+      <w:r>
+        <w:rPr>
+          <w:rFonts w:hint="eastAsia"/>
+        </w:rPr>
+        <w:t>JSON</w:t>
+      </w:r>
+      <w:r>
+        <w:rPr>
+          <w:rFonts w:hint="eastAsia"/>
+        </w:rPr>
+        <w:t>数组、实例分割信息</w:t>
+      </w:r>
+      <w:r>
+        <w:rPr>
+          <w:rFonts w:hint="eastAsia"/>
+        </w:rPr>
+        <w:t>JSON</w:t>
+      </w:r>
+      <w:r>
+        <w:rPr>
+          <w:rFonts w:hint="eastAsia"/>
+        </w:rPr>
+        <w:t>对象和其他评估指标</w:t>
+      </w:r>
+      <w:r>
+        <w:rPr>
+          <w:rFonts w:hint="eastAsia"/>
+        </w:rPr>
+        <w:t>JSON</w:t>
+      </w:r>
+      <w:r>
+        <w:rPr>
+          <w:rFonts w:hint="eastAsia"/>
+        </w:rPr>
+        <w:t>对象。状态字段标识分割操作是否成功，错误信息字段记录失败时的错误描述。创建时间字段设置索引支持按时间范围查询历史记录。</w:t>
       </w:r>
     </w:p>
     <w:p/>
@@ -4968,7 +6980,79 @@
         <w:rPr>
           <w:rFonts w:hint="eastAsia"/>
         </w:rPr>
-        <w:t>用例图绘制完成后，应对每个用例进行简要说明，包括用例名称、参与者、前置条件、后置条件和基本事件流。例如图像分割用例的简要说明为，用例名称为图像分割，参与者为普通用户，前置条件为用户已登录系统且系统中有可用模型，后置条件为生成分割记录并保存到数据库，基本事件流为用户选择模型并上传图像，系统验证图像格式和尺寸，调用模型进行推理，返回分割结果和评价指标，用户查看结果并选择下载或收藏。</w:t>
+        <w:t>数据增强记录表存储数据增强操作的元数据，主键为增强记录</w:t>
+      </w:r>
+      <w:r>
+        <w:rPr>
+          <w:rFonts w:hint="eastAsia"/>
+        </w:rPr>
+        <w:t>ID</w:t>
+      </w:r>
+      <w:r>
+        <w:rPr>
+          <w:rFonts w:hint="eastAsia"/>
+        </w:rPr>
+        <w:t>，外键用户</w:t>
+      </w:r>
+      <w:r>
+        <w:rPr>
+          <w:rFonts w:hint="eastAsia"/>
+        </w:rPr>
+        <w:t>ID</w:t>
+      </w:r>
+      <w:r>
+        <w:rPr>
+          <w:rFonts w:hint="eastAsia"/>
+        </w:rPr>
+        <w:t>关联用户表，增强参数字段为</w:t>
+      </w:r>
+      <w:r>
+        <w:rPr>
+          <w:rFonts w:hint="eastAsia"/>
+        </w:rPr>
+        <w:t>JSON</w:t>
+      </w:r>
+      <w:r>
+        <w:rPr>
+          <w:rFonts w:hint="eastAsia"/>
+        </w:rPr>
+        <w:t>类型存储旋转角度、翻转标志、裁剪比例等参数配置，操作状态和创建时间记录操作的执行状态和时间。数据增强结果表存储增强后的图像结果，主键为结果</w:t>
+      </w:r>
+      <w:r>
+        <w:rPr>
+          <w:rFonts w:hint="eastAsia"/>
+        </w:rPr>
+        <w:t>ID</w:t>
+      </w:r>
+      <w:r>
+        <w:rPr>
+          <w:rFonts w:hint="eastAsia"/>
+        </w:rPr>
+        <w:t>，外键增强记录</w:t>
+      </w:r>
+      <w:r>
+        <w:rPr>
+          <w:rFonts w:hint="eastAsia"/>
+        </w:rPr>
+        <w:t>ID</w:t>
+      </w:r>
+      <w:r>
+        <w:rPr>
+          <w:rFonts w:hint="eastAsia"/>
+        </w:rPr>
+        <w:t>关联增强记录表，增强图像字段存储</w:t>
+      </w:r>
+      <w:r>
+        <w:rPr>
+          <w:rFonts w:hint="eastAsia"/>
+        </w:rPr>
+        <w:t>Base64</w:t>
+      </w:r>
+      <w:r>
+        <w:rPr>
+          <w:rFonts w:hint="eastAsia"/>
+        </w:rPr>
+        <w:t>编码的增强图像，图像属性字段记录增强后图像的尺寸和格式。</w:t>
       </w:r>
     </w:p>
     <w:p/>
@@ -4982,194 +7066,55 @@
         <w:rPr>
           <w:rFonts w:hint="eastAsia"/>
         </w:rPr>
-        <w:t xml:space="preserve">3.1.3 </w:t>
-      </w:r>
-      <w:r>
-        <w:rPr>
-          <w:rFonts w:hint="eastAsia"/>
-        </w:rPr>
-        <w:t>性能需求</w:t>
-      </w:r>
-    </w:p>
-    <w:p>
-      <w:pPr>
-        <w:rPr>
-          <w:rFonts w:hint="eastAsia"/>
-        </w:rPr>
-      </w:pPr>
-      <w:r>
-        <w:rPr>
-          <w:rFonts w:hint="eastAsia"/>
-        </w:rPr>
-        <w:t>系统性能需求包括响应时间、吞吐量、并发能力和资源利用率等指标。响应时间方面，单张</w:t>
-      </w:r>
-      <w:r>
-        <w:rPr>
-          <w:rFonts w:hint="eastAsia"/>
-        </w:rPr>
-        <w:t xml:space="preserve"> 512 </w:t>
-      </w:r>
-      <w:r>
-        <w:rPr>
-          <w:rFonts w:hint="eastAsia"/>
-        </w:rPr>
-        <w:t>乘</w:t>
-      </w:r>
-      <w:r>
-        <w:rPr>
-          <w:rFonts w:hint="eastAsia"/>
-        </w:rPr>
-        <w:t xml:space="preserve"> 512 </w:t>
-      </w:r>
-      <w:r>
-        <w:rPr>
-          <w:rFonts w:hint="eastAsia"/>
-        </w:rPr>
-        <w:t>图像的分割推理时间在</w:t>
-      </w:r>
-      <w:r>
-        <w:rPr>
-          <w:rFonts w:hint="eastAsia"/>
-        </w:rPr>
-        <w:t xml:space="preserve"> GPU </w:t>
-      </w:r>
-      <w:r>
-        <w:rPr>
-          <w:rFonts w:hint="eastAsia"/>
-        </w:rPr>
-        <w:t>环境下应小于</w:t>
-      </w:r>
-      <w:r>
-        <w:rPr>
-          <w:rFonts w:hint="eastAsia"/>
-        </w:rPr>
-        <w:t xml:space="preserve"> 200ms</w:t>
-      </w:r>
-      <w:r>
-        <w:rPr>
-          <w:rFonts w:hint="eastAsia"/>
-        </w:rPr>
-        <w:t>，在</w:t>
-      </w:r>
-      <w:r>
-        <w:rPr>
-          <w:rFonts w:hint="eastAsia"/>
-        </w:rPr>
-        <w:t xml:space="preserve"> CPU </w:t>
-      </w:r>
-      <w:r>
-        <w:rPr>
-          <w:rFonts w:hint="eastAsia"/>
-        </w:rPr>
-        <w:t>环境下应小于</w:t>
-      </w:r>
-      <w:r>
-        <w:rPr>
-          <w:rFonts w:hint="eastAsia"/>
-        </w:rPr>
-        <w:t xml:space="preserve"> 1 </w:t>
-      </w:r>
-      <w:r>
-        <w:rPr>
-          <w:rFonts w:hint="eastAsia"/>
-        </w:rPr>
-        <w:t>秒，页面加载时间应小于</w:t>
-      </w:r>
-      <w:r>
-        <w:rPr>
-          <w:rFonts w:hint="eastAsia"/>
-        </w:rPr>
-        <w:t xml:space="preserve"> 2 </w:t>
-      </w:r>
-      <w:r>
-        <w:rPr>
-          <w:rFonts w:hint="eastAsia"/>
-        </w:rPr>
-        <w:t>秒，</w:t>
-      </w:r>
-      <w:r>
-        <w:rPr>
-          <w:rFonts w:hint="eastAsia"/>
-        </w:rPr>
-        <w:t xml:space="preserve">API </w:t>
-      </w:r>
-      <w:r>
-        <w:rPr>
-          <w:rFonts w:hint="eastAsia"/>
-        </w:rPr>
-        <w:t>请求响应时间应小于</w:t>
-      </w:r>
-      <w:r>
-        <w:rPr>
-          <w:rFonts w:hint="eastAsia"/>
-        </w:rPr>
-        <w:t xml:space="preserve"> 500ms</w:t>
-      </w:r>
-      <w:r>
-        <w:rPr>
-          <w:rFonts w:hint="eastAsia"/>
-        </w:rPr>
-        <w:t>。吞吐量方面，系统应支持至少</w:t>
-      </w:r>
-      <w:r>
-        <w:rPr>
-          <w:rFonts w:hint="eastAsia"/>
-        </w:rPr>
-        <w:t xml:space="preserve"> 5 </w:t>
-      </w:r>
-      <w:r>
-        <w:rPr>
-          <w:rFonts w:hint="eastAsia"/>
-        </w:rPr>
-        <w:t>张每秒的连续图像推理处理能力，满足一般研究场景的使用需求。并发能力方面，系统应支持至少</w:t>
-      </w:r>
-      <w:r>
-        <w:rPr>
-          <w:rFonts w:hint="eastAsia"/>
-        </w:rPr>
-        <w:t xml:space="preserve"> 10 </w:t>
-      </w:r>
-      <w:r>
-        <w:rPr>
-          <w:rFonts w:hint="eastAsia"/>
-        </w:rPr>
-        <w:t>个并发用户同时进行分割操作，在高负载情况下系统响应时间不应显著增加。资源利用率方面，</w:t>
-      </w:r>
-      <w:r>
-        <w:rPr>
-          <w:rFonts w:hint="eastAsia"/>
-        </w:rPr>
-        <w:t xml:space="preserve">GPU </w:t>
-      </w:r>
-      <w:r>
-        <w:rPr>
-          <w:rFonts w:hint="eastAsia"/>
-        </w:rPr>
-        <w:t>显存占用应控制在合理范围内，模型加载后空闲时显存占用不应超过</w:t>
-      </w:r>
-      <w:r>
-        <w:rPr>
-          <w:rFonts w:hint="eastAsia"/>
-        </w:rPr>
-        <w:t xml:space="preserve"> 2GB</w:t>
-      </w:r>
-      <w:r>
-        <w:rPr>
-          <w:rFonts w:hint="eastAsia"/>
-        </w:rPr>
-        <w:t>，推理过程中峰值显存占用不应超过</w:t>
-      </w:r>
-      <w:r>
-        <w:rPr>
-          <w:rFonts w:hint="eastAsia"/>
-        </w:rPr>
-        <w:t xml:space="preserve"> 4GB</w:t>
-      </w:r>
-      <w:r>
-        <w:rPr>
-          <w:rFonts w:hint="eastAsia"/>
-        </w:rPr>
-        <w:t>。</w:t>
+        <w:t>数据集表用于管理训练数据集信息，主键为数据集</w:t>
+      </w:r>
+      <w:r>
+        <w:rPr>
+          <w:rFonts w:hint="eastAsia"/>
+        </w:rPr>
+        <w:t>ID</w:t>
+      </w:r>
+      <w:r>
+        <w:rPr>
+          <w:rFonts w:hint="eastAsia"/>
+        </w:rPr>
+        <w:t>，数据集名称和描述字段记录数据集的基本信息，数据集路径字段存储数据集在文件系统的根目录路径，类别列表字段为</w:t>
+      </w:r>
+      <w:r>
+        <w:rPr>
+          <w:rFonts w:hint="eastAsia"/>
+        </w:rPr>
+        <w:t>JSON</w:t>
+      </w:r>
+      <w:r>
+        <w:rPr>
+          <w:rFonts w:hint="eastAsia"/>
+        </w:rPr>
+        <w:t>数组存储数据集中包含的类别名称，图像数量字段记录数据集包含的图像总数，创建时间和更新时间记录数据集的生命周期。数据集图像表存储数据集中每张图像的元数据，主键为图像</w:t>
+      </w:r>
+      <w:r>
+        <w:rPr>
+          <w:rFonts w:hint="eastAsia"/>
+        </w:rPr>
+        <w:t>ID</w:t>
+      </w:r>
+      <w:r>
+        <w:rPr>
+          <w:rFonts w:hint="eastAsia"/>
+        </w:rPr>
+        <w:t>，外键数据集</w:t>
+      </w:r>
+      <w:r>
+        <w:rPr>
+          <w:rFonts w:hint="eastAsia"/>
+        </w:rPr>
+        <w:t>ID</w:t>
+      </w:r>
+      <w:r>
+        <w:rPr>
+          <w:rFonts w:hint="eastAsia"/>
+        </w:rPr>
+        <w:t>关联数据集表，图像路径字段存储图像文件路径，标注文件路径字段存储对应的标注文件路径，图像尺寸字段记录图像的宽度和高度，创建时间记录图像导入数据集的时间。</w:t>
       </w:r>
     </w:p>
     <w:p/>
@@ -5178,1894 +7123,9 @@
         <w:rPr>
           <w:rFonts w:hint="eastAsia"/>
         </w:rPr>
-      </w:pPr>
-      <w:r>
-        <w:rPr>
-          <w:rFonts w:hint="eastAsia"/>
-        </w:rPr>
-        <w:t>可靠性需求方面，系统应支持</w:t>
-      </w:r>
-      <w:r>
-        <w:rPr>
-          <w:rFonts w:hint="eastAsia"/>
-        </w:rPr>
-        <w:t xml:space="preserve"> 72 </w:t>
-      </w:r>
-      <w:r>
-        <w:rPr>
-          <w:rFonts w:hint="eastAsia"/>
-        </w:rPr>
-        <w:t>小时连续运行无故障，对于无效输入和异常操作有适当的容错处理，如文件格式不支持、图像尺寸过小、模型加载失败等情况应返回明确的错误提示而非系统崩溃。数据一致性需求方面，分割记录一旦保存不应丢失或损坏，数据库操作应采用事务机制确保原子性，重要数据如用户信息、模型文件等应定期备份防止意外丢失。</w:t>
-      </w:r>
-    </w:p>
-    <w:p/>
-    <w:p>
-      <w:pPr>
-        <w:rPr>
-          <w:rFonts w:hint="eastAsia"/>
-        </w:rPr>
-      </w:pPr>
-      <w:r>
-        <w:rPr>
-          <w:rFonts w:hint="eastAsia"/>
-        </w:rPr>
-        <w:t>安全性需求方面，用户登录需要密码验证，密码存储应采用加盐哈希方式防止明文泄露，敏感操作如模型上传、用户禁用等需要管理员权限验证，系统应记录关键操作日志用于安全审计和问题追溯。</w:t>
-      </w:r>
-      <w:r>
-        <w:rPr>
-          <w:rFonts w:hint="eastAsia"/>
-        </w:rPr>
-        <w:t xml:space="preserve">API </w:t>
-      </w:r>
-      <w:r>
-        <w:rPr>
-          <w:rFonts w:hint="eastAsia"/>
-        </w:rPr>
-        <w:t>接口应采用</w:t>
-      </w:r>
-      <w:r>
-        <w:rPr>
-          <w:rFonts w:hint="eastAsia"/>
-        </w:rPr>
-        <w:t xml:space="preserve"> JWT Token </w:t>
-      </w:r>
-      <w:r>
-        <w:rPr>
-          <w:rFonts w:hint="eastAsia"/>
-        </w:rPr>
-        <w:t>认证机制，未认证或</w:t>
-      </w:r>
-      <w:r>
-        <w:rPr>
-          <w:rFonts w:hint="eastAsia"/>
-        </w:rPr>
-        <w:t xml:space="preserve"> Token </w:t>
-      </w:r>
-      <w:r>
-        <w:rPr>
-          <w:rFonts w:hint="eastAsia"/>
-        </w:rPr>
-        <w:t>过期的请求应返回</w:t>
-      </w:r>
-      <w:r>
-        <w:rPr>
-          <w:rFonts w:hint="eastAsia"/>
-        </w:rPr>
-        <w:t xml:space="preserve"> 401 </w:t>
-      </w:r>
-      <w:r>
-        <w:rPr>
-          <w:rFonts w:hint="eastAsia"/>
-        </w:rPr>
-        <w:t>未授权错误，防止未授权访问。</w:t>
-      </w:r>
-    </w:p>
-    <w:p/>
-    <w:p>
-      <w:pPr>
-        <w:rPr>
-          <w:rFonts w:hint="eastAsia"/>
-        </w:rPr>
-      </w:pPr>
-      <w:r>
-        <w:rPr>
-          <w:rFonts w:hint="eastAsia"/>
-        </w:rPr>
-        <w:t xml:space="preserve">3.1.4 </w:t>
-      </w:r>
-      <w:r>
-        <w:rPr>
-          <w:rFonts w:hint="eastAsia"/>
-        </w:rPr>
-        <w:t>数据需求</w:t>
-      </w:r>
-    </w:p>
-    <w:p>
-      <w:pPr>
-        <w:rPr>
-          <w:rFonts w:hint="eastAsia"/>
-        </w:rPr>
-      </w:pPr>
-      <w:r>
-        <w:rPr>
-          <w:rFonts w:hint="eastAsia"/>
-        </w:rPr>
-        <w:t>系统数据需求包括数据类型、数据来源、数据流向和数据存储等方面。数据类型方面，系统处理的数据主要包括图像数据、模型数据、用户数据和日志数据四类。图像数据包括用户上传的原始车辆图像、分割结果掩码图像和融合效果图，采用</w:t>
-      </w:r>
-      <w:r>
-        <w:rPr>
-          <w:rFonts w:hint="eastAsia"/>
-        </w:rPr>
-        <w:t xml:space="preserve"> JPG </w:t>
-      </w:r>
-      <w:r>
-        <w:rPr>
-          <w:rFonts w:hint="eastAsia"/>
-        </w:rPr>
-        <w:t>或</w:t>
-      </w:r>
-      <w:r>
-        <w:rPr>
-          <w:rFonts w:hint="eastAsia"/>
-        </w:rPr>
-        <w:t xml:space="preserve"> PNG </w:t>
-      </w:r>
-      <w:r>
-        <w:rPr>
-          <w:rFonts w:hint="eastAsia"/>
-        </w:rPr>
-        <w:t>格式存储。模型数据包括模型权重文件及元数据信息，权重文件采用</w:t>
-      </w:r>
-      <w:r>
-        <w:rPr>
-          <w:rFonts w:hint="eastAsia"/>
-        </w:rPr>
-        <w:t xml:space="preserve"> </w:t>
-      </w:r>
-      <w:proofErr w:type="spellStart"/>
-      <w:r>
-        <w:rPr>
-          <w:rFonts w:hint="eastAsia"/>
-        </w:rPr>
-        <w:t>PyTorch</w:t>
-      </w:r>
-      <w:proofErr w:type="spellEnd"/>
-      <w:r>
-        <w:rPr>
-          <w:rFonts w:hint="eastAsia"/>
-        </w:rPr>
-        <w:t xml:space="preserve"> </w:t>
-      </w:r>
-      <w:r>
-        <w:rPr>
-          <w:rFonts w:hint="eastAsia"/>
-        </w:rPr>
-        <w:t>的</w:t>
-      </w:r>
-      <w:r>
-        <w:rPr>
-          <w:rFonts w:hint="eastAsia"/>
-        </w:rPr>
-        <w:t>.</w:t>
-      </w:r>
-      <w:proofErr w:type="spellStart"/>
-      <w:r>
-        <w:rPr>
-          <w:rFonts w:hint="eastAsia"/>
-        </w:rPr>
-        <w:t>pth</w:t>
-      </w:r>
-      <w:proofErr w:type="spellEnd"/>
-      <w:r>
-        <w:rPr>
-          <w:rFonts w:hint="eastAsia"/>
-        </w:rPr>
-        <w:t xml:space="preserve"> </w:t>
-      </w:r>
-      <w:r>
-        <w:rPr>
-          <w:rFonts w:hint="eastAsia"/>
-        </w:rPr>
-        <w:t>格式，元数据采用</w:t>
-      </w:r>
-      <w:r>
-        <w:rPr>
-          <w:rFonts w:hint="eastAsia"/>
-        </w:rPr>
-        <w:t xml:space="preserve"> JSON </w:t>
-      </w:r>
-      <w:r>
-        <w:rPr>
-          <w:rFonts w:hint="eastAsia"/>
-        </w:rPr>
-        <w:t>格式存储于数据库中。用户数据包括用户账户信息、操作记录和权限配置，采用关系型数据库表结构存储。日志数据包括系统运行日志、推理请求日志和错误日志，采用文本日志文件配合数据库记录存储。</w:t>
-      </w:r>
-    </w:p>
-    <w:p/>
-    <w:p>
-      <w:pPr>
-        <w:rPr>
-          <w:rFonts w:hint="eastAsia"/>
-        </w:rPr>
-      </w:pPr>
-      <w:r>
-        <w:rPr>
-          <w:rFonts w:hint="eastAsia"/>
-        </w:rPr>
-        <w:t>数据来源方面，图像数据来源于用户通过</w:t>
-      </w:r>
-      <w:r>
-        <w:rPr>
-          <w:rFonts w:hint="eastAsia"/>
-        </w:rPr>
-        <w:t xml:space="preserve"> Web </w:t>
-      </w:r>
-      <w:r>
-        <w:rPr>
-          <w:rFonts w:hint="eastAsia"/>
-        </w:rPr>
-        <w:t>界面上传，模型数据来源于管理员上传或训练脚本生成，用户数据来源于用户注册和管理员创建，日志数据由系统自动记录生成。数据流向方面，用户上传的图像数据经预处理后送入模型推理模块，推理结果经后处理生成可视化图像并存储到数据库，用户可通过历史记录和结果对比功能查询和检索存储的分割结果。</w:t>
-      </w:r>
-    </w:p>
-    <w:p/>
-    <w:p>
-      <w:r>
-        <w:rPr>
-          <w:rFonts w:hint="eastAsia"/>
-        </w:rPr>
-        <w:lastRenderedPageBreak/>
-        <w:t>数据存储方面，图像文件存储于服务器文件系统的指定目录，按日期和任务</w:t>
-      </w:r>
-      <w:r>
-        <w:rPr>
-          <w:rFonts w:hint="eastAsia"/>
-        </w:rPr>
-        <w:t xml:space="preserve"> ID </w:t>
-      </w:r>
-      <w:r>
-        <w:rPr>
-          <w:rFonts w:hint="eastAsia"/>
-        </w:rPr>
-        <w:t>组织目录结构便于管理和清理。数据库存储图像文件的元数据索引和用户操作记录，采用</w:t>
-      </w:r>
-      <w:r>
-        <w:rPr>
-          <w:rFonts w:hint="eastAsia"/>
-        </w:rPr>
-        <w:t xml:space="preserve"> MySQL </w:t>
-      </w:r>
-      <w:r>
-        <w:rPr>
-          <w:rFonts w:hint="eastAsia"/>
-        </w:rPr>
-        <w:t>关系型数据库管理结构化数据，通过外键约束维护表间关联关系。对于大规模的图像数据或历史日志，可考虑引入对象存储或</w:t>
-      </w:r>
-      <w:r>
-        <w:rPr>
-          <w:rFonts w:hint="eastAsia"/>
-        </w:rPr>
-        <w:t xml:space="preserve"> NoSQL </w:t>
-      </w:r>
-      <w:r>
-        <w:rPr>
-          <w:rFonts w:hint="eastAsia"/>
-        </w:rPr>
-        <w:t>数据库进行扩展存储。</w:t>
-      </w:r>
-    </w:p>
-    <w:p>
-      <w:pPr>
-        <w:rPr>
-          <w:rFonts w:hint="eastAsia"/>
-        </w:rPr>
-      </w:pPr>
-    </w:p>
-    <w:p>
-      <w:pPr>
-        <w:rPr>
-          <w:rFonts w:hint="eastAsia"/>
-        </w:rPr>
-      </w:pPr>
-      <w:r>
-        <w:rPr>
-          <w:rFonts w:hint="eastAsia"/>
-        </w:rPr>
-        <w:t xml:space="preserve">3.2 </w:t>
-      </w:r>
-      <w:r>
-        <w:rPr>
-          <w:rFonts w:hint="eastAsia"/>
-        </w:rPr>
-        <w:t>结构设计</w:t>
-      </w:r>
-    </w:p>
-    <w:p>
-      <w:pPr>
-        <w:rPr>
-          <w:rFonts w:hint="eastAsia"/>
-        </w:rPr>
-      </w:pPr>
-      <w:r>
-        <w:rPr>
-          <w:rFonts w:hint="eastAsia"/>
-        </w:rPr>
-        <w:t>本系统采用经典的</w:t>
-      </w:r>
-      <w:r>
-        <w:rPr>
-          <w:rFonts w:hint="eastAsia"/>
-        </w:rPr>
-        <w:t>B/S</w:t>
-      </w:r>
-      <w:r>
-        <w:rPr>
-          <w:rFonts w:hint="eastAsia"/>
-        </w:rPr>
-        <w:t>三层架构设计，即浏览器服务器架构，将系统划分为表示层、业务逻辑层和数据访问层三个层次，各层职责明确，通过标准接口进行通信，便于系统的开发、维护和扩展。表示层负责与用户交互，采用</w:t>
-      </w:r>
-      <w:r>
-        <w:rPr>
-          <w:rFonts w:hint="eastAsia"/>
-        </w:rPr>
-        <w:t>Vue.js</w:t>
-      </w:r>
-      <w:r>
-        <w:rPr>
-          <w:rFonts w:hint="eastAsia"/>
-        </w:rPr>
-        <w:t>单页应用框架开发，用户通过浏览器访问系统，无需安装客户端软件。表示层包含多个视图组件，其中</w:t>
-      </w:r>
-      <w:r>
-        <w:rPr>
-          <w:rFonts w:hint="eastAsia"/>
-        </w:rPr>
-        <w:t>Layout</w:t>
-      </w:r>
-      <w:r>
-        <w:rPr>
-          <w:rFonts w:hint="eastAsia"/>
-        </w:rPr>
-        <w:t>组件作为布局容器，提供侧边栏导航、顶部用户信息栏和主内容区域的页面框架。</w:t>
-      </w:r>
-      <w:r>
-        <w:rPr>
-          <w:rFonts w:hint="eastAsia"/>
-        </w:rPr>
-        <w:t>Segment</w:t>
-      </w:r>
-      <w:r>
-        <w:rPr>
-          <w:rFonts w:hint="eastAsia"/>
-        </w:rPr>
-        <w:t>视图组件实现图像分割的核心交互界面，包含模型选择下拉框、分割类型单选框、图片上传区域、进度条和结果展示区。</w:t>
-      </w:r>
-      <w:r>
-        <w:rPr>
-          <w:rFonts w:hint="eastAsia"/>
-        </w:rPr>
-        <w:t>History</w:t>
-      </w:r>
-      <w:r>
-        <w:rPr>
-          <w:rFonts w:hint="eastAsia"/>
-        </w:rPr>
-        <w:t>视图组件展示用户的分割历史记录列表，支持按时间、模型、状态等条件筛选。</w:t>
-      </w:r>
-      <w:r>
-        <w:rPr>
-          <w:rFonts w:hint="eastAsia"/>
-        </w:rPr>
-        <w:t>Compare</w:t>
-      </w:r>
-      <w:r>
-        <w:rPr>
-          <w:rFonts w:hint="eastAsia"/>
-        </w:rPr>
-        <w:t>视图组件实现结果对比功能，支持添加、移除、清空对比列表和批量下载。</w:t>
-      </w:r>
-      <w:r>
-        <w:rPr>
-          <w:rFonts w:hint="eastAsia"/>
-        </w:rPr>
-        <w:t>Models</w:t>
-      </w:r>
-      <w:r>
-        <w:rPr>
-          <w:rFonts w:hint="eastAsia"/>
-        </w:rPr>
-        <w:t>视图组件提供模型管理界面，展示可用模型列表、性能指标和版本信息。</w:t>
-      </w:r>
-      <w:r>
-        <w:rPr>
-          <w:rFonts w:hint="eastAsia"/>
-        </w:rPr>
-        <w:t>Augmentation</w:t>
-      </w:r>
-      <w:r>
-        <w:rPr>
-          <w:rFonts w:hint="eastAsia"/>
-        </w:rPr>
-        <w:t>视图组件实现数据增强预览功能，提供多种增强操作的参数调节和实时预览。</w:t>
-      </w:r>
-    </w:p>
-    <w:p/>
-    <w:p>
-      <w:pPr>
-        <w:rPr>
-          <w:rFonts w:hint="eastAsia"/>
-        </w:rPr>
-      </w:pPr>
-      <w:r>
-        <w:rPr>
-          <w:rFonts w:hint="eastAsia"/>
-        </w:rPr>
-        <w:t>业务逻辑层负责处理系统的核心业务逻辑，采用</w:t>
-      </w:r>
-      <w:r>
-        <w:rPr>
-          <w:rFonts w:hint="eastAsia"/>
-        </w:rPr>
-        <w:t>Flask Web</w:t>
-      </w:r>
-      <w:r>
-        <w:rPr>
-          <w:rFonts w:hint="eastAsia"/>
-        </w:rPr>
-        <w:t>框架构建</w:t>
-      </w:r>
-      <w:r>
-        <w:rPr>
-          <w:rFonts w:hint="eastAsia"/>
-        </w:rPr>
-        <w:t>RESTful API</w:t>
-      </w:r>
-      <w:r>
-        <w:rPr>
-          <w:rFonts w:hint="eastAsia"/>
-        </w:rPr>
-        <w:t>服务。业务逻辑层包含多个功能模块，模型服务模块负责扫描模型目录、加载模型权重、管理模型缓存、提供模型列表和详情查询接口。分割服务模块负责接收上传图像、执行预处理、调用模型推理、生成结果图像、计算评价指标并保存分割记录。认证服务模块处理用户登录请求，验证用户名和密码，生成和验证</w:t>
-      </w:r>
-      <w:r>
-        <w:rPr>
-          <w:rFonts w:hint="eastAsia"/>
-        </w:rPr>
-        <w:t>JWT</w:t>
-      </w:r>
-      <w:r>
-        <w:rPr>
-          <w:rFonts w:hint="eastAsia"/>
-        </w:rPr>
-        <w:t>令牌。数据增强服务模块实现图像增强算法，包括几何变换和色彩变换，提供增强预览和下载接口。可视化服务模块负责生成融合图像、处理</w:t>
-      </w:r>
-      <w:r>
-        <w:rPr>
-          <w:rFonts w:hint="eastAsia"/>
-        </w:rPr>
-        <w:t>GPU</w:t>
-      </w:r>
-      <w:r>
-        <w:rPr>
-          <w:rFonts w:hint="eastAsia"/>
-        </w:rPr>
-        <w:t>状态监控请求。各服务模块通过</w:t>
-      </w:r>
-      <w:r>
-        <w:rPr>
-          <w:rFonts w:hint="eastAsia"/>
-        </w:rPr>
-        <w:t>Flask</w:t>
-      </w:r>
-      <w:r>
-        <w:rPr>
-          <w:rFonts w:hint="eastAsia"/>
-        </w:rPr>
-        <w:t>路由暴露为</w:t>
-      </w:r>
-      <w:r>
-        <w:rPr>
-          <w:rFonts w:hint="eastAsia"/>
-        </w:rPr>
-        <w:t>RESTful API</w:t>
-      </w:r>
-      <w:r>
-        <w:rPr>
-          <w:rFonts w:hint="eastAsia"/>
-        </w:rPr>
-        <w:t>端点，前端通过</w:t>
-      </w:r>
-      <w:r>
-        <w:rPr>
-          <w:rFonts w:hint="eastAsia"/>
-        </w:rPr>
-        <w:t>Axios</w:t>
-      </w:r>
-      <w:r>
-        <w:rPr>
-          <w:rFonts w:hint="eastAsia"/>
-        </w:rPr>
-        <w:t>库发起</w:t>
-      </w:r>
-      <w:r>
-        <w:rPr>
-          <w:rFonts w:hint="eastAsia"/>
-        </w:rPr>
-        <w:t>HTTP</w:t>
-      </w:r>
-      <w:r>
-        <w:rPr>
-          <w:rFonts w:hint="eastAsia"/>
-        </w:rPr>
-        <w:t>请求与后端通信，数据交换采用</w:t>
-      </w:r>
-      <w:r>
-        <w:rPr>
-          <w:rFonts w:hint="eastAsia"/>
-        </w:rPr>
-        <w:t>JSON</w:t>
-      </w:r>
-      <w:r>
-        <w:rPr>
-          <w:rFonts w:hint="eastAsia"/>
-        </w:rPr>
-        <w:t>格式。</w:t>
-      </w:r>
-    </w:p>
-    <w:p/>
-    <w:p>
-      <w:pPr>
-        <w:rPr>
-          <w:rFonts w:hint="eastAsia"/>
-        </w:rPr>
-      </w:pPr>
-      <w:r>
-        <w:rPr>
-          <w:rFonts w:hint="eastAsia"/>
-        </w:rPr>
-        <w:t>数据访问层负责数据的持久化存储，采用</w:t>
-      </w:r>
-      <w:proofErr w:type="spellStart"/>
-      <w:r>
-        <w:rPr>
-          <w:rFonts w:hint="eastAsia"/>
-        </w:rPr>
-        <w:t>SQLAlchemyORM</w:t>
-      </w:r>
-      <w:proofErr w:type="spellEnd"/>
-      <w:r>
-        <w:rPr>
-          <w:rFonts w:hint="eastAsia"/>
-        </w:rPr>
-        <w:t>框架与</w:t>
-      </w:r>
-      <w:r>
-        <w:rPr>
-          <w:rFonts w:hint="eastAsia"/>
-        </w:rPr>
-        <w:t>MySQL</w:t>
-      </w:r>
-      <w:r>
-        <w:rPr>
-          <w:rFonts w:hint="eastAsia"/>
-        </w:rPr>
-        <w:t>数据库交互，同时使用文件系统存储图像文件。数据访问层定义了多个数据模型，用户模型存储用户账户信息包括用户名、邮箱、密码哈希、角色、状态、登录记录等字段。模型模型存储</w:t>
-      </w:r>
-      <w:r>
-        <w:rPr>
-          <w:rFonts w:hint="eastAsia"/>
-        </w:rPr>
-        <w:t>AI</w:t>
-      </w:r>
-      <w:r>
-        <w:rPr>
-          <w:rFonts w:hint="eastAsia"/>
-        </w:rPr>
-        <w:t>模型元数据包括模型名称、类型、版本、路径、输入尺寸、类别数量、性能指标、启用状态等字段。分割记录模型存储每次分割操作的详细信息包括用户</w:t>
-      </w:r>
-      <w:r>
-        <w:rPr>
-          <w:rFonts w:hint="eastAsia"/>
-        </w:rPr>
-        <w:t>ID</w:t>
-      </w:r>
-      <w:r>
-        <w:rPr>
-          <w:rFonts w:hint="eastAsia"/>
-        </w:rPr>
-        <w:t>、模型</w:t>
-      </w:r>
-      <w:r>
-        <w:rPr>
-          <w:rFonts w:hint="eastAsia"/>
-        </w:rPr>
-        <w:t>ID</w:t>
-      </w:r>
-      <w:r>
-        <w:rPr>
-          <w:rFonts w:hint="eastAsia"/>
-        </w:rPr>
-        <w:t>、原图、结果图、融合图的</w:t>
-      </w:r>
-      <w:r>
-        <w:rPr>
-          <w:rFonts w:hint="eastAsia"/>
-        </w:rPr>
-        <w:t>Base64</w:t>
-      </w:r>
-      <w:r>
-        <w:rPr>
-          <w:rFonts w:hint="eastAsia"/>
-        </w:rPr>
-        <w:t>编码、分割类型、图像属性、处理耗时、</w:t>
-      </w:r>
-      <w:proofErr w:type="spellStart"/>
-      <w:r>
-        <w:rPr>
-          <w:rFonts w:hint="eastAsia"/>
-        </w:rPr>
-        <w:t>IoU</w:t>
-      </w:r>
-      <w:proofErr w:type="spellEnd"/>
-      <w:r>
-        <w:rPr>
-          <w:rFonts w:hint="eastAsia"/>
-        </w:rPr>
-        <w:t>得分、各类别指标、状态和时间戳。数据增强记录模型和数据增强结果模型分别存储增强操作记录和结果图像。数据集模型和数据集图像模型用于管理训练数据集信息。操作日志模型记录用户的系统操作日志用于审计。文件系统用于存储上传的原始图像和分割结果图像，数据库存储图像路径索引和图片的</w:t>
-      </w:r>
-      <w:r>
-        <w:rPr>
-          <w:rFonts w:hint="eastAsia"/>
-        </w:rPr>
-        <w:t>Base64</w:t>
-      </w:r>
-      <w:r>
-        <w:rPr>
-          <w:rFonts w:hint="eastAsia"/>
-        </w:rPr>
-        <w:t>编码用于快速展示。系统采用数据库连接池管理数据库连接，迁移脚本管理数据库表结构变更，确保数据库的一致性和可维护性。</w:t>
-      </w:r>
-    </w:p>
-    <w:p/>
-    <w:p>
-      <w:pPr>
-        <w:rPr>
-          <w:rFonts w:hint="eastAsia"/>
-        </w:rPr>
-      </w:pPr>
-      <w:r>
-        <w:rPr>
-          <w:rFonts w:hint="eastAsia"/>
-        </w:rPr>
-        <w:t xml:space="preserve">3.3 </w:t>
-      </w:r>
-      <w:r>
-        <w:rPr>
-          <w:rFonts w:hint="eastAsia"/>
-        </w:rPr>
-        <w:t>界面设计</w:t>
-      </w:r>
-    </w:p>
-    <w:p>
-      <w:pPr>
-        <w:rPr>
-          <w:rFonts w:hint="eastAsia"/>
-        </w:rPr>
-      </w:pPr>
-      <w:r>
-        <w:rPr>
-          <w:rFonts w:hint="eastAsia"/>
-        </w:rPr>
-        <w:t>系统界面设计遵循简洁直观的原则，采用左右分栏的经典布局结构，左侧为固定宽度的侧边栏导航区域，右侧为顶部导航栏和主内容区域。侧边栏宽度为</w:t>
-      </w:r>
-      <w:r>
-        <w:rPr>
-          <w:rFonts w:hint="eastAsia"/>
-        </w:rPr>
-        <w:t>220</w:t>
-      </w:r>
-      <w:r>
-        <w:rPr>
-          <w:rFonts w:hint="eastAsia"/>
-        </w:rPr>
-        <w:t>像素，背景色为深色主题，顶部显示系统</w:t>
-      </w:r>
-      <w:r>
-        <w:rPr>
-          <w:rFonts w:hint="eastAsia"/>
-        </w:rPr>
-        <w:t>Logo</w:t>
-      </w:r>
-      <w:r>
-        <w:rPr>
-          <w:rFonts w:hint="eastAsia"/>
-        </w:rPr>
-        <w:t>和名称图像分割平台，下方为导航菜单包含图像分割、历史记录、结果对比、模型管理、数据增强五个主菜单项，每个菜单项配有相应的图标，当前激活的菜单项以高亮颜色显示。侧边栏底部设置</w:t>
-      </w:r>
-      <w:r>
-        <w:rPr>
-          <w:rFonts w:hint="eastAsia"/>
-        </w:rPr>
-        <w:t>GPU</w:t>
-      </w:r>
-      <w:r>
-        <w:rPr>
-          <w:rFonts w:hint="eastAsia"/>
-        </w:rPr>
-        <w:t>状态卡片，实时显示当前推理设备的类型如</w:t>
-      </w:r>
-      <w:r>
-        <w:rPr>
-          <w:rFonts w:hint="eastAsia"/>
-        </w:rPr>
-        <w:t>CPU</w:t>
-      </w:r>
-      <w:r>
-        <w:rPr>
-          <w:rFonts w:hint="eastAsia"/>
-        </w:rPr>
-        <w:t>或</w:t>
-      </w:r>
-      <w:r>
-        <w:rPr>
-          <w:rFonts w:hint="eastAsia"/>
-        </w:rPr>
-        <w:lastRenderedPageBreak/>
-        <w:t>MPS</w:t>
-      </w:r>
-      <w:r>
-        <w:rPr>
-          <w:rFonts w:hint="eastAsia"/>
-        </w:rPr>
-        <w:t>、设备名称、显存使用情况等信息，每五秒自动刷新一次，使用户能够了解系统资源状态。</w:t>
-      </w:r>
-    </w:p>
-    <w:p/>
-    <w:p>
-      <w:pPr>
-        <w:rPr>
-          <w:rFonts w:hint="eastAsia"/>
-        </w:rPr>
-      </w:pPr>
-      <w:r>
-        <w:rPr>
-          <w:rFonts w:hint="eastAsia"/>
-        </w:rPr>
-        <w:t>顶部导航栏横跨右侧区域顶部，高度为</w:t>
-      </w:r>
-      <w:r>
-        <w:rPr>
-          <w:rFonts w:hint="eastAsia"/>
-        </w:rPr>
-        <w:t>64</w:t>
-      </w:r>
-      <w:r>
-        <w:rPr>
-          <w:rFonts w:hint="eastAsia"/>
-        </w:rPr>
-        <w:t>像素，背景为白色，左侧显示当前页面的标题，标题根据路由动态变化与当前激活的菜单项对应。右侧显示用户信息下拉菜单，包含用户头像、用户名和下拉箭头，点击可展开下拉菜单显示个人中心、系统设置和退出登录选项。主内容区域占据页面剩余空间，背景为浅灰色，各功能视图的组件渲染在此区域内。</w:t>
-      </w:r>
-    </w:p>
-    <w:p/>
-    <w:p>
-      <w:r>
-        <w:rPr>
-          <w:rFonts w:hint="eastAsia"/>
-        </w:rPr>
-        <w:t>图像分割页面采用左右分栏布局，左侧为配置面板宽度约占三分之一，右侧为结果展示区域宽度约占三分之二。配置面板从上到下依次为模型选择下拉框、分割类型单选框、图片上传区域和操作按钮。模型选择下拉框列出所有可用模型，显示模型名称和版本信息。分割类型单选框提供语义分割和实例分割两个选项，下方有简短说明文字解释两种类型的区别。图片上传区域支持拖拽上传和点击选择，显示上传文件的列表和预览，单张图片时显示缩略图预览，多张图片时显示文件列表。操作按钮为开始分割按钮，在选择模型和上传图片后启用，点击后触发分割请求并显示进度条。</w:t>
-      </w:r>
-    </w:p>
-    <w:p/>
-    <w:p>
-      <w:pPr>
-        <w:rPr>
-          <w:rFonts w:hint="eastAsia"/>
-        </w:rPr>
-      </w:pPr>
-      <w:r>
-        <w:rPr>
-          <w:rFonts w:hint="eastAsia"/>
-        </w:rPr>
-        <w:t>结果展示区域默认显示占位提示，分割完成后显示分割结果。结果区域提供原图、分割掩码图和融合图的切换查看，支持图片缩放和拖拽，便于查看细节。每个分割结果卡片显示图像基本信息如尺寸、格式、文件大小，以及分割指标如处理耗时、</w:t>
-      </w:r>
-      <w:proofErr w:type="spellStart"/>
-      <w:r>
-        <w:rPr>
-          <w:rFonts w:hint="eastAsia"/>
-        </w:rPr>
-        <w:t>IoU</w:t>
-      </w:r>
-      <w:proofErr w:type="spellEnd"/>
-      <w:r>
-        <w:rPr>
-          <w:rFonts w:hint="eastAsia"/>
-        </w:rPr>
-        <w:t>得分等，操作按钮包括加入收藏对比、重新分割和下载结果。历史记录页面采用表格布局展示历史分割记录，表格列包括缩略图、图像名称、使用模型、分割类型、处理时间、</w:t>
-      </w:r>
-      <w:proofErr w:type="spellStart"/>
-      <w:r>
-        <w:rPr>
-          <w:rFonts w:hint="eastAsia"/>
-        </w:rPr>
-        <w:t>IoU</w:t>
-      </w:r>
-      <w:proofErr w:type="spellEnd"/>
-      <w:r>
-        <w:rPr>
-          <w:rFonts w:hint="eastAsia"/>
-        </w:rPr>
-        <w:t>得分、创建时间和操作，支持按时间范围、模型、状态等条件筛选，每页显示固定数量的记录，支持分页导航。</w:t>
-      </w:r>
-    </w:p>
-    <w:p/>
-    <w:p>
-      <w:pPr>
-        <w:rPr>
-          <w:rFonts w:hint="eastAsia"/>
-        </w:rPr>
-      </w:pPr>
-      <w:r>
-        <w:rPr>
-          <w:rFonts w:hint="eastAsia"/>
-        </w:rPr>
-        <w:t>结果对比页面采用卡片网格布局展示对比列表中的分割结果，每个结果卡片显示原图、分割图和融合图的缩略图，以及对应的模型名称和指标，支持从历史记录添加到对比列表，支持移除单个结果或清空整个列表，提供批量下载功能将对比结果打包为</w:t>
-      </w:r>
-      <w:r>
-        <w:rPr>
-          <w:rFonts w:hint="eastAsia"/>
-        </w:rPr>
-        <w:t>ZIP</w:t>
-      </w:r>
-      <w:r>
-        <w:rPr>
-          <w:rFonts w:hint="eastAsia"/>
-        </w:rPr>
-        <w:t>文件。模型管理页面以卡片列表展示可用模型，每个卡片显示模型名称、类型、版本、输入尺寸、类别数量和性能指标如</w:t>
-      </w:r>
-      <w:proofErr w:type="spellStart"/>
-      <w:r>
-        <w:rPr>
-          <w:rFonts w:hint="eastAsia"/>
-        </w:rPr>
-        <w:t>mIoU</w:t>
-      </w:r>
-      <w:proofErr w:type="spellEnd"/>
-      <w:r>
-        <w:rPr>
-          <w:rFonts w:hint="eastAsia"/>
-        </w:rPr>
-        <w:t>和</w:t>
-      </w:r>
-      <w:r>
-        <w:rPr>
-          <w:rFonts w:hint="eastAsia"/>
-        </w:rPr>
-        <w:t>Accuracy</w:t>
-      </w:r>
-      <w:r>
-        <w:rPr>
-          <w:rFonts w:hint="eastAsia"/>
-        </w:rPr>
-        <w:t>，管理员用户可见上传模型按钮和删除模型按钮。数据增强页面左侧显示原图，中间为增强参数调节面板，包括旋转角度、翻转选项、裁剪比例、亮度和对比度调节滑块，右侧实时显示增强后的预览效果。</w:t>
-      </w:r>
-    </w:p>
-    <w:p/>
-    <w:p>
-      <w:pPr>
-        <w:rPr>
-          <w:rFonts w:hint="eastAsia"/>
-        </w:rPr>
-      </w:pPr>
-      <w:r>
-        <w:rPr>
-          <w:rFonts w:hint="eastAsia"/>
-        </w:rPr>
-        <w:t xml:space="preserve">3.4 </w:t>
-      </w:r>
-      <w:r>
-        <w:rPr>
-          <w:rFonts w:hint="eastAsia"/>
-        </w:rPr>
-        <w:t>功能设计</w:t>
-      </w:r>
-    </w:p>
-    <w:p>
-      <w:pPr>
-        <w:rPr>
-          <w:rFonts w:hint="eastAsia"/>
-        </w:rPr>
-      </w:pPr>
-      <w:r>
-        <w:rPr>
-          <w:rFonts w:hint="eastAsia"/>
-        </w:rPr>
-        <w:t>系统功能模块依据业务逻辑划分为图像分割模块、模型管理模块、历史记录模块、结果对比模块、数据增强模块和用户认证模块六大模块，各模块既独立又相互协作，共同构成完整的图像分割平台。图像分割模块是系统的核心功能模块，负责处理从图像上传到分割结果返回的完整流程。模块启动后首先加载选定的</w:t>
-      </w:r>
-      <w:r>
-        <w:rPr>
-          <w:rFonts w:hint="eastAsia"/>
-        </w:rPr>
-        <w:t>U-Net++</w:t>
-      </w:r>
-      <w:r>
-        <w:rPr>
-          <w:rFonts w:hint="eastAsia"/>
-        </w:rPr>
-        <w:t>模型权重文件到内存，模型采用</w:t>
-      </w:r>
-      <w:r>
-        <w:rPr>
-          <w:rFonts w:hint="eastAsia"/>
-        </w:rPr>
-        <w:t>VGG19</w:t>
-      </w:r>
-      <w:r>
-        <w:rPr>
-          <w:rFonts w:hint="eastAsia"/>
-        </w:rPr>
-        <w:t>编码器预训练权重，输入尺寸配置为</w:t>
-      </w:r>
-      <w:r>
-        <w:rPr>
-          <w:rFonts w:hint="eastAsia"/>
-        </w:rPr>
-        <w:t>512</w:t>
-      </w:r>
-      <w:r>
-        <w:rPr>
-          <w:rFonts w:hint="eastAsia"/>
-        </w:rPr>
-        <w:t>乘</w:t>
-      </w:r>
-      <w:r>
-        <w:rPr>
-          <w:rFonts w:hint="eastAsia"/>
-        </w:rPr>
-        <w:t>512</w:t>
-      </w:r>
-      <w:r>
-        <w:rPr>
-          <w:rFonts w:hint="eastAsia"/>
-        </w:rPr>
-        <w:t>像素，类别数量为四类包括背景和三种车辆类型。用户上传图像后，模块对图像进行预处理包括格式转换、尺寸缩放、像素值归一化和维度变换，将</w:t>
-      </w:r>
-      <w:r>
-        <w:rPr>
-          <w:rFonts w:hint="eastAsia"/>
-        </w:rPr>
-        <w:t>RGB</w:t>
-      </w:r>
-      <w:r>
-        <w:rPr>
-          <w:rFonts w:hint="eastAsia"/>
-        </w:rPr>
-        <w:t>图像转换为模型需要的四维张量格式。推理阶段将预处理后的张量输入模型前向传播，获得像素级的类别预测</w:t>
-      </w:r>
-      <w:r>
-        <w:rPr>
-          <w:rFonts w:hint="eastAsia"/>
-        </w:rPr>
-        <w:t xml:space="preserve"> logits</w:t>
-      </w:r>
-      <w:r>
-        <w:rPr>
-          <w:rFonts w:hint="eastAsia"/>
-        </w:rPr>
-        <w:t>，通过</w:t>
-      </w:r>
-      <w:proofErr w:type="spellStart"/>
-      <w:r>
-        <w:rPr>
-          <w:rFonts w:hint="eastAsia"/>
-        </w:rPr>
-        <w:t>Softmax</w:t>
-      </w:r>
-      <w:proofErr w:type="spellEnd"/>
-      <w:r>
-        <w:rPr>
-          <w:rFonts w:hint="eastAsia"/>
-        </w:rPr>
-        <w:t>函数转换为概率分布，取最大概率对应的类别作为预测结果。后处理阶段将预测的掩码转换为可视化图像，根据类别颜色映射表为背景、轿车、卡车、公交车分配不同颜色，生成彩色分割掩码图，同时将掩码与原图按透明度叠加生成融合图。模块计算评价指标包括</w:t>
-      </w:r>
-      <w:proofErr w:type="spellStart"/>
-      <w:r>
-        <w:rPr>
-          <w:rFonts w:hint="eastAsia"/>
-        </w:rPr>
-        <w:t>IoU</w:t>
-      </w:r>
-      <w:proofErr w:type="spellEnd"/>
-      <w:r>
-        <w:rPr>
-          <w:rFonts w:hint="eastAsia"/>
-        </w:rPr>
-        <w:t>得分、像素准确率等，将原图、结果图、融合图的</w:t>
-      </w:r>
-      <w:r>
-        <w:rPr>
-          <w:rFonts w:hint="eastAsia"/>
-        </w:rPr>
-        <w:t>Base64</w:t>
-      </w:r>
-      <w:r>
-        <w:rPr>
-          <w:rFonts w:hint="eastAsia"/>
-        </w:rPr>
-        <w:t>编码和指标数据保存到分割记录表，返回前端展示。</w:t>
-      </w:r>
-    </w:p>
-    <w:p/>
-    <w:p>
-      <w:pPr>
-        <w:rPr>
-          <w:rFonts w:hint="eastAsia"/>
-        </w:rPr>
-      </w:pPr>
-      <w:r>
-        <w:rPr>
-          <w:rFonts w:hint="eastAsia"/>
-        </w:rPr>
-        <w:t>模型管理模块负责系统中</w:t>
-      </w:r>
-      <w:r>
-        <w:rPr>
-          <w:rFonts w:hint="eastAsia"/>
-        </w:rPr>
-        <w:t>AI</w:t>
-      </w:r>
-      <w:r>
-        <w:rPr>
-          <w:rFonts w:hint="eastAsia"/>
-        </w:rPr>
-        <w:t>模型的生命周期管理，包括模型扫描、加载、缓存、版本控制和性能监控。模块在系统启动时扫描配置的模型目录，读取每个模型文件的元数据信息，构建模型列表缓存。对于每个模型记录模型名称、文件路径、文件大小、创建时间等信息，尝试从文件名或配置中提取版本号、输入尺寸、类别数量等元数据。当用户上传新模型时，模块验证模型文件的完整性和格式，提取元数据并写入数据库模型表，更新模型列表缓存。模型切换功能允许用户在多个模型之间快速切换，模块维护当前活跃模型的引用，避免重复加载造成的资源浪费。版本管理功能支持模型的版本继承，新模型可指定父模型</w:t>
-      </w:r>
-      <w:r>
-        <w:rPr>
-          <w:rFonts w:hint="eastAsia"/>
-        </w:rPr>
-        <w:t>ID</w:t>
-      </w:r>
-      <w:r>
-        <w:rPr>
-          <w:rFonts w:hint="eastAsia"/>
-        </w:rPr>
-        <w:t>记录版本演进关系，系统保留历史版本以便回滚和性能对比。</w:t>
-      </w:r>
-    </w:p>
-    <w:p/>
-    <w:p>
-      <w:pPr>
-        <w:rPr>
-          <w:rFonts w:hint="eastAsia"/>
-        </w:rPr>
-      </w:pPr>
-      <w:r>
-        <w:rPr>
-          <w:rFonts w:hint="eastAsia"/>
-        </w:rPr>
-        <w:t>历史记录模块负责记录和查询用户的分割操作历史，为结果追溯和性能分析提供数据支持。每次分割完成后，模块将分割记录写入数据库的分割记录表，记录包含用户</w:t>
-      </w:r>
-      <w:r>
-        <w:rPr>
-          <w:rFonts w:hint="eastAsia"/>
-        </w:rPr>
-        <w:t>ID</w:t>
-      </w:r>
-      <w:r>
-        <w:rPr>
-          <w:rFonts w:hint="eastAsia"/>
-        </w:rPr>
-        <w:t>、模型</w:t>
-      </w:r>
-      <w:r>
-        <w:rPr>
-          <w:rFonts w:hint="eastAsia"/>
-        </w:rPr>
-        <w:t>ID</w:t>
-      </w:r>
-      <w:r>
-        <w:rPr>
-          <w:rFonts w:hint="eastAsia"/>
-        </w:rPr>
-        <w:t>、图像数据、分割参数、评价指标、时间戳等完整信息。历史记录查询功能支持多条件组合筛选，用户可按时间范围、使用的模型、分割类型、状态等条件过滤记录列表，系统根据筛选条件构建数据库查询语句返回匹配的记录。记录详情查看功能提供单条分割记录的完整信息展示，包括原图、分割图和融合图的高清查看，以及详细的指标数据，用户可从详情页将结果添加到对比列表或删除记录。</w:t>
-      </w:r>
-    </w:p>
-    <w:p/>
-    <w:p>
-      <w:pPr>
-        <w:rPr>
-          <w:rFonts w:hint="eastAsia"/>
-        </w:rPr>
-      </w:pPr>
-      <w:r>
-        <w:rPr>
-          <w:rFonts w:hint="eastAsia"/>
-        </w:rPr>
-        <w:t>结果对比模块支持用户将多次分割的结果进行横向对比分析，便于评估不同模型或参数的分割效果差异。用户可从历史记录中选择感兴趣的结果添加到对比列表模块维护对比列表的数据结构存储选中结果的</w:t>
-      </w:r>
-      <w:r>
-        <w:rPr>
-          <w:rFonts w:hint="eastAsia"/>
-        </w:rPr>
-        <w:t>ID</w:t>
-      </w:r>
-      <w:r>
-        <w:rPr>
-          <w:rFonts w:hint="eastAsia"/>
-        </w:rPr>
-        <w:t>和相关信息。对比列表页面以卡片网格布局展示所有对比结果，每个卡片显示缩略图和关键指标，用户可点击卡片查看大图详情。模块提供对比列表的管理功能，支持移除单个结果或清空整个列表，批量下载功能将对比列表中的所有结果图像和指标数据打包为</w:t>
-      </w:r>
-      <w:r>
-        <w:rPr>
-          <w:rFonts w:hint="eastAsia"/>
-        </w:rPr>
-        <w:t>ZIP</w:t>
-      </w:r>
-      <w:r>
-        <w:rPr>
-          <w:rFonts w:hint="eastAsia"/>
-        </w:rPr>
-        <w:t>文件供用户下载分析。</w:t>
-      </w:r>
-    </w:p>
-    <w:p/>
-    <w:p>
-      <w:pPr>
-        <w:rPr>
-          <w:rFonts w:hint="eastAsia"/>
-        </w:rPr>
-      </w:pPr>
-      <w:r>
-        <w:rPr>
-          <w:rFonts w:hint="eastAsia"/>
-        </w:rPr>
-        <w:t>数据增强模块提供图像增强功能，帮助用户在分割前预览不同增强操作的效果，评估增强对分割结果的影响。模块实现多种增强算法，几何变换包括旋转、水平翻转、垂直翻转、随机裁剪，色彩变换包括亮度调节、对比度调节、饱和度调节。用户选择增强参数后，模块对原图应用相应变换生成增强后的预览图像返回前端展示，用户确认后将增强图像替代原图进行分割。数据增强功能与分割模块解耦，增强操作记录单独保存到增强记录表，便于后续分析增强策略的效果。</w:t>
-      </w:r>
-    </w:p>
-    <w:p/>
-    <w:p>
-      <w:pPr>
-        <w:rPr>
-          <w:rFonts w:hint="eastAsia"/>
-        </w:rPr>
-      </w:pPr>
-      <w:r>
-        <w:rPr>
-          <w:rFonts w:hint="eastAsia"/>
-        </w:rPr>
-        <w:t>用户认证模块负责系统的用户身份验证和权限管理，采用基于</w:t>
-      </w:r>
-      <w:r>
-        <w:rPr>
-          <w:rFonts w:hint="eastAsia"/>
-        </w:rPr>
-        <w:t>JWT</w:t>
-      </w:r>
-      <w:r>
-        <w:rPr>
-          <w:rFonts w:hint="eastAsia"/>
-        </w:rPr>
-        <w:t>令牌的安全认证机制。用户登录时输入用户名和密码，模块验证凭证的有效性，密码经过加盐哈希处理后与数据库存储的密码哈希比对。验证通过后生成包含用户</w:t>
-      </w:r>
-      <w:r>
-        <w:rPr>
-          <w:rFonts w:hint="eastAsia"/>
-        </w:rPr>
-        <w:t>ID</w:t>
-      </w:r>
-      <w:r>
-        <w:rPr>
-          <w:rFonts w:hint="eastAsia"/>
-        </w:rPr>
-        <w:t>、角色、过期时间的</w:t>
-      </w:r>
-      <w:r>
-        <w:rPr>
-          <w:rFonts w:hint="eastAsia"/>
-        </w:rPr>
-        <w:t>JWT</w:t>
-      </w:r>
-      <w:r>
-        <w:rPr>
-          <w:rFonts w:hint="eastAsia"/>
-        </w:rPr>
-        <w:t>令牌返回前端，前端将令牌保存在本地存储中，后续</w:t>
-      </w:r>
-      <w:r>
-        <w:rPr>
-          <w:rFonts w:hint="eastAsia"/>
-        </w:rPr>
-        <w:t>API</w:t>
-      </w:r>
-      <w:r>
-        <w:rPr>
-          <w:rFonts w:hint="eastAsia"/>
-        </w:rPr>
-        <w:t>请求在</w:t>
-      </w:r>
-      <w:r>
-        <w:rPr>
-          <w:rFonts w:hint="eastAsia"/>
-        </w:rPr>
-        <w:t>Authorization</w:t>
-      </w:r>
-      <w:r>
-        <w:rPr>
-          <w:rFonts w:hint="eastAsia"/>
-        </w:rPr>
-        <w:t>请求头中携带令牌。中间件拦截每个请求验证令牌的有效性和过期时间，有效请求放行并解析用户信息注入请求上下文，无效或过期请求返回</w:t>
-      </w:r>
-      <w:r>
-        <w:rPr>
-          <w:rFonts w:hint="eastAsia"/>
-        </w:rPr>
-        <w:t>401</w:t>
-      </w:r>
-      <w:r>
-        <w:rPr>
-          <w:rFonts w:hint="eastAsia"/>
-        </w:rPr>
-        <w:t>未授权错误。权限验证根据用户角色判断是否允许执行特定操作，如模型上传、用户管理等管理员功能仅对角色为</w:t>
-      </w:r>
-      <w:r>
-        <w:rPr>
-          <w:rFonts w:hint="eastAsia"/>
-        </w:rPr>
-        <w:t>admin</w:t>
-      </w:r>
-      <w:r>
-        <w:rPr>
-          <w:rFonts w:hint="eastAsia"/>
-        </w:rPr>
-        <w:t>的用户开放。操作日志模块记录用户的登录、分割、模型管理等关键操作，包括操作类型、操作时间、操作结果等信息，用于安全审计和问题排查。</w:t>
-      </w:r>
-    </w:p>
-    <w:p/>
-    <w:p>
-      <w:pPr>
-        <w:rPr>
-          <w:rFonts w:hint="eastAsia"/>
-        </w:rPr>
-      </w:pPr>
-      <w:r>
-        <w:rPr>
-          <w:rFonts w:hint="eastAsia"/>
-        </w:rPr>
-        <w:t xml:space="preserve">3.5 </w:t>
-      </w:r>
-      <w:r>
-        <w:rPr>
-          <w:rFonts w:hint="eastAsia"/>
-        </w:rPr>
-        <w:t>数据库设计</w:t>
-      </w:r>
-    </w:p>
-    <w:p>
-      <w:pPr>
-        <w:rPr>
-          <w:rFonts w:hint="eastAsia"/>
-        </w:rPr>
-      </w:pPr>
-      <w:r>
-        <w:rPr>
-          <w:rFonts w:hint="eastAsia"/>
-        </w:rPr>
-        <w:lastRenderedPageBreak/>
-        <w:t>系统数据库采用关系型数据库</w:t>
-      </w:r>
-      <w:r>
-        <w:rPr>
-          <w:rFonts w:hint="eastAsia"/>
-        </w:rPr>
-        <w:t>MySQL</w:t>
-      </w:r>
-      <w:r>
-        <w:rPr>
-          <w:rFonts w:hint="eastAsia"/>
-        </w:rPr>
-        <w:t>进行数据存储，依据业务需求设计了用户表、模型表、分割记录表、数据增强记录表、数据增强结果表、数据集表、数据集图像表和操作日志表共八个核心数据表。数据库设计遵循第三范式，减少数据冗余，通过外键约束维护表间的关联关系，确保数据的一致性和完整性。</w:t>
-      </w:r>
-    </w:p>
-    <w:p/>
-    <w:p>
-      <w:pPr>
-        <w:rPr>
-          <w:rFonts w:hint="eastAsia"/>
-        </w:rPr>
-      </w:pPr>
-      <w:r>
-        <w:rPr>
-          <w:rFonts w:hint="eastAsia"/>
-        </w:rPr>
-        <w:t>用户表用于存储系统用户的账户信息和认证数据，主键为用户</w:t>
-      </w:r>
-      <w:r>
-        <w:rPr>
-          <w:rFonts w:hint="eastAsia"/>
-        </w:rPr>
-        <w:t>ID</w:t>
-      </w:r>
-      <w:r>
-        <w:rPr>
-          <w:rFonts w:hint="eastAsia"/>
-        </w:rPr>
-        <w:t>采用大整型自增字段。用户名字段为长度五十的变长字符串，设置唯一索引确保用户名不重复。邮箱地址字段为长度一百的变长字符串，设置唯一索引支持邮箱登录和密码找回。密码哈希字段为长度二百五十五的变长字符串存储加盐哈希后的密码，密码盐值字段为长度六十四的变长字符串存储随机生成的盐值。用户昵称字段为可选的变长字符串，头像字段为文本类型存储</w:t>
-      </w:r>
-      <w:r>
-        <w:rPr>
-          <w:rFonts w:hint="eastAsia"/>
-        </w:rPr>
-        <w:t>Base64</w:t>
-      </w:r>
-      <w:r>
-        <w:rPr>
-          <w:rFonts w:hint="eastAsia"/>
-        </w:rPr>
-        <w:t>编码的头像图片。用户角色字段为枚举类型取值为</w:t>
-      </w:r>
-      <w:r>
-        <w:rPr>
-          <w:rFonts w:hint="eastAsia"/>
-        </w:rPr>
-        <w:t>user</w:t>
-      </w:r>
-      <w:r>
-        <w:rPr>
-          <w:rFonts w:hint="eastAsia"/>
-        </w:rPr>
-        <w:t>或</w:t>
-      </w:r>
-      <w:r>
-        <w:rPr>
-          <w:rFonts w:hint="eastAsia"/>
-        </w:rPr>
-        <w:t>admin</w:t>
-      </w:r>
-      <w:r>
-        <w:rPr>
-          <w:rFonts w:hint="eastAsia"/>
-        </w:rPr>
-        <w:t>，默认为普通用户。状态字段为短整型标识用户是否被禁用，默认值为正常。时间字段包括创建时间、更新时间和最后登录时间记录用户生命周期的重要时间点，最后登录</w:t>
-      </w:r>
-      <w:r>
-        <w:rPr>
-          <w:rFonts w:hint="eastAsia"/>
-        </w:rPr>
-        <w:t>IP</w:t>
-      </w:r>
-      <w:r>
-        <w:rPr>
-          <w:rFonts w:hint="eastAsia"/>
-        </w:rPr>
-        <w:t>字段记录用户最后一次登录的</w:t>
-      </w:r>
-      <w:r>
-        <w:rPr>
-          <w:rFonts w:hint="eastAsia"/>
-        </w:rPr>
-        <w:t>IP</w:t>
-      </w:r>
-      <w:r>
-        <w:rPr>
-          <w:rFonts w:hint="eastAsia"/>
-        </w:rPr>
-        <w:t>地址用于安全审计。</w:t>
-      </w:r>
-    </w:p>
-    <w:p/>
-    <w:p>
-      <w:pPr>
-        <w:rPr>
-          <w:rFonts w:hint="eastAsia"/>
-        </w:rPr>
-      </w:pPr>
-      <w:r>
-        <w:rPr>
-          <w:rFonts w:hint="eastAsia"/>
-        </w:rPr>
-        <w:t>模型表用于存储</w:t>
-      </w:r>
-      <w:r>
-        <w:rPr>
-          <w:rFonts w:hint="eastAsia"/>
-        </w:rPr>
-        <w:t>AI</w:t>
-      </w:r>
-      <w:r>
-        <w:rPr>
-          <w:rFonts w:hint="eastAsia"/>
-        </w:rPr>
-        <w:t>分割模型的元数据和管理信息，主键为模型</w:t>
-      </w:r>
-      <w:r>
-        <w:rPr>
-          <w:rFonts w:hint="eastAsia"/>
-        </w:rPr>
-        <w:t>ID</w:t>
-      </w:r>
-      <w:r>
-        <w:rPr>
-          <w:rFonts w:hint="eastAsia"/>
-        </w:rPr>
-        <w:t>采用大整型自增字段。模型名称字段为长度一百的变长字符串，设置唯一索引确保模型名称不重复。模型类型字段为枚举类型取值为</w:t>
-      </w:r>
-      <w:r>
-        <w:rPr>
-          <w:rFonts w:hint="eastAsia"/>
-        </w:rPr>
-        <w:t>segmentation</w:t>
-      </w:r>
-      <w:r>
-        <w:rPr>
-          <w:rFonts w:hint="eastAsia"/>
-        </w:rPr>
-        <w:t>、</w:t>
-      </w:r>
-      <w:r>
-        <w:rPr>
-          <w:rFonts w:hint="eastAsia"/>
-        </w:rPr>
-        <w:t>classification</w:t>
-      </w:r>
-      <w:r>
-        <w:rPr>
-          <w:rFonts w:hint="eastAsia"/>
-        </w:rPr>
-        <w:t>或</w:t>
-      </w:r>
-      <w:r>
-        <w:rPr>
-          <w:rFonts w:hint="eastAsia"/>
-        </w:rPr>
-        <w:t>detection</w:t>
-      </w:r>
-      <w:r>
-        <w:rPr>
-          <w:rFonts w:hint="eastAsia"/>
-        </w:rPr>
-        <w:t>，当前系统仅使用</w:t>
-      </w:r>
-      <w:r>
-        <w:rPr>
-          <w:rFonts w:hint="eastAsia"/>
-        </w:rPr>
-        <w:t>segmentation</w:t>
-      </w:r>
-      <w:r>
-        <w:rPr>
-          <w:rFonts w:hint="eastAsia"/>
-        </w:rPr>
-        <w:t>类型。版本号为长度二十的变长字符串遵循语义化版本规范。父模型</w:t>
-      </w:r>
-      <w:r>
-        <w:rPr>
-          <w:rFonts w:hint="eastAsia"/>
-        </w:rPr>
-        <w:t>ID</w:t>
-      </w:r>
-      <w:r>
-        <w:rPr>
-          <w:rFonts w:hint="eastAsia"/>
-        </w:rPr>
-        <w:t>字段为外键关联到模型表自身实现模型版本的继承关系，删除父模型时将子模型的父</w:t>
-      </w:r>
-      <w:r>
-        <w:rPr>
-          <w:rFonts w:hint="eastAsia"/>
-        </w:rPr>
-        <w:t>ID</w:t>
-      </w:r>
-      <w:r>
-        <w:rPr>
-          <w:rFonts w:hint="eastAsia"/>
-        </w:rPr>
-        <w:t>设置为空。变更日志和模型描述字段为文本类型记录版本变更说明和模型功能描述。模型文件路径字段存储模型权重文件在服务器文件系统的绝对路径，模型文件大小字段记录文件字节数。输入尺寸字段为字符串格式如</w:t>
-      </w:r>
-      <w:r>
-        <w:rPr>
-          <w:rFonts w:hint="eastAsia"/>
-        </w:rPr>
-        <w:t>512x512</w:t>
-      </w:r>
-      <w:r>
-        <w:rPr>
-          <w:rFonts w:hint="eastAsia"/>
-        </w:rPr>
-        <w:t>，类别数量字段为整型，支持的分割类型字段为</w:t>
-      </w:r>
-      <w:r>
-        <w:rPr>
-          <w:rFonts w:hint="eastAsia"/>
-        </w:rPr>
-        <w:t>JSON</w:t>
-      </w:r>
-      <w:r>
-        <w:rPr>
-          <w:rFonts w:hint="eastAsia"/>
-        </w:rPr>
-        <w:t>数组格式存储。性能指标字段为</w:t>
-      </w:r>
-      <w:r>
-        <w:rPr>
-          <w:rFonts w:hint="eastAsia"/>
-        </w:rPr>
-        <w:t>JSON</w:t>
-      </w:r>
-      <w:r>
-        <w:rPr>
-          <w:rFonts w:hint="eastAsia"/>
-        </w:rPr>
-        <w:t>类型存储</w:t>
-      </w:r>
-      <w:proofErr w:type="spellStart"/>
-      <w:r>
-        <w:rPr>
-          <w:rFonts w:hint="eastAsia"/>
-        </w:rPr>
-        <w:t>mIoU</w:t>
-      </w:r>
-      <w:proofErr w:type="spellEnd"/>
-      <w:r>
-        <w:rPr>
-          <w:rFonts w:hint="eastAsia"/>
-        </w:rPr>
-        <w:t>、</w:t>
-      </w:r>
-      <w:r>
-        <w:rPr>
-          <w:rFonts w:hint="eastAsia"/>
-        </w:rPr>
-        <w:t>Accuracy</w:t>
-      </w:r>
-      <w:r>
-        <w:rPr>
-          <w:rFonts w:hint="eastAsia"/>
-        </w:rPr>
-        <w:t>等评估指标。状态字段包括是否启用、是否默认模型、是否最新版本三个短整型标识，便于系统选择默认模型和过滤可用模型列表。时间字段包括创建时间和更新时间。</w:t>
-      </w:r>
-    </w:p>
-    <w:p/>
-    <w:p>
-      <w:pPr>
-        <w:rPr>
-          <w:rFonts w:hint="eastAsia"/>
-        </w:rPr>
-      </w:pPr>
-      <w:r>
-        <w:rPr>
-          <w:rFonts w:hint="eastAsia"/>
-        </w:rPr>
-        <w:t>分割记录表用于存储每次图像分割操作的完整信息，主键为记录</w:t>
-      </w:r>
-      <w:r>
-        <w:rPr>
-          <w:rFonts w:hint="eastAsia"/>
-        </w:rPr>
-        <w:t>ID</w:t>
-      </w:r>
-      <w:r>
-        <w:rPr>
-          <w:rFonts w:hint="eastAsia"/>
-        </w:rPr>
-        <w:t>采用大整型自增字段。用户</w:t>
-      </w:r>
-      <w:r>
-        <w:rPr>
-          <w:rFonts w:hint="eastAsia"/>
-        </w:rPr>
-        <w:t>ID</w:t>
-      </w:r>
-      <w:r>
-        <w:rPr>
-          <w:rFonts w:hint="eastAsia"/>
-        </w:rPr>
-        <w:t>和模型</w:t>
-      </w:r>
-      <w:r>
-        <w:rPr>
-          <w:rFonts w:hint="eastAsia"/>
-        </w:rPr>
-        <w:t>ID</w:t>
-      </w:r>
-      <w:r>
-        <w:rPr>
-          <w:rFonts w:hint="eastAsia"/>
-        </w:rPr>
-        <w:t>为外键分别关联用户表和模型表，用户</w:t>
-      </w:r>
-      <w:r>
-        <w:rPr>
-          <w:rFonts w:hint="eastAsia"/>
-        </w:rPr>
-        <w:t>ID</w:t>
-      </w:r>
-      <w:r>
-        <w:rPr>
-          <w:rFonts w:hint="eastAsia"/>
-        </w:rPr>
-        <w:t>设置级联删除确保用户删除时其分割记录一并删除，模型</w:t>
-      </w:r>
-      <w:r>
-        <w:rPr>
-          <w:rFonts w:hint="eastAsia"/>
-        </w:rPr>
-        <w:t>ID</w:t>
-      </w:r>
-      <w:r>
-        <w:rPr>
-          <w:rFonts w:hint="eastAsia"/>
-        </w:rPr>
-        <w:t>设置设置为空确保模型删除后分割记录仍可查询。图像数据字段原图、分割结果图和融合图采用长文本类型存储</w:t>
-      </w:r>
-      <w:r>
-        <w:rPr>
-          <w:rFonts w:hint="eastAsia"/>
-        </w:rPr>
-        <w:t>Base64</w:t>
-      </w:r>
-      <w:r>
-        <w:rPr>
-          <w:rFonts w:hint="eastAsia"/>
-        </w:rPr>
-        <w:t>编码的图像数据，便于前端直接展示无需额外请求。分割类型字段为枚举类型取值为</w:t>
-      </w:r>
-      <w:r>
-        <w:rPr>
-          <w:rFonts w:hint="eastAsia"/>
-        </w:rPr>
-        <w:t>semantic</w:t>
-      </w:r>
-      <w:r>
-        <w:rPr>
-          <w:rFonts w:hint="eastAsia"/>
-        </w:rPr>
-        <w:t>或</w:t>
-      </w:r>
-      <w:r>
-        <w:rPr>
-          <w:rFonts w:hint="eastAsia"/>
-        </w:rPr>
-        <w:t>instance</w:t>
-      </w:r>
-      <w:r>
-        <w:rPr>
-          <w:rFonts w:hint="eastAsia"/>
-        </w:rPr>
-        <w:t>。图像属性字段包括图像宽度、高度、格式和文件大小记录原始图像的基本信息。处理结果字段包括处理耗时浮点型、</w:t>
-      </w:r>
-      <w:proofErr w:type="spellStart"/>
-      <w:r>
-        <w:rPr>
-          <w:rFonts w:hint="eastAsia"/>
-        </w:rPr>
-        <w:t>IoU</w:t>
-      </w:r>
-      <w:proofErr w:type="spellEnd"/>
-      <w:r>
-        <w:rPr>
-          <w:rFonts w:hint="eastAsia"/>
-        </w:rPr>
-        <w:t>得分浮点型、准确率浮点型、各类别</w:t>
-      </w:r>
-      <w:proofErr w:type="spellStart"/>
-      <w:r>
-        <w:rPr>
-          <w:rFonts w:hint="eastAsia"/>
-        </w:rPr>
-        <w:t>IoU</w:t>
-      </w:r>
-      <w:proofErr w:type="spellEnd"/>
-      <w:r>
-        <w:rPr>
-          <w:rFonts w:hint="eastAsia"/>
-        </w:rPr>
-        <w:t>得分</w:t>
-      </w:r>
-      <w:r>
-        <w:rPr>
-          <w:rFonts w:hint="eastAsia"/>
-        </w:rPr>
-        <w:t>JSON</w:t>
-      </w:r>
-      <w:r>
-        <w:rPr>
-          <w:rFonts w:hint="eastAsia"/>
-        </w:rPr>
-        <w:t>数组、各类别像素占比</w:t>
-      </w:r>
-      <w:r>
-        <w:rPr>
-          <w:rFonts w:hint="eastAsia"/>
-        </w:rPr>
-        <w:t>JSON</w:t>
-      </w:r>
-      <w:r>
-        <w:rPr>
-          <w:rFonts w:hint="eastAsia"/>
-        </w:rPr>
-        <w:t>数组、实例分割信息</w:t>
-      </w:r>
-      <w:r>
-        <w:rPr>
-          <w:rFonts w:hint="eastAsia"/>
-        </w:rPr>
-        <w:t>JSON</w:t>
-      </w:r>
-      <w:r>
-        <w:rPr>
-          <w:rFonts w:hint="eastAsia"/>
-        </w:rPr>
-        <w:t>对象和其他评估指标</w:t>
-      </w:r>
-      <w:r>
-        <w:rPr>
-          <w:rFonts w:hint="eastAsia"/>
-        </w:rPr>
-        <w:t>JSON</w:t>
-      </w:r>
-      <w:r>
-        <w:rPr>
-          <w:rFonts w:hint="eastAsia"/>
-        </w:rPr>
-        <w:t>对象。状态字段标识分割操作是否成功，错误信息字段记录失败时的错误描述。创建时间字段设置索引支持按时间范围查询历史记录。</w:t>
-      </w:r>
-    </w:p>
-    <w:p/>
-    <w:p>
-      <w:pPr>
-        <w:rPr>
-          <w:rFonts w:hint="eastAsia"/>
-        </w:rPr>
-      </w:pPr>
-      <w:r>
-        <w:rPr>
-          <w:rFonts w:hint="eastAsia"/>
-        </w:rPr>
-        <w:t>数据增强记录表存储数据增强操作的元数据，主键为增强记录</w:t>
-      </w:r>
-      <w:r>
-        <w:rPr>
-          <w:rFonts w:hint="eastAsia"/>
-        </w:rPr>
-        <w:t>ID</w:t>
-      </w:r>
-      <w:r>
-        <w:rPr>
-          <w:rFonts w:hint="eastAsia"/>
-        </w:rPr>
-        <w:t>，外键用户</w:t>
-      </w:r>
-      <w:r>
-        <w:rPr>
-          <w:rFonts w:hint="eastAsia"/>
-        </w:rPr>
-        <w:t>ID</w:t>
-      </w:r>
-      <w:r>
-        <w:rPr>
-          <w:rFonts w:hint="eastAsia"/>
-        </w:rPr>
-        <w:t>关联用户表，增强参数字段为</w:t>
-      </w:r>
-      <w:r>
-        <w:rPr>
-          <w:rFonts w:hint="eastAsia"/>
-        </w:rPr>
-        <w:t>JSON</w:t>
-      </w:r>
-      <w:r>
-        <w:rPr>
-          <w:rFonts w:hint="eastAsia"/>
-        </w:rPr>
-        <w:t>类型存储旋转角度、翻转标志、裁剪比例等参数配置，操作状态和创建时间记录操作的执行状态和时间。数据增强结果表存储增强后的图像结果，主键为结果</w:t>
-      </w:r>
-      <w:r>
-        <w:rPr>
-          <w:rFonts w:hint="eastAsia"/>
-        </w:rPr>
-        <w:t>ID</w:t>
-      </w:r>
-      <w:r>
-        <w:rPr>
-          <w:rFonts w:hint="eastAsia"/>
-        </w:rPr>
-        <w:t>，外键增强记录</w:t>
-      </w:r>
-      <w:r>
-        <w:rPr>
-          <w:rFonts w:hint="eastAsia"/>
-        </w:rPr>
-        <w:t>ID</w:t>
-      </w:r>
-      <w:r>
-        <w:rPr>
-          <w:rFonts w:hint="eastAsia"/>
-        </w:rPr>
-        <w:t>关联增强记录表，增强图像字段存储</w:t>
-      </w:r>
-      <w:r>
-        <w:rPr>
-          <w:rFonts w:hint="eastAsia"/>
-        </w:rPr>
-        <w:t>Base64</w:t>
-      </w:r>
-      <w:r>
-        <w:rPr>
-          <w:rFonts w:hint="eastAsia"/>
-        </w:rPr>
-        <w:t>编码的增强图像，图像属性字段记录增强后图像的尺寸和格式。</w:t>
-      </w:r>
-    </w:p>
-    <w:p/>
-    <w:p>
-      <w:pPr>
-        <w:rPr>
-          <w:rFonts w:hint="eastAsia"/>
-        </w:rPr>
-      </w:pPr>
-      <w:r>
-        <w:rPr>
-          <w:rFonts w:hint="eastAsia"/>
-        </w:rPr>
-        <w:lastRenderedPageBreak/>
-        <w:t>数据集表用于管理训练数据集信息，主键为数据集</w:t>
-      </w:r>
-      <w:r>
-        <w:rPr>
-          <w:rFonts w:hint="eastAsia"/>
-        </w:rPr>
-        <w:t>ID</w:t>
-      </w:r>
-      <w:r>
-        <w:rPr>
-          <w:rFonts w:hint="eastAsia"/>
-        </w:rPr>
-        <w:t>，数据集名称和描述字段记录数据集的基本信息，数据集路径字段存储数据集在文件系统的根目录路径，类别列表字段为</w:t>
-      </w:r>
-      <w:r>
-        <w:rPr>
-          <w:rFonts w:hint="eastAsia"/>
-        </w:rPr>
-        <w:t>JSON</w:t>
-      </w:r>
-      <w:r>
-        <w:rPr>
-          <w:rFonts w:hint="eastAsia"/>
-        </w:rPr>
-        <w:t>数组存储数据集中包含的类别名称，图像数量字段记录数据集包含的图像总数，创建时间和更新时间记录数据集的生命周期。数据集图像表存储数据集中每张图像的元数据，主键为图像</w:t>
-      </w:r>
-      <w:r>
-        <w:rPr>
-          <w:rFonts w:hint="eastAsia"/>
-        </w:rPr>
-        <w:t>ID</w:t>
-      </w:r>
-      <w:r>
-        <w:rPr>
-          <w:rFonts w:hint="eastAsia"/>
-        </w:rPr>
-        <w:t>，外键数据集</w:t>
-      </w:r>
-      <w:r>
-        <w:rPr>
-          <w:rFonts w:hint="eastAsia"/>
-        </w:rPr>
-        <w:t>ID</w:t>
-      </w:r>
-      <w:r>
-        <w:rPr>
-          <w:rFonts w:hint="eastAsia"/>
-        </w:rPr>
-        <w:t>关联数据集表，图像路径字段存储图像文件路径，标注文件路径字段存储对应的标注文件路径，图像尺寸字段记录图像的宽度和高度，创建时间记录图像导入数据集的时间。</w:t>
-      </w:r>
-    </w:p>
-    <w:p/>
-    <w:p>
-      <w:pPr>
-        <w:rPr>
-          <w:rFonts w:hint="eastAsia"/>
-        </w:rPr>
         <w:sectPr>
-          <w:headerReference w:type="default" r:id="rId18"/>
-          <w:footerReference w:type="default" r:id="rId19"/>
+          <w:headerReference w:type="default" r:id="rId21"/>
+          <w:footerReference w:type="default" r:id="rId22"/>
           <w:pgSz w:w="11906" w:h="16838"/>
           <w:pgMar w:top="1440" w:right="1800" w:bottom="1440" w:left="1800" w:header="851" w:footer="992" w:gutter="0"/>
           <w:cols w:space="425"/>
@@ -12312,7 +12372,7 @@
           <w:szCs w:val="24"/>
         </w:rPr>
         <w:sectPr>
-          <w:headerReference w:type="default" r:id="rId20"/>
+          <w:headerReference w:type="default" r:id="rId23"/>
           <w:pgSz w:w="11906" w:h="16838"/>
           <w:pgMar w:top="1440" w:right="1800" w:bottom="1440" w:left="1800" w:header="851" w:footer="992" w:gutter="0"/>
           <w:cols w:space="425"/>
@@ -12685,7 +12745,7 @@
           <w:bCs w:val="0"/>
         </w:rPr>
         <w:sectPr>
-          <w:headerReference w:type="default" r:id="rId21"/>
+          <w:headerReference w:type="default" r:id="rId24"/>
           <w:pgSz w:w="11906" w:h="16838"/>
           <w:pgMar w:top="1440" w:right="1800" w:bottom="1440" w:left="1800" w:header="851" w:footer="992" w:gutter="0"/>
           <w:cols w:space="425"/>
@@ -12754,7 +12814,7 @@
       </w:r>
     </w:p>
     <w:sectPr>
-      <w:headerReference w:type="default" r:id="rId22"/>
+      <w:headerReference w:type="default" r:id="rId25"/>
       <w:pgSz w:w="11906" w:h="16838"/>
       <w:pgMar w:top="1440" w:right="1800" w:bottom="1440" w:left="1800" w:header="851" w:footer="992" w:gutter="0"/>
       <w:cols w:space="425"/>

--- a/导师张三-9109222311-学生李四-毕业论文-基于SSH的高校学生信息管理系统的设计与开发.docx
+++ b/导师张三-9109222311-学生李四-毕业论文-基于SSH的高校学生信息管理系统的设计与开发.docx
@@ -5037,6 +5037,7 @@
         <w:rPr>
           <w:rFonts w:hint="eastAsia"/>
         </w:rPr>
+        <w:lastRenderedPageBreak/>
         <w:t xml:space="preserve">3.1.3 </w:t>
       </w:r>
       <w:r>
@@ -5045,6 +5046,53 @@
         </w:rPr>
         <w:t>性能需求</w:t>
       </w:r>
+      <w:r>
+        <w:rPr>
+          <w:rFonts w:hint="eastAsia"/>
+          <w:noProof/>
+        </w:rPr>
+        <w:drawing>
+          <wp:inline distT="0" distB="0" distL="0" distR="0" wp14:anchorId="6A94732D" wp14:editId="58CA3C17">
+            <wp:extent cx="5274310" cy="5067935"/>
+            <wp:effectExtent l="0" t="0" r="0" b="0"/>
+            <wp:docPr id="1253993868" name="图片 4"/>
+            <wp:cNvGraphicFramePr>
+              <a:graphicFrameLocks xmlns:a="http://schemas.openxmlformats.org/drawingml/2006/main" noChangeAspect="1"/>
+            </wp:cNvGraphicFramePr>
+            <a:graphic xmlns:a="http://schemas.openxmlformats.org/drawingml/2006/main">
+              <a:graphicData uri="http://schemas.openxmlformats.org/drawingml/2006/picture">
+                <pic:pic xmlns:pic="http://schemas.openxmlformats.org/drawingml/2006/picture">
+                  <pic:nvPicPr>
+                    <pic:cNvPr id="1253993868" name="图片 1253993868"/>
+                    <pic:cNvPicPr/>
+                  </pic:nvPicPr>
+                  <pic:blipFill>
+                    <a:blip r:embed="rId21" cstate="print">
+                      <a:extLst>
+                        <a:ext uri="{28A0092B-C50C-407E-A947-70E740481C1C}">
+                          <a14:useLocalDpi xmlns:a14="http://schemas.microsoft.com/office/drawing/2010/main" val="0"/>
+                        </a:ext>
+                      </a:extLst>
+                    </a:blip>
+                    <a:stretch>
+                      <a:fillRect/>
+                    </a:stretch>
+                  </pic:blipFill>
+                  <pic:spPr>
+                    <a:xfrm>
+                      <a:off x="0" y="0"/>
+                      <a:ext cx="5274310" cy="5067935"/>
+                    </a:xfrm>
+                    <a:prstGeom prst="rect">
+                      <a:avLst/>
+                    </a:prstGeom>
+                  </pic:spPr>
+                </pic:pic>
+              </a:graphicData>
+            </a:graphic>
+          </wp:inline>
+        </w:drawing>
+      </w:r>
     </w:p>
     <w:p>
       <w:pPr>
@@ -5264,56 +5312,625 @@
         <w:rPr>
           <w:rFonts w:hint="eastAsia"/>
         </w:rPr>
+        <w:t>安全性需求方面，用户登录需要密码验证，密码存储应采用加盐哈希方式防止明文泄露，敏感操作如模型上传、用户禁用等需要管理员权限验证，系统应记录关键操作日志用于安全审计和问题追溯。</w:t>
+      </w:r>
+      <w:r>
+        <w:rPr>
+          <w:rFonts w:hint="eastAsia"/>
+        </w:rPr>
+        <w:t xml:space="preserve">API </w:t>
+      </w:r>
+      <w:r>
+        <w:rPr>
+          <w:rFonts w:hint="eastAsia"/>
+        </w:rPr>
+        <w:t>接口应采用</w:t>
+      </w:r>
+      <w:r>
+        <w:rPr>
+          <w:rFonts w:hint="eastAsia"/>
+        </w:rPr>
+        <w:t xml:space="preserve"> JWT Token </w:t>
+      </w:r>
+      <w:r>
+        <w:rPr>
+          <w:rFonts w:hint="eastAsia"/>
+        </w:rPr>
+        <w:t>认证机制，未认证或</w:t>
+      </w:r>
+      <w:r>
+        <w:rPr>
+          <w:rFonts w:hint="eastAsia"/>
+        </w:rPr>
+        <w:t xml:space="preserve"> Token </w:t>
+      </w:r>
+      <w:r>
+        <w:rPr>
+          <w:rFonts w:hint="eastAsia"/>
+        </w:rPr>
+        <w:t>过期的请求应返回</w:t>
+      </w:r>
+      <w:r>
+        <w:rPr>
+          <w:rFonts w:hint="eastAsia"/>
+        </w:rPr>
+        <w:t xml:space="preserve"> 401 </w:t>
+      </w:r>
+      <w:r>
+        <w:rPr>
+          <w:rFonts w:hint="eastAsia"/>
+        </w:rPr>
+        <w:t>未授权错误，防止未授权访问。</w:t>
+      </w:r>
+    </w:p>
+    <w:p/>
+    <w:p>
+      <w:pPr>
+        <w:rPr>
+          <w:rFonts w:hint="eastAsia"/>
+        </w:rPr>
+      </w:pPr>
+      <w:r>
+        <w:rPr>
+          <w:rFonts w:hint="eastAsia"/>
+        </w:rPr>
+        <w:t xml:space="preserve">3.1.4 </w:t>
+      </w:r>
+      <w:r>
+        <w:rPr>
+          <w:rFonts w:hint="eastAsia"/>
+        </w:rPr>
+        <w:t>数据需求</w:t>
+      </w:r>
+    </w:p>
+    <w:p>
+      <w:pPr>
+        <w:rPr>
+          <w:rFonts w:hint="eastAsia"/>
+        </w:rPr>
+      </w:pPr>
+      <w:r>
+        <w:rPr>
+          <w:rFonts w:hint="eastAsia"/>
+        </w:rPr>
+        <w:t>系统数据需求包括数据类型、数据来源、数据流向和数据存储等方面。数据类型方面，系统处理的数据主要包括图像数据、模型数据、用户数据和日志数据四类。图像数据包括用户上传的原始车辆图像、分割结果掩码图像和融合效果图，采用</w:t>
+      </w:r>
+      <w:r>
+        <w:rPr>
+          <w:rFonts w:hint="eastAsia"/>
+        </w:rPr>
+        <w:t xml:space="preserve"> JPG </w:t>
+      </w:r>
+      <w:r>
+        <w:rPr>
+          <w:rFonts w:hint="eastAsia"/>
+        </w:rPr>
+        <w:t>或</w:t>
+      </w:r>
+      <w:r>
+        <w:rPr>
+          <w:rFonts w:hint="eastAsia"/>
+        </w:rPr>
+        <w:t xml:space="preserve"> PNG </w:t>
+      </w:r>
+      <w:r>
+        <w:rPr>
+          <w:rFonts w:hint="eastAsia"/>
+        </w:rPr>
+        <w:t>格式存储。模型数据包括模型权重文件及元数据信息，权重文件采用</w:t>
+      </w:r>
+      <w:r>
+        <w:rPr>
+          <w:rFonts w:hint="eastAsia"/>
+        </w:rPr>
+        <w:t xml:space="preserve"> </w:t>
+      </w:r>
+      <w:proofErr w:type="spellStart"/>
+      <w:r>
+        <w:rPr>
+          <w:rFonts w:hint="eastAsia"/>
+        </w:rPr>
+        <w:t>PyTorch</w:t>
+      </w:r>
+      <w:proofErr w:type="spellEnd"/>
+      <w:r>
+        <w:rPr>
+          <w:rFonts w:hint="eastAsia"/>
+        </w:rPr>
+        <w:t xml:space="preserve"> </w:t>
+      </w:r>
+      <w:r>
+        <w:rPr>
+          <w:rFonts w:hint="eastAsia"/>
+        </w:rPr>
+        <w:t>的</w:t>
+      </w:r>
+      <w:r>
+        <w:rPr>
+          <w:rFonts w:hint="eastAsia"/>
+        </w:rPr>
+        <w:t>.</w:t>
+      </w:r>
+      <w:proofErr w:type="spellStart"/>
+      <w:r>
+        <w:rPr>
+          <w:rFonts w:hint="eastAsia"/>
+        </w:rPr>
+        <w:t>pth</w:t>
+      </w:r>
+      <w:proofErr w:type="spellEnd"/>
+      <w:r>
+        <w:rPr>
+          <w:rFonts w:hint="eastAsia"/>
+        </w:rPr>
+        <w:t xml:space="preserve"> </w:t>
+      </w:r>
+      <w:r>
+        <w:rPr>
+          <w:rFonts w:hint="eastAsia"/>
+        </w:rPr>
+        <w:t>格式，元数据采用</w:t>
+      </w:r>
+      <w:r>
+        <w:rPr>
+          <w:rFonts w:hint="eastAsia"/>
+        </w:rPr>
+        <w:t xml:space="preserve"> JSON </w:t>
+      </w:r>
+      <w:r>
+        <w:rPr>
+          <w:rFonts w:hint="eastAsia"/>
+        </w:rPr>
+        <w:t>格式存储于数据库中。用户数据包括用户账户信息、操作记录和权限配置，采用关系型数据库表结构存储。日志数据包括系统运行日志、推理请求日志和错误日志，采用文本日志文件配合数据库记录存储。</w:t>
+      </w:r>
+    </w:p>
+    <w:p/>
+    <w:p>
+      <w:pPr>
+        <w:rPr>
+          <w:rFonts w:hint="eastAsia"/>
+        </w:rPr>
+      </w:pPr>
+      <w:r>
+        <w:rPr>
+          <w:rFonts w:hint="eastAsia"/>
+        </w:rPr>
+        <w:t>数据来源方面，图像数据来源于用户通过</w:t>
+      </w:r>
+      <w:r>
+        <w:rPr>
+          <w:rFonts w:hint="eastAsia"/>
+        </w:rPr>
+        <w:t xml:space="preserve"> Web </w:t>
+      </w:r>
+      <w:r>
+        <w:rPr>
+          <w:rFonts w:hint="eastAsia"/>
+        </w:rPr>
+        <w:t>界面上传，模型数据来源于管理员上传或训练脚本生成，用户数据来源于用户注册和管理员创建，日志数据由系统自动记录生成。数据流向方面，用户上传的图像数据经预处理后送入模型推理模块，推理结果经后处理生成可视化图像并存储到数据库，用户可通过历史记录和结果对比功能查询和检索存储的分割结果。</w:t>
+      </w:r>
+    </w:p>
+    <w:p/>
+    <w:p>
+      <w:r>
+        <w:rPr>
+          <w:rFonts w:hint="eastAsia"/>
+        </w:rPr>
+        <w:t>数据存储方面，图像文件存储于服务器文件系统的指定目录，按日期和任务</w:t>
+      </w:r>
+      <w:r>
+        <w:rPr>
+          <w:rFonts w:hint="eastAsia"/>
+        </w:rPr>
+        <w:t xml:space="preserve"> ID </w:t>
+      </w:r>
+      <w:r>
+        <w:rPr>
+          <w:rFonts w:hint="eastAsia"/>
+        </w:rPr>
+        <w:t>组织目录结构便于管理和清理。数据库存储图像文件的元数据索引和用户操作记录，采用</w:t>
+      </w:r>
+      <w:r>
+        <w:rPr>
+          <w:rFonts w:hint="eastAsia"/>
+        </w:rPr>
+        <w:t xml:space="preserve"> MySQL </w:t>
+      </w:r>
+      <w:r>
+        <w:rPr>
+          <w:rFonts w:hint="eastAsia"/>
+        </w:rPr>
+        <w:t>关系型数据库管理结构化数据，通过外键约束维护表间关联关系。对于大规模的图像数据或历史日志，可考虑引入对象存储或</w:t>
+      </w:r>
+      <w:r>
+        <w:rPr>
+          <w:rFonts w:hint="eastAsia"/>
+        </w:rPr>
+        <w:t xml:space="preserve"> NoSQL </w:t>
+      </w:r>
+      <w:r>
+        <w:rPr>
+          <w:rFonts w:hint="eastAsia"/>
+        </w:rPr>
+        <w:t>数据库进行扩展存储。</w:t>
+      </w:r>
+    </w:p>
+    <w:p>
+      <w:pPr>
+        <w:rPr>
+          <w:rFonts w:hint="eastAsia"/>
+        </w:rPr>
+      </w:pPr>
+    </w:p>
+    <w:p>
+      <w:pPr>
+        <w:rPr>
+          <w:rFonts w:hint="eastAsia"/>
+        </w:rPr>
+      </w:pPr>
+      <w:r>
+        <w:rPr>
+          <w:rFonts w:hint="eastAsia"/>
+        </w:rPr>
+        <w:t xml:space="preserve">3.2 </w:t>
+      </w:r>
+      <w:r>
+        <w:rPr>
+          <w:rFonts w:hint="eastAsia"/>
+        </w:rPr>
+        <w:t>结构设计</w:t>
+      </w:r>
+    </w:p>
+    <w:p>
+      <w:pPr>
+        <w:rPr>
+          <w:rFonts w:hint="eastAsia"/>
+        </w:rPr>
+      </w:pPr>
+      <w:r>
+        <w:rPr>
+          <w:rFonts w:hint="eastAsia"/>
+        </w:rPr>
+        <w:t>本系统采用经典的</w:t>
+      </w:r>
+      <w:r>
+        <w:rPr>
+          <w:rFonts w:hint="eastAsia"/>
+        </w:rPr>
+        <w:t>B/S</w:t>
+      </w:r>
+      <w:r>
+        <w:rPr>
+          <w:rFonts w:hint="eastAsia"/>
+        </w:rPr>
+        <w:t>三层架构设计，即浏览器服务器架构，将系统划分为表示层、业务逻辑层和数据访问层三个层次，各层职责明确，通过标准接口进行通信，便于系统的开发、维护和扩展。表示层负责与用户交互，采用</w:t>
+      </w:r>
+      <w:r>
+        <w:rPr>
+          <w:rFonts w:hint="eastAsia"/>
+        </w:rPr>
+        <w:t>Vue.js</w:t>
+      </w:r>
+      <w:r>
+        <w:rPr>
+          <w:rFonts w:hint="eastAsia"/>
+        </w:rPr>
+        <w:t>单页应用框架开发，用户通过浏览器访问系统，无需安装客户端软件。表示层包含多个视图组件，其中</w:t>
+      </w:r>
+      <w:r>
+        <w:rPr>
+          <w:rFonts w:hint="eastAsia"/>
+        </w:rPr>
+        <w:t>Layout</w:t>
+      </w:r>
+      <w:r>
+        <w:rPr>
+          <w:rFonts w:hint="eastAsia"/>
+        </w:rPr>
+        <w:t>组件作为布局容器，提供侧边栏导航、顶部用户信息栏和主内容区域的页面框架。</w:t>
+      </w:r>
+      <w:r>
+        <w:rPr>
+          <w:rFonts w:hint="eastAsia"/>
+        </w:rPr>
+        <w:t>Segment</w:t>
+      </w:r>
+      <w:r>
+        <w:rPr>
+          <w:rFonts w:hint="eastAsia"/>
+        </w:rPr>
+        <w:t>视图组件实现图像分割的核心交互界面，包含模型选择下拉框、分割类型单选框、图片上传区域、进度条和结果展示区。</w:t>
+      </w:r>
+      <w:r>
+        <w:rPr>
+          <w:rFonts w:hint="eastAsia"/>
+        </w:rPr>
+        <w:t>History</w:t>
+      </w:r>
+      <w:r>
+        <w:rPr>
+          <w:rFonts w:hint="eastAsia"/>
+        </w:rPr>
+        <w:t>视图组件展示用户的分割历史记录列表，支持按时间、模型、状态等条件筛选。</w:t>
+      </w:r>
+      <w:r>
+        <w:rPr>
+          <w:rFonts w:hint="eastAsia"/>
+        </w:rPr>
+        <w:t>Compare</w:t>
+      </w:r>
+      <w:r>
+        <w:rPr>
+          <w:rFonts w:hint="eastAsia"/>
+        </w:rPr>
+        <w:t>视图组件实现结果对比功能，支持添加、移除、清空对比列表和批量下载。</w:t>
+      </w:r>
+      <w:r>
+        <w:rPr>
+          <w:rFonts w:hint="eastAsia"/>
+        </w:rPr>
+        <w:t>Models</w:t>
+      </w:r>
+      <w:r>
+        <w:rPr>
+          <w:rFonts w:hint="eastAsia"/>
+        </w:rPr>
+        <w:t>视图组件提供模型管理界面，展示可用模型列表、性能指标和版本信息。</w:t>
+      </w:r>
+      <w:r>
+        <w:rPr>
+          <w:rFonts w:hint="eastAsia"/>
+        </w:rPr>
+        <w:t>Augmentation</w:t>
+      </w:r>
+      <w:r>
+        <w:rPr>
+          <w:rFonts w:hint="eastAsia"/>
+        </w:rPr>
+        <w:t>视图组件实现数据增强预览功能，提供多种增强操作的参数调节和实时预览。</w:t>
+      </w:r>
+    </w:p>
+    <w:p/>
+    <w:p>
+      <w:pPr>
+        <w:rPr>
+          <w:rFonts w:hint="eastAsia"/>
+        </w:rPr>
+      </w:pPr>
+      <w:r>
+        <w:rPr>
+          <w:rFonts w:hint="eastAsia"/>
+        </w:rPr>
+        <w:t>业务逻辑层负责处理系统的核心业务逻辑，采用</w:t>
+      </w:r>
+      <w:r>
+        <w:rPr>
+          <w:rFonts w:hint="eastAsia"/>
+        </w:rPr>
+        <w:t>Flask Web</w:t>
+      </w:r>
+      <w:r>
+        <w:rPr>
+          <w:rFonts w:hint="eastAsia"/>
+        </w:rPr>
+        <w:t>框架构建</w:t>
+      </w:r>
+      <w:r>
+        <w:rPr>
+          <w:rFonts w:hint="eastAsia"/>
+        </w:rPr>
+        <w:t>RESTful API</w:t>
+      </w:r>
+      <w:r>
+        <w:rPr>
+          <w:rFonts w:hint="eastAsia"/>
+        </w:rPr>
+        <w:t>服务。业务逻辑层包含多个功能模块，模型服务模块负责扫描模型目录、加载模型权重、管理模型缓存、提供模型列表和详情查询接口。分割服务模块负责接收上传图像、执行预处理、调用模型推理、生成结果图像、计算评价指标并保存分割记录。认证服务模块处理用户登录请求，验证用户名和密码，生成和验证</w:t>
+      </w:r>
+      <w:r>
+        <w:rPr>
+          <w:rFonts w:hint="eastAsia"/>
+        </w:rPr>
+        <w:t>JWT</w:t>
+      </w:r>
+      <w:r>
+        <w:rPr>
+          <w:rFonts w:hint="eastAsia"/>
+        </w:rPr>
+        <w:t>令牌。数据增强服务模块实现图像增强算法，包括几何变换和色彩变换，提供增强预览和下载接口。可视化服务模块负责生成融合图像、处理</w:t>
+      </w:r>
+      <w:r>
+        <w:rPr>
+          <w:rFonts w:hint="eastAsia"/>
+        </w:rPr>
+        <w:t>GPU</w:t>
+      </w:r>
+      <w:r>
+        <w:rPr>
+          <w:rFonts w:hint="eastAsia"/>
+        </w:rPr>
+        <w:t>状态监控请求。各服务模块通过</w:t>
+      </w:r>
+      <w:r>
+        <w:rPr>
+          <w:rFonts w:hint="eastAsia"/>
+        </w:rPr>
+        <w:t>Flask</w:t>
+      </w:r>
+      <w:r>
+        <w:rPr>
+          <w:rFonts w:hint="eastAsia"/>
+        </w:rPr>
+        <w:t>路由暴露为</w:t>
+      </w:r>
+      <w:r>
+        <w:rPr>
+          <w:rFonts w:hint="eastAsia"/>
+        </w:rPr>
+        <w:t>RESTful API</w:t>
+      </w:r>
+      <w:r>
+        <w:rPr>
+          <w:rFonts w:hint="eastAsia"/>
+        </w:rPr>
+        <w:t>端点，前端通过</w:t>
+      </w:r>
+      <w:r>
+        <w:rPr>
+          <w:rFonts w:hint="eastAsia"/>
+        </w:rPr>
+        <w:t>Axios</w:t>
+      </w:r>
+      <w:r>
+        <w:rPr>
+          <w:rFonts w:hint="eastAsia"/>
+        </w:rPr>
+        <w:t>库发起</w:t>
+      </w:r>
+      <w:r>
+        <w:rPr>
+          <w:rFonts w:hint="eastAsia"/>
+        </w:rPr>
+        <w:t>HTTP</w:t>
+      </w:r>
+      <w:r>
+        <w:rPr>
+          <w:rFonts w:hint="eastAsia"/>
+        </w:rPr>
+        <w:t>请求与后端通信，数据交换采用</w:t>
+      </w:r>
+      <w:r>
+        <w:rPr>
+          <w:rFonts w:hint="eastAsia"/>
+        </w:rPr>
+        <w:t>JSON</w:t>
+      </w:r>
+      <w:r>
+        <w:rPr>
+          <w:rFonts w:hint="eastAsia"/>
+        </w:rPr>
+        <w:t>格式。</w:t>
+      </w:r>
+    </w:p>
+    <w:p/>
+    <w:p>
+      <w:pPr>
+        <w:rPr>
+          <w:rFonts w:hint="eastAsia"/>
+        </w:rPr>
+      </w:pPr>
+      <w:r>
+        <w:rPr>
+          <w:rFonts w:hint="eastAsia"/>
+        </w:rPr>
+        <w:t>数据访问层负责数据的持久化存储，采用</w:t>
+      </w:r>
+      <w:proofErr w:type="spellStart"/>
+      <w:r>
+        <w:rPr>
+          <w:rFonts w:hint="eastAsia"/>
+        </w:rPr>
+        <w:t>SQLAlchemyORM</w:t>
+      </w:r>
+      <w:proofErr w:type="spellEnd"/>
+      <w:r>
+        <w:rPr>
+          <w:rFonts w:hint="eastAsia"/>
+        </w:rPr>
+        <w:t>框架与</w:t>
+      </w:r>
+      <w:r>
+        <w:rPr>
+          <w:rFonts w:hint="eastAsia"/>
+        </w:rPr>
+        <w:t>MySQL</w:t>
+      </w:r>
+      <w:r>
+        <w:rPr>
+          <w:rFonts w:hint="eastAsia"/>
+        </w:rPr>
+        <w:t>数据库交互，同时使用文件系统存储图像文件。数据访问层定义了多个数据模型，用户模型存储用户账户信息包括用户名、邮箱、密码哈希、角色、状态、登录记录等字段。模型模型存储</w:t>
+      </w:r>
+      <w:r>
+        <w:rPr>
+          <w:rFonts w:hint="eastAsia"/>
+        </w:rPr>
+        <w:t>AI</w:t>
+      </w:r>
+      <w:r>
+        <w:rPr>
+          <w:rFonts w:hint="eastAsia"/>
+        </w:rPr>
+        <w:t>模型元数</w:t>
+      </w:r>
+      <w:r>
+        <w:rPr>
+          <w:rFonts w:hint="eastAsia"/>
+        </w:rPr>
         <w:lastRenderedPageBreak/>
-        <w:t>安全性需求方面，用户登录需要密码验证，密码存储应采用加盐哈希方式防止明文泄露，敏感操作如模型上传、用户禁用等需要管理员权限验证，系统应记录关键操作日志用于安全审计和问题追溯。</w:t>
-      </w:r>
-      <w:r>
-        <w:rPr>
-          <w:rFonts w:hint="eastAsia"/>
-        </w:rPr>
-        <w:t xml:space="preserve">API </w:t>
-      </w:r>
-      <w:r>
-        <w:rPr>
-          <w:rFonts w:hint="eastAsia"/>
-        </w:rPr>
-        <w:t>接口应采用</w:t>
-      </w:r>
-      <w:r>
-        <w:rPr>
-          <w:rFonts w:hint="eastAsia"/>
-        </w:rPr>
-        <w:t xml:space="preserve"> JWT Token </w:t>
-      </w:r>
-      <w:r>
-        <w:rPr>
-          <w:rFonts w:hint="eastAsia"/>
-        </w:rPr>
-        <w:t>认证机制，未认证或</w:t>
-      </w:r>
-      <w:r>
-        <w:rPr>
-          <w:rFonts w:hint="eastAsia"/>
-        </w:rPr>
-        <w:t xml:space="preserve"> Token </w:t>
-      </w:r>
-      <w:r>
-        <w:rPr>
-          <w:rFonts w:hint="eastAsia"/>
-        </w:rPr>
-        <w:t>过期的请求应返回</w:t>
-      </w:r>
-      <w:r>
-        <w:rPr>
-          <w:rFonts w:hint="eastAsia"/>
-        </w:rPr>
-        <w:t xml:space="preserve"> 401 </w:t>
-      </w:r>
-      <w:r>
-        <w:rPr>
-          <w:rFonts w:hint="eastAsia"/>
-        </w:rPr>
-        <w:t>未授权错误，防止未授权访问。</w:t>
+        <w:t>据包括模型名称、类型、版本、路径、输入尺寸、类别数量、性能指标、启用状态等字段。分割记录模型存储每次分割操作的详细信息包括用户</w:t>
+      </w:r>
+      <w:r>
+        <w:rPr>
+          <w:rFonts w:hint="eastAsia"/>
+        </w:rPr>
+        <w:t>ID</w:t>
+      </w:r>
+      <w:r>
+        <w:rPr>
+          <w:rFonts w:hint="eastAsia"/>
+        </w:rPr>
+        <w:t>、模型</w:t>
+      </w:r>
+      <w:r>
+        <w:rPr>
+          <w:rFonts w:hint="eastAsia"/>
+        </w:rPr>
+        <w:t>ID</w:t>
+      </w:r>
+      <w:r>
+        <w:rPr>
+          <w:rFonts w:hint="eastAsia"/>
+        </w:rPr>
+        <w:t>、原图、结果图、融合图的</w:t>
+      </w:r>
+      <w:r>
+        <w:rPr>
+          <w:rFonts w:hint="eastAsia"/>
+        </w:rPr>
+        <w:t>Base64</w:t>
+      </w:r>
+      <w:r>
+        <w:rPr>
+          <w:rFonts w:hint="eastAsia"/>
+        </w:rPr>
+        <w:t>编码、分割类型、图像属性、处理耗时、</w:t>
+      </w:r>
+      <w:proofErr w:type="spellStart"/>
+      <w:r>
+        <w:rPr>
+          <w:rFonts w:hint="eastAsia"/>
+        </w:rPr>
+        <w:t>IoU</w:t>
+      </w:r>
+      <w:proofErr w:type="spellEnd"/>
+      <w:r>
+        <w:rPr>
+          <w:rFonts w:hint="eastAsia"/>
+        </w:rPr>
+        <w:t>得分、各类别指标、状态和时间戳。数据增强记录模型和数据增强结果模型分别存储增强操作记录和结果图像。数据集模型和数据集图像模型用于管理训练数据集信息。操作日志模型记录用户的系统操作日志用于审计。文件系统用于存储上传的原始图像和分割结果图像，数据库存储图像路径索引和图片的</w:t>
+      </w:r>
+      <w:r>
+        <w:rPr>
+          <w:rFonts w:hint="eastAsia"/>
+        </w:rPr>
+        <w:t>Base64</w:t>
+      </w:r>
+      <w:r>
+        <w:rPr>
+          <w:rFonts w:hint="eastAsia"/>
+        </w:rPr>
+        <w:t>编码用于快速展示。系统采用数据库连接池管理数据库连接，迁移脚本管理数据库表结构变更，确保数据库的一致性和可维护性。</w:t>
       </w:r>
     </w:p>
     <w:p/>
@@ -5327,32 +5944,68 @@
         <w:rPr>
           <w:rFonts w:hint="eastAsia"/>
         </w:rPr>
-        <w:t xml:space="preserve">3.1.4 </w:t>
-      </w:r>
-      <w:r>
-        <w:rPr>
-          <w:rFonts w:hint="eastAsia"/>
-        </w:rPr>
-        <w:t>数据需求</w:t>
-      </w:r>
-    </w:p>
-    <w:p>
-      <w:pPr>
-        <w:rPr>
-          <w:rFonts w:hint="eastAsia"/>
-        </w:rPr>
-      </w:pPr>
-      <w:r>
-        <w:rPr>
-          <w:rFonts w:hint="eastAsia"/>
-        </w:rPr>
-        <w:t>系统数据需求包括数据类型、数据来源、数据流向和数据存储等方面。数据类型方面，系统处理的数据主要包括图像数据、模型数据、用户数据和日志数据四类。图像数据包括用户上传的原始车辆图像、分割结果掩码图像和融合效果图，采用</w:t>
-      </w:r>
-      <w:r>
-        <w:rPr>
-          <w:rFonts w:hint="eastAsia"/>
-        </w:rPr>
-        <w:t xml:space="preserve"> JPG </w:t>
+        <w:t xml:space="preserve">3.3 </w:t>
+      </w:r>
+      <w:r>
+        <w:rPr>
+          <w:rFonts w:hint="eastAsia"/>
+        </w:rPr>
+        <w:t>界面设计</w:t>
+      </w:r>
+    </w:p>
+    <w:p>
+      <w:pPr>
+        <w:rPr>
+          <w:rFonts w:hint="eastAsia"/>
+        </w:rPr>
+      </w:pPr>
+      <w:r>
+        <w:rPr>
+          <w:rFonts w:hint="eastAsia"/>
+        </w:rPr>
+        <w:t>系统界面设计遵循简洁直观的原则，采用左右分栏的经典布局结构，左侧为固定宽度的侧边栏导航区域，右侧为顶部导航栏和主内容区域。侧边栏宽度为</w:t>
+      </w:r>
+      <w:r>
+        <w:rPr>
+          <w:rFonts w:hint="eastAsia"/>
+        </w:rPr>
+        <w:t>220</w:t>
+      </w:r>
+      <w:r>
+        <w:rPr>
+          <w:rFonts w:hint="eastAsia"/>
+        </w:rPr>
+        <w:t>像素，背景色为深色主题，顶部显示系统</w:t>
+      </w:r>
+      <w:r>
+        <w:rPr>
+          <w:rFonts w:hint="eastAsia"/>
+        </w:rPr>
+        <w:t>Logo</w:t>
+      </w:r>
+      <w:r>
+        <w:rPr>
+          <w:rFonts w:hint="eastAsia"/>
+        </w:rPr>
+        <w:t>和名称图像分割平台，下方为导航菜单包含图像分割、历史记录、结果对比、模型管理、数据增强五个主菜单项，每个菜单项配有相应的图标，当前激活的菜单项以高亮颜色显示。侧边栏底部设置</w:t>
+      </w:r>
+      <w:r>
+        <w:rPr>
+          <w:rFonts w:hint="eastAsia"/>
+        </w:rPr>
+        <w:t>GPU</w:t>
+      </w:r>
+      <w:r>
+        <w:rPr>
+          <w:rFonts w:hint="eastAsia"/>
+        </w:rPr>
+        <w:t>状态卡片，实时显示当前推理设备的类型如</w:t>
+      </w:r>
+      <w:r>
+        <w:rPr>
+          <w:rFonts w:hint="eastAsia"/>
+        </w:rPr>
+        <w:t>CPU</w:t>
       </w:r>
       <w:r>
         <w:rPr>
@@ -5364,77 +6017,90 @@
         <w:rPr>
           <w:rFonts w:hint="eastAsia"/>
         </w:rPr>
-        <w:t xml:space="preserve"> PNG </w:t>
-      </w:r>
-      <w:r>
-        <w:rPr>
-          <w:rFonts w:hint="eastAsia"/>
-        </w:rPr>
-        <w:t>格式存储。模型数据包括模型权重文件及元数据信息，权重文件采用</w:t>
-      </w:r>
-      <w:r>
-        <w:rPr>
-          <w:rFonts w:hint="eastAsia"/>
-        </w:rPr>
-        <w:t xml:space="preserve"> </w:t>
+        <w:t>MPS</w:t>
+      </w:r>
+      <w:r>
+        <w:rPr>
+          <w:rFonts w:hint="eastAsia"/>
+        </w:rPr>
+        <w:t>、设备名称、显存使用情况等信息，每五秒自动刷新一次，使用户能够了解系统资源状态。</w:t>
+      </w:r>
+    </w:p>
+    <w:p/>
+    <w:p>
+      <w:pPr>
+        <w:rPr>
+          <w:rFonts w:hint="eastAsia"/>
+        </w:rPr>
+      </w:pPr>
+      <w:r>
+        <w:rPr>
+          <w:rFonts w:hint="eastAsia"/>
+        </w:rPr>
+        <w:t>顶部导航栏横跨右侧区域顶部，高度为</w:t>
+      </w:r>
+      <w:r>
+        <w:rPr>
+          <w:rFonts w:hint="eastAsia"/>
+        </w:rPr>
+        <w:t>64</w:t>
+      </w:r>
+      <w:r>
+        <w:rPr>
+          <w:rFonts w:hint="eastAsia"/>
+        </w:rPr>
+        <w:t>像素，背景为白色，左侧显示当前页面的标题，标题根据路由动态变化与当前激活的菜单项对应。右侧显示用户信息下拉菜单，包含用户头像、用户名和下拉箭头，点击可展开下拉菜单显示个人中心、系统设置和退出登录选项。主内容区域占据页面剩余空间，背景为浅灰色，各功能视图的组件渲染在此区域内。</w:t>
+      </w:r>
+    </w:p>
+    <w:p/>
+    <w:p>
+      <w:r>
+        <w:rPr>
+          <w:rFonts w:hint="eastAsia"/>
+        </w:rPr>
+        <w:t>图像分割页面采用左右分栏布局，左侧为配置面板宽度约占三分之一，右侧为结果展示区域宽度约占三分之二。配置面板从上到下依次为模型选择下拉框、分割类型单选框、图片上传区域和操作按钮。模型选择下拉框列出所有可用模型，显示模型名称和版本信息。分割类型单选框提供语义分割和实例分割两个选项，下方有简短说明文字解释两种类型的区别。图片上传区域支持拖拽上传和点击选择，显示上传文件的列表和预览，单张图片时显示缩略图预览，多张图片时显示文件列表。操作按钮为开始分割按钮，在选择模型和上传图片后启用，点击后触发分割请求并显示进度条。</w:t>
+      </w:r>
+    </w:p>
+    <w:p/>
+    <w:p>
+      <w:pPr>
+        <w:rPr>
+          <w:rFonts w:hint="eastAsia"/>
+        </w:rPr>
+      </w:pPr>
+      <w:r>
+        <w:rPr>
+          <w:rFonts w:hint="eastAsia"/>
+        </w:rPr>
+        <w:t>结果展示区域默认显示占位提示，分割完成后显示分割结果。结果区域提供原图、分割掩码图和融合图的切换查看，支持图片缩放和拖拽，便于查看细节。每个分割结果卡片显示图像基本信息如尺寸、格式、文件大小，以及分割指标如处理耗时、</w:t>
       </w:r>
       <w:proofErr w:type="spellStart"/>
       <w:r>
         <w:rPr>
           <w:rFonts w:hint="eastAsia"/>
         </w:rPr>
-        <w:t>PyTorch</w:t>
+        <w:t>IoU</w:t>
       </w:r>
       <w:proofErr w:type="spellEnd"/>
       <w:r>
         <w:rPr>
           <w:rFonts w:hint="eastAsia"/>
         </w:rPr>
-        <w:t xml:space="preserve"> </w:t>
-      </w:r>
-      <w:r>
-        <w:rPr>
-          <w:rFonts w:hint="eastAsia"/>
-        </w:rPr>
-        <w:t>的</w:t>
-      </w:r>
-      <w:r>
-        <w:rPr>
-          <w:rFonts w:hint="eastAsia"/>
-        </w:rPr>
-        <w:t>.</w:t>
+        <w:t>得分等，操作按钮包括加入收藏对比、重新分割和下载结果。历史记录页面采用表格布局展示历史分割记录，表格列包括缩略图、图像名称、使用模型、分割类型、处理时间、</w:t>
       </w:r>
       <w:proofErr w:type="spellStart"/>
       <w:r>
         <w:rPr>
           <w:rFonts w:hint="eastAsia"/>
         </w:rPr>
-        <w:t>pth</w:t>
+        <w:t>IoU</w:t>
       </w:r>
       <w:proofErr w:type="spellEnd"/>
       <w:r>
         <w:rPr>
           <w:rFonts w:hint="eastAsia"/>
         </w:rPr>
-        <w:t xml:space="preserve"> </w:t>
-      </w:r>
-      <w:r>
-        <w:rPr>
-          <w:rFonts w:hint="eastAsia"/>
-        </w:rPr>
-        <w:t>格式，元数据采用</w:t>
-      </w:r>
-      <w:r>
-        <w:rPr>
-          <w:rFonts w:hint="eastAsia"/>
-        </w:rPr>
-        <w:t xml:space="preserve"> JSON </w:t>
-      </w:r>
-      <w:r>
-        <w:rPr>
-          <w:rFonts w:hint="eastAsia"/>
-        </w:rPr>
-        <w:t>格式存储于数据库中。用户数据包括用户账户信息、操作记录和权限配置，采用关系型数据库表结构存储。日志数据包括系统运行日志、推理请求日志和错误日志，采用文本日志文件配合数据库记录存储。</w:t>
+        <w:t>得分、创建时间和操作，支持按时间范围、模型、状态等条件筛选，每页显示固定数量的记录，支持分页导航。</w:t>
       </w:r>
     </w:p>
     <w:p/>
@@ -5448,199 +6114,197 @@
         <w:rPr>
           <w:rFonts w:hint="eastAsia"/>
         </w:rPr>
-        <w:t>数据来源方面，图像数据来源于用户通过</w:t>
-      </w:r>
-      <w:r>
-        <w:rPr>
-          <w:rFonts w:hint="eastAsia"/>
-        </w:rPr>
-        <w:t xml:space="preserve"> Web </w:t>
-      </w:r>
-      <w:r>
-        <w:rPr>
-          <w:rFonts w:hint="eastAsia"/>
-        </w:rPr>
-        <w:t>界面上传，模型数据来源于管理员上传或训练脚本生成，用户数据来源于用户注册和管理员创建，日志数据由系统自动记录生成。数据流向方面，用户上传的图像数据经预处理后送入模型推理模块，推理结果经后处理生成可视化图像并存储到数据库，用户可通过历史记录和结果对比功能查询和检索存储的分割结果。</w:t>
+        <w:t>结果对比页面采用卡片网格布局展示对比列表中的分割结果，每个结果卡片显示原图、分割图和融合图的缩略图，以及对应的模型名称和指标，支持从历史记录添加到对比列表，支持移除单个结果或清空整个列表，提供批量下载功能将对比结果打包为</w:t>
+      </w:r>
+      <w:r>
+        <w:rPr>
+          <w:rFonts w:hint="eastAsia"/>
+        </w:rPr>
+        <w:t>ZIP</w:t>
+      </w:r>
+      <w:r>
+        <w:rPr>
+          <w:rFonts w:hint="eastAsia"/>
+        </w:rPr>
+        <w:t>文件。模型管理页面以卡片列表展示可用模型，每个卡片显示模型名称、类型、版本、输入尺寸、类别数量和性能指标如</w:t>
+      </w:r>
+      <w:proofErr w:type="spellStart"/>
+      <w:r>
+        <w:rPr>
+          <w:rFonts w:hint="eastAsia"/>
+        </w:rPr>
+        <w:t>mIoU</w:t>
+      </w:r>
+      <w:proofErr w:type="spellEnd"/>
+      <w:r>
+        <w:rPr>
+          <w:rFonts w:hint="eastAsia"/>
+        </w:rPr>
+        <w:t>和</w:t>
+      </w:r>
+      <w:r>
+        <w:rPr>
+          <w:rFonts w:hint="eastAsia"/>
+        </w:rPr>
+        <w:t>Accuracy</w:t>
+      </w:r>
+      <w:r>
+        <w:rPr>
+          <w:rFonts w:hint="eastAsia"/>
+        </w:rPr>
+        <w:t>，管理员用户可见上传模型按钮和删除模型按钮。数据增强页</w:t>
+      </w:r>
+      <w:r>
+        <w:rPr>
+          <w:rFonts w:hint="eastAsia"/>
+        </w:rPr>
+        <w:lastRenderedPageBreak/>
+        <w:t>面左侧显示原图，中间为增强参数调节面板，包括旋转角度、翻转选项、裁剪比例、亮度和对比度调节滑块，右侧实时显示增强后的预览效果。</w:t>
       </w:r>
     </w:p>
     <w:p/>
     <w:p>
-      <w:r>
-        <w:rPr>
-          <w:rFonts w:hint="eastAsia"/>
-        </w:rPr>
-        <w:t>数据存储方面，图像文件存储于服务器文件系统的指定目录，按日期和任务</w:t>
-      </w:r>
-      <w:r>
-        <w:rPr>
-          <w:rFonts w:hint="eastAsia"/>
-        </w:rPr>
-        <w:t xml:space="preserve"> ID </w:t>
-      </w:r>
-      <w:r>
-        <w:rPr>
-          <w:rFonts w:hint="eastAsia"/>
-        </w:rPr>
-        <w:t>组织目录结构便于管理和清理。数据库存储图像文件的元数据索引和用户操作记录，采用</w:t>
-      </w:r>
-      <w:r>
-        <w:rPr>
-          <w:rFonts w:hint="eastAsia"/>
-        </w:rPr>
-        <w:t xml:space="preserve"> MySQL </w:t>
-      </w:r>
-      <w:r>
-        <w:rPr>
-          <w:rFonts w:hint="eastAsia"/>
-        </w:rPr>
-        <w:t>关系型数据库管理结构化数据，通过外键约束维护表间关联关系。对于大规模的图像数据或历史日志，可考虑引入对象存储或</w:t>
-      </w:r>
-      <w:r>
-        <w:rPr>
-          <w:rFonts w:hint="eastAsia"/>
-        </w:rPr>
-        <w:t xml:space="preserve"> NoSQL </w:t>
-      </w:r>
-      <w:r>
-        <w:rPr>
-          <w:rFonts w:hint="eastAsia"/>
-        </w:rPr>
-        <w:t>数据库进行扩展存储。</w:t>
-      </w:r>
-    </w:p>
-    <w:p>
-      <w:pPr>
-        <w:rPr>
-          <w:rFonts w:hint="eastAsia"/>
-        </w:rPr>
-      </w:pPr>
-    </w:p>
-    <w:p>
-      <w:pPr>
-        <w:rPr>
-          <w:rFonts w:hint="eastAsia"/>
-        </w:rPr>
-      </w:pPr>
-      <w:r>
-        <w:rPr>
-          <w:rFonts w:hint="eastAsia"/>
-        </w:rPr>
-        <w:t xml:space="preserve">3.2 </w:t>
-      </w:r>
-      <w:r>
-        <w:rPr>
-          <w:rFonts w:hint="eastAsia"/>
-        </w:rPr>
-        <w:t>结构设计</w:t>
-      </w:r>
-    </w:p>
-    <w:p>
-      <w:pPr>
-        <w:rPr>
-          <w:rFonts w:hint="eastAsia"/>
-        </w:rPr>
-      </w:pPr>
-      <w:r>
-        <w:rPr>
-          <w:rFonts w:hint="eastAsia"/>
-        </w:rPr>
-        <w:t>本系统采用经典的</w:t>
-      </w:r>
-      <w:r>
-        <w:rPr>
-          <w:rFonts w:hint="eastAsia"/>
-        </w:rPr>
-        <w:t>B/S</w:t>
-      </w:r>
-      <w:r>
-        <w:rPr>
-          <w:rFonts w:hint="eastAsia"/>
-        </w:rPr>
-        <w:t>三层架构设计，即浏览器服务器架构，将系统划分为表示层、业务逻辑层和数据访问层三个层次，各层职责明确，通过标准接口进行通信，便于系统的开发、维护和扩展。表示层负责与用户交互，采用</w:t>
-      </w:r>
-      <w:r>
-        <w:rPr>
-          <w:rFonts w:hint="eastAsia"/>
-        </w:rPr>
-        <w:t>Vue.js</w:t>
-      </w:r>
-      <w:r>
-        <w:rPr>
-          <w:rFonts w:hint="eastAsia"/>
-        </w:rPr>
-        <w:t>单页应用框架开发，用户通过浏览器访问系统，无需安装客户端软件。表示层包含多个视图组件，其中</w:t>
-      </w:r>
-      <w:r>
-        <w:rPr>
-          <w:rFonts w:hint="eastAsia"/>
-        </w:rPr>
-        <w:t>Layout</w:t>
-      </w:r>
-      <w:r>
-        <w:rPr>
-          <w:rFonts w:hint="eastAsia"/>
-        </w:rPr>
-        <w:t>组件作为布局容器，提供侧边栏导航、顶部用户信息栏和主内容区域的页面框架。</w:t>
-      </w:r>
-      <w:r>
-        <w:rPr>
-          <w:rFonts w:hint="eastAsia"/>
-        </w:rPr>
-        <w:t>Segment</w:t>
-      </w:r>
-      <w:r>
-        <w:rPr>
-          <w:rFonts w:hint="eastAsia"/>
-        </w:rPr>
-        <w:t>视图组件实现图像分割的核心交互界面，包含模型选择下拉框、分割类型单选框、图片上传区域、进度条和结果展示区。</w:t>
-      </w:r>
-      <w:r>
-        <w:rPr>
-          <w:rFonts w:hint="eastAsia"/>
-        </w:rPr>
-        <w:t>History</w:t>
-      </w:r>
-      <w:r>
-        <w:rPr>
-          <w:rFonts w:hint="eastAsia"/>
-        </w:rPr>
-        <w:t>视图组件展示用户的分割历史记录列表，支持按时间、模型、状态等条件筛选。</w:t>
-      </w:r>
-      <w:r>
-        <w:rPr>
-          <w:rFonts w:hint="eastAsia"/>
-        </w:rPr>
-        <w:t>Compare</w:t>
-      </w:r>
-      <w:r>
-        <w:rPr>
-          <w:rFonts w:hint="eastAsia"/>
-        </w:rPr>
-        <w:t>视图组件实现结果对比功能，支持添加、移除、清空对比列表和批量下载。</w:t>
-      </w:r>
-      <w:r>
-        <w:rPr>
-          <w:rFonts w:hint="eastAsia"/>
-        </w:rPr>
-        <w:t>Models</w:t>
-      </w:r>
-      <w:r>
-        <w:rPr>
-          <w:rFonts w:hint="eastAsia"/>
-        </w:rPr>
-        <w:t>视图组件提供模型管理界面，展示可用模型列表、性能指标和版本信息。</w:t>
-      </w:r>
-      <w:r>
-        <w:rPr>
-          <w:rFonts w:hint="eastAsia"/>
-        </w:rPr>
-        <w:t>Augmentation</w:t>
-      </w:r>
-      <w:r>
-        <w:rPr>
-          <w:rFonts w:hint="eastAsia"/>
-        </w:rPr>
-        <w:t>视图组件实现数据增强预览功能，提供多种增强操作的参数调节和实时预览。</w:t>
+      <w:pPr>
+        <w:rPr>
+          <w:rFonts w:hint="eastAsia"/>
+        </w:rPr>
+      </w:pPr>
+      <w:r>
+        <w:rPr>
+          <w:rFonts w:hint="eastAsia"/>
+        </w:rPr>
+        <w:t xml:space="preserve">3.4 </w:t>
+      </w:r>
+      <w:r>
+        <w:rPr>
+          <w:rFonts w:hint="eastAsia"/>
+        </w:rPr>
+        <w:t>功能设计</w:t>
+      </w:r>
+    </w:p>
+    <w:p>
+      <w:pPr>
+        <w:rPr>
+          <w:rFonts w:hint="eastAsia"/>
+        </w:rPr>
+      </w:pPr>
+      <w:r>
+        <w:rPr>
+          <w:rFonts w:hint="eastAsia"/>
+        </w:rPr>
+        <w:t>系统功能模块依据业务逻辑划分为图像分割模块、模型管理模块、历史记录模块、结果对比模块、数据增强模块和用户认证模块六大模块，各模块既独立又相互协作，共同构成完整的图像分割平台。图像分割模块是系统的核心功能模块，负责处理从图像上传到分割结果返回的完整流程。模块启动后首先加载选定的</w:t>
+      </w:r>
+      <w:r>
+        <w:rPr>
+          <w:rFonts w:hint="eastAsia"/>
+        </w:rPr>
+        <w:t>U-Net++</w:t>
+      </w:r>
+      <w:r>
+        <w:rPr>
+          <w:rFonts w:hint="eastAsia"/>
+        </w:rPr>
+        <w:t>模型权重文件到内存，模型采用</w:t>
+      </w:r>
+      <w:r>
+        <w:rPr>
+          <w:rFonts w:hint="eastAsia"/>
+        </w:rPr>
+        <w:t>VGG19</w:t>
+      </w:r>
+      <w:r>
+        <w:rPr>
+          <w:rFonts w:hint="eastAsia"/>
+        </w:rPr>
+        <w:t>编码器预训练权重，输入尺寸配置为</w:t>
+      </w:r>
+      <w:r>
+        <w:rPr>
+          <w:rFonts w:hint="eastAsia"/>
+        </w:rPr>
+        <w:t>512</w:t>
+      </w:r>
+      <w:r>
+        <w:rPr>
+          <w:rFonts w:hint="eastAsia"/>
+        </w:rPr>
+        <w:t>乘</w:t>
+      </w:r>
+      <w:r>
+        <w:rPr>
+          <w:rFonts w:hint="eastAsia"/>
+        </w:rPr>
+        <w:t>512</w:t>
+      </w:r>
+      <w:r>
+        <w:rPr>
+          <w:rFonts w:hint="eastAsia"/>
+        </w:rPr>
+        <w:t>像素，类别数量为四类包括背景和三种车辆类型。用户上传图像后，模块对图像进行预处理包括格式转换、尺寸缩放、像素值归一化和维度变换，将</w:t>
+      </w:r>
+      <w:r>
+        <w:rPr>
+          <w:rFonts w:hint="eastAsia"/>
+        </w:rPr>
+        <w:t>RGB</w:t>
+      </w:r>
+      <w:r>
+        <w:rPr>
+          <w:rFonts w:hint="eastAsia"/>
+        </w:rPr>
+        <w:t>图像转换为模型需要的四维张量格式。推理阶段将预处理后的张量输入模型前向传播，获得像素级的类别预测</w:t>
+      </w:r>
+      <w:r>
+        <w:rPr>
+          <w:rFonts w:hint="eastAsia"/>
+        </w:rPr>
+        <w:t xml:space="preserve"> logits</w:t>
+      </w:r>
+      <w:r>
+        <w:rPr>
+          <w:rFonts w:hint="eastAsia"/>
+        </w:rPr>
+        <w:t>，通过</w:t>
+      </w:r>
+      <w:proofErr w:type="spellStart"/>
+      <w:r>
+        <w:rPr>
+          <w:rFonts w:hint="eastAsia"/>
+        </w:rPr>
+        <w:t>Softmax</w:t>
+      </w:r>
+      <w:proofErr w:type="spellEnd"/>
+      <w:r>
+        <w:rPr>
+          <w:rFonts w:hint="eastAsia"/>
+        </w:rPr>
+        <w:t>函数转换为概率分布，取最大概率对应的类别作为预测结果。后处理阶段将预测的掩码转换为可视化图像，根据类别颜色映射表为背景、轿车、卡车、公交车分配不同颜色，生成彩色分割掩码图，同时将掩码与原图按透明度叠加生成融合图。模块计算评价指标包括</w:t>
+      </w:r>
+      <w:proofErr w:type="spellStart"/>
+      <w:r>
+        <w:rPr>
+          <w:rFonts w:hint="eastAsia"/>
+        </w:rPr>
+        <w:t>IoU</w:t>
+      </w:r>
+      <w:proofErr w:type="spellEnd"/>
+      <w:r>
+        <w:rPr>
+          <w:rFonts w:hint="eastAsia"/>
+        </w:rPr>
+        <w:t>得分、像素准确率等，将原图、结果图、融合图的</w:t>
+      </w:r>
+      <w:r>
+        <w:rPr>
+          <w:rFonts w:hint="eastAsia"/>
+        </w:rPr>
+        <w:t>Base64</w:t>
+      </w:r>
+      <w:r>
+        <w:rPr>
+          <w:rFonts w:hint="eastAsia"/>
+        </w:rPr>
+        <w:t>编码和指标数据保存到分割记录表，返回前端展示。</w:t>
       </w:r>
     </w:p>
     <w:p/>
@@ -5654,31 +6318,142 @@
         <w:rPr>
           <w:rFonts w:hint="eastAsia"/>
         </w:rPr>
-        <w:t>业务逻辑层负责处理系统的核心业务逻辑，采用</w:t>
-      </w:r>
-      <w:r>
-        <w:rPr>
-          <w:rFonts w:hint="eastAsia"/>
-        </w:rPr>
-        <w:t>Flask Web</w:t>
-      </w:r>
-      <w:r>
-        <w:rPr>
-          <w:rFonts w:hint="eastAsia"/>
-        </w:rPr>
-        <w:t>框架构建</w:t>
-      </w:r>
-      <w:r>
-        <w:rPr>
-          <w:rFonts w:hint="eastAsia"/>
-        </w:rPr>
-        <w:t>RESTful API</w:t>
-      </w:r>
-      <w:r>
-        <w:rPr>
-          <w:rFonts w:hint="eastAsia"/>
-        </w:rPr>
-        <w:t>服务。业务逻辑层包含多个功能模块，模型服务模块负责扫描模型目录、加载模型权重、管理模型缓存、提供模型列表和详情查询接口。分割服务模块负责接收上传图像、执行预处理、调用模型推理、生成结果图像、计算评价指标并保存分割记录。认证服务模块处理用户登录请求，验证用户名和密码，生成和验证</w:t>
+        <w:t>模型管理模块负责系统中</w:t>
+      </w:r>
+      <w:r>
+        <w:rPr>
+          <w:rFonts w:hint="eastAsia"/>
+        </w:rPr>
+        <w:t>AI</w:t>
+      </w:r>
+      <w:r>
+        <w:rPr>
+          <w:rFonts w:hint="eastAsia"/>
+        </w:rPr>
+        <w:t>模型的生命周期管理，包括模型扫描、加载、缓存、版本控制和性能监控。模块在系统启动时扫描配置的模型目录，读取每个模型文件的元数据信息，构建模型列表缓存。对于每个模型记录模型名称、文件路径、文件大小、创建时间等信息，尝试从文件名或配置中提取版本号、输入尺寸、类别数量等元数据。当用户上传新模型时，模块验证模型文件的完整性和格式，提取元数据并写入数据库模型表，更新模型列表缓存。模型切换功能允许用户在多个模型之间快速切换，模块维护当前活跃模型的引用，避免重复加载造成的资源浪费。版本管理功能支持模型的版本继承，新模型可指定父模型</w:t>
+      </w:r>
+      <w:r>
+        <w:rPr>
+          <w:rFonts w:hint="eastAsia"/>
+        </w:rPr>
+        <w:t>ID</w:t>
+      </w:r>
+      <w:r>
+        <w:rPr>
+          <w:rFonts w:hint="eastAsia"/>
+        </w:rPr>
+        <w:t>记录版本演进关系，系统保留历史版本以便回滚和性能对比。</w:t>
+      </w:r>
+    </w:p>
+    <w:p/>
+    <w:p>
+      <w:pPr>
+        <w:rPr>
+          <w:rFonts w:hint="eastAsia"/>
+        </w:rPr>
+      </w:pPr>
+      <w:r>
+        <w:rPr>
+          <w:rFonts w:hint="eastAsia"/>
+        </w:rPr>
+        <w:t>历史记录模块负责记录和查询用户的分割操作历史，为结果追溯和性能分析提供数据支持。每次分割完成后，模块将分割记录写入数据库的分割记录表，记录包含用户</w:t>
+      </w:r>
+      <w:r>
+        <w:rPr>
+          <w:rFonts w:hint="eastAsia"/>
+        </w:rPr>
+        <w:t>ID</w:t>
+      </w:r>
+      <w:r>
+        <w:rPr>
+          <w:rFonts w:hint="eastAsia"/>
+        </w:rPr>
+        <w:t>、模型</w:t>
+      </w:r>
+      <w:r>
+        <w:rPr>
+          <w:rFonts w:hint="eastAsia"/>
+        </w:rPr>
+        <w:t>ID</w:t>
+      </w:r>
+      <w:r>
+        <w:rPr>
+          <w:rFonts w:hint="eastAsia"/>
+        </w:rPr>
+        <w:t>、图像数据、分割参数、评价指标、时间戳等完整信息。历史记录查询功能支持多条件组合筛选，用户可按时间范围、使用的模型、分割类型、状态等条件过滤记录列表，系统根据筛选条件构建数据库查询语句返回匹配的记录。记录详情查看功能提供单条分割记录的完整信息展示，包括原图、分割图和融合图的高清查看，以及详细的指标数据，用户可从详情页将结果添加到对比列表或删除记录。</w:t>
+      </w:r>
+    </w:p>
+    <w:p/>
+    <w:p>
+      <w:pPr>
+        <w:rPr>
+          <w:rFonts w:hint="eastAsia"/>
+        </w:rPr>
+      </w:pPr>
+      <w:r>
+        <w:rPr>
+          <w:rFonts w:hint="eastAsia"/>
+        </w:rPr>
+        <w:t>结果对比模块支持用户将多次分割的结果进行横向对比分析，便于评估不同模型或参数的分割效果差异。用户可从历史记录中选择感兴趣的结果添加到对比列表模块维护对比列表的数据结构存储选中结果的</w:t>
+      </w:r>
+      <w:r>
+        <w:rPr>
+          <w:rFonts w:hint="eastAsia"/>
+        </w:rPr>
+        <w:t>ID</w:t>
+      </w:r>
+      <w:r>
+        <w:rPr>
+          <w:rFonts w:hint="eastAsia"/>
+        </w:rPr>
+        <w:t>和相关信息。对比列表页面以卡片网格布局展示所有对比结果，每个卡片显示缩略图和关键指标，用户可点击卡片查看大图详情。模块提供对比列表的管理功能，支持移除单个结果或清空整个列表，批量下载功能将对比列表中的所有结果图像和指标数据打包为</w:t>
+      </w:r>
+      <w:r>
+        <w:rPr>
+          <w:rFonts w:hint="eastAsia"/>
+        </w:rPr>
+        <w:t>ZIP</w:t>
+      </w:r>
+      <w:r>
+        <w:rPr>
+          <w:rFonts w:hint="eastAsia"/>
+        </w:rPr>
+        <w:t>文件供用户下载分析。</w:t>
+      </w:r>
+    </w:p>
+    <w:p/>
+    <w:p>
+      <w:pPr>
+        <w:rPr>
+          <w:rFonts w:hint="eastAsia"/>
+        </w:rPr>
+      </w:pPr>
+      <w:r>
+        <w:rPr>
+          <w:rFonts w:hint="eastAsia"/>
+        </w:rPr>
+        <w:t>数据增强模块提供图像增强功能，帮助用户在分割前预览不同增强操作的效果，评估增强对分割结果的影响。模块实现多种增强算法，几何变换包括旋转、水平翻转、垂直翻转、随机裁剪，色彩变换包括亮度调节、对比度调节、饱和度调节。用户选择增强参数后，模块对原</w:t>
+      </w:r>
+      <w:r>
+        <w:rPr>
+          <w:rFonts w:hint="eastAsia"/>
+        </w:rPr>
+        <w:lastRenderedPageBreak/>
+        <w:t>图应用相应变换生成增强后的预览图像返回前端展示，用户确认后将增强图像替代原图进行分割。数据增强功能与分割模块解耦，增强操作记录单独保存到增强记录表，便于后续分析增强策略的效果。</w:t>
+      </w:r>
+    </w:p>
+    <w:p/>
+    <w:p>
+      <w:pPr>
+        <w:rPr>
+          <w:rFonts w:hint="eastAsia"/>
+        </w:rPr>
+      </w:pPr>
+      <w:r>
+        <w:rPr>
+          <w:rFonts w:hint="eastAsia"/>
+        </w:rPr>
+        <w:t>用户认证模块负责系统的用户身份验证和权限管理，采用基于</w:t>
       </w:r>
       <w:r>
         <w:rPr>
@@ -5690,67 +6465,332 @@
         <w:rPr>
           <w:rFonts w:hint="eastAsia"/>
         </w:rPr>
-        <w:t>令牌。数据增强服务模块实现图像增强算法，包括几何变换和色彩变换，提供增强预览和下载接口。可视化服务模块负责生成融合图像、处理</w:t>
-      </w:r>
-      <w:r>
-        <w:rPr>
-          <w:rFonts w:hint="eastAsia"/>
-        </w:rPr>
-        <w:t>GPU</w:t>
-      </w:r>
-      <w:r>
-        <w:rPr>
-          <w:rFonts w:hint="eastAsia"/>
-        </w:rPr>
-        <w:t>状态监控请求。各服务模块通过</w:t>
-      </w:r>
-      <w:r>
-        <w:rPr>
-          <w:rFonts w:hint="eastAsia"/>
-        </w:rPr>
-        <w:t>Flask</w:t>
-      </w:r>
-      <w:r>
-        <w:rPr>
-          <w:rFonts w:hint="eastAsia"/>
-        </w:rPr>
-        <w:t>路由暴露为</w:t>
-      </w:r>
-      <w:r>
-        <w:rPr>
-          <w:rFonts w:hint="eastAsia"/>
-        </w:rPr>
-        <w:t>RESTful API</w:t>
-      </w:r>
-      <w:r>
-        <w:rPr>
-          <w:rFonts w:hint="eastAsia"/>
-        </w:rPr>
-        <w:t>端点，前端通过</w:t>
-      </w:r>
-      <w:r>
-        <w:rPr>
-          <w:rFonts w:hint="eastAsia"/>
-        </w:rPr>
-        <w:t>Axios</w:t>
-      </w:r>
-      <w:r>
-        <w:rPr>
-          <w:rFonts w:hint="eastAsia"/>
-        </w:rPr>
-        <w:t>库发起</w:t>
-      </w:r>
-      <w:r>
-        <w:rPr>
-          <w:rFonts w:hint="eastAsia"/>
-        </w:rPr>
-        <w:t>HTTP</w:t>
-      </w:r>
-      <w:r>
-        <w:rPr>
-          <w:rFonts w:hint="eastAsia"/>
-        </w:rPr>
-        <w:t>请求与后端通信，数据交换采用</w:t>
+        <w:t>令牌的安全认证机制。用户登录时输入用户名和密码，模块验证凭证的有效性，密码经过加盐哈希处理后与数据库存储的密码哈希比对。验证通过后生成包含用户</w:t>
+      </w:r>
+      <w:r>
+        <w:rPr>
+          <w:rFonts w:hint="eastAsia"/>
+        </w:rPr>
+        <w:t>ID</w:t>
+      </w:r>
+      <w:r>
+        <w:rPr>
+          <w:rFonts w:hint="eastAsia"/>
+        </w:rPr>
+        <w:t>、角色、过期时间的</w:t>
+      </w:r>
+      <w:r>
+        <w:rPr>
+          <w:rFonts w:hint="eastAsia"/>
+        </w:rPr>
+        <w:t>JWT</w:t>
+      </w:r>
+      <w:r>
+        <w:rPr>
+          <w:rFonts w:hint="eastAsia"/>
+        </w:rPr>
+        <w:t>令牌返回前端，前端将令牌保存在本地存储中，后续</w:t>
+      </w:r>
+      <w:r>
+        <w:rPr>
+          <w:rFonts w:hint="eastAsia"/>
+        </w:rPr>
+        <w:t>API</w:t>
+      </w:r>
+      <w:r>
+        <w:rPr>
+          <w:rFonts w:hint="eastAsia"/>
+        </w:rPr>
+        <w:t>请求在</w:t>
+      </w:r>
+      <w:r>
+        <w:rPr>
+          <w:rFonts w:hint="eastAsia"/>
+        </w:rPr>
+        <w:t>Authorization</w:t>
+      </w:r>
+      <w:r>
+        <w:rPr>
+          <w:rFonts w:hint="eastAsia"/>
+        </w:rPr>
+        <w:t>请求头中携带令牌。中间件拦截每个请求验证令牌的有效性和过期时间，有效请求放行并解析用户信息注入请求上下文，无效或过期请求返回</w:t>
+      </w:r>
+      <w:r>
+        <w:rPr>
+          <w:rFonts w:hint="eastAsia"/>
+        </w:rPr>
+        <w:t>401</w:t>
+      </w:r>
+      <w:r>
+        <w:rPr>
+          <w:rFonts w:hint="eastAsia"/>
+        </w:rPr>
+        <w:t>未授权错误。权限验证根据用户角色判断是否允许执行特定操作，如模型上传、用户管理等管理员功能仅对角色为</w:t>
+      </w:r>
+      <w:r>
+        <w:rPr>
+          <w:rFonts w:hint="eastAsia"/>
+        </w:rPr>
+        <w:t>admin</w:t>
+      </w:r>
+      <w:r>
+        <w:rPr>
+          <w:rFonts w:hint="eastAsia"/>
+        </w:rPr>
+        <w:t>的用户开放。操作日志模块记录用户的登录、分割、模型管理等关键操作，包括操作类型、操作时间、操作结果等信息，用于安全审计和问题排查。</w:t>
+      </w:r>
+    </w:p>
+    <w:p/>
+    <w:p>
+      <w:pPr>
+        <w:rPr>
+          <w:rFonts w:hint="eastAsia"/>
+        </w:rPr>
+      </w:pPr>
+      <w:r>
+        <w:rPr>
+          <w:rFonts w:hint="eastAsia"/>
+        </w:rPr>
+        <w:t xml:space="preserve">3.5 </w:t>
+      </w:r>
+      <w:r>
+        <w:rPr>
+          <w:rFonts w:hint="eastAsia"/>
+        </w:rPr>
+        <w:t>数据库设计</w:t>
+      </w:r>
+    </w:p>
+    <w:p>
+      <w:pPr>
+        <w:rPr>
+          <w:rFonts w:hint="eastAsia"/>
+        </w:rPr>
+      </w:pPr>
+      <w:r>
+        <w:rPr>
+          <w:rFonts w:hint="eastAsia"/>
+        </w:rPr>
+        <w:t>系统数据库采用关系型数据库</w:t>
+      </w:r>
+      <w:r>
+        <w:rPr>
+          <w:rFonts w:hint="eastAsia"/>
+        </w:rPr>
+        <w:t>MySQL</w:t>
+      </w:r>
+      <w:r>
+        <w:rPr>
+          <w:rFonts w:hint="eastAsia"/>
+        </w:rPr>
+        <w:t>进行数据存储，依据业务需求设计了用户表、模型表、分割记录表、数据增强记录表、数据增强结果表、数据集表、数据集图像表和操作日志表共八个核心数据表。数据库设计遵循第三范式，减少数据冗余，通过外键约束维护表间的关联关系，确保数据的一致性和完整性。</w:t>
+      </w:r>
+    </w:p>
+    <w:p/>
+    <w:p>
+      <w:pPr>
+        <w:rPr>
+          <w:rFonts w:hint="eastAsia"/>
+        </w:rPr>
+      </w:pPr>
+      <w:r>
+        <w:rPr>
+          <w:rFonts w:hint="eastAsia"/>
+        </w:rPr>
+        <w:t>用户表用于存储系统用户的账户信息和认证数据，主键为用户</w:t>
+      </w:r>
+      <w:r>
+        <w:rPr>
+          <w:rFonts w:hint="eastAsia"/>
+        </w:rPr>
+        <w:t>ID</w:t>
+      </w:r>
+      <w:r>
+        <w:rPr>
+          <w:rFonts w:hint="eastAsia"/>
+        </w:rPr>
+        <w:t>采用大整型自增字段。用户名字段为长度五十的变长字符串，设置唯一索引确保用户名不重复。邮箱地址字段为长度一百的变长字符串，设置唯一索引支持邮箱登录和密码找回。密码哈希字段为长度二百五十五的变长字符串存储加盐哈希后的密码，密码盐值字段为长度六十四的变长字符串存储随机生成的盐值。用户昵称字段为可选的变长字符串，头像字段为文本类型存储</w:t>
+      </w:r>
+      <w:r>
+        <w:rPr>
+          <w:rFonts w:hint="eastAsia"/>
+        </w:rPr>
+        <w:t>Base64</w:t>
+      </w:r>
+      <w:r>
+        <w:rPr>
+          <w:rFonts w:hint="eastAsia"/>
+        </w:rPr>
+        <w:t>编码的头像图片。用户角色字段为枚举类型取值为</w:t>
+      </w:r>
+      <w:r>
+        <w:rPr>
+          <w:rFonts w:hint="eastAsia"/>
+        </w:rPr>
+        <w:t>user</w:t>
+      </w:r>
+      <w:r>
+        <w:rPr>
+          <w:rFonts w:hint="eastAsia"/>
+        </w:rPr>
+        <w:t>或</w:t>
+      </w:r>
+      <w:r>
+        <w:rPr>
+          <w:rFonts w:hint="eastAsia"/>
+        </w:rPr>
+        <w:t>admin</w:t>
+      </w:r>
+      <w:r>
+        <w:rPr>
+          <w:rFonts w:hint="eastAsia"/>
+        </w:rPr>
+        <w:t>，默认为普通用户。状态字段为短整型标识用户是否被禁用，默认值为正常。时间字段包括创建时间、更新时间和最后登录时间记录用户生命周期的重要时间点，最后登录</w:t>
+      </w:r>
+      <w:r>
+        <w:rPr>
+          <w:rFonts w:hint="eastAsia"/>
+        </w:rPr>
+        <w:t>IP</w:t>
+      </w:r>
+      <w:r>
+        <w:rPr>
+          <w:rFonts w:hint="eastAsia"/>
+        </w:rPr>
+        <w:t>字段记录用户最后一次登录的</w:t>
+      </w:r>
+      <w:r>
+        <w:rPr>
+          <w:rFonts w:hint="eastAsia"/>
+        </w:rPr>
+        <w:t>IP</w:t>
+      </w:r>
+      <w:r>
+        <w:rPr>
+          <w:rFonts w:hint="eastAsia"/>
+        </w:rPr>
+        <w:t>地址用于安全审计。</w:t>
+      </w:r>
+    </w:p>
+    <w:p/>
+    <w:p>
+      <w:pPr>
+        <w:rPr>
+          <w:rFonts w:hint="eastAsia"/>
+        </w:rPr>
+      </w:pPr>
+      <w:r>
+        <w:rPr>
+          <w:rFonts w:hint="eastAsia"/>
+        </w:rPr>
+        <w:t>模型表用于存储</w:t>
+      </w:r>
+      <w:r>
+        <w:rPr>
+          <w:rFonts w:hint="eastAsia"/>
+        </w:rPr>
+        <w:t>AI</w:t>
+      </w:r>
+      <w:r>
+        <w:rPr>
+          <w:rFonts w:hint="eastAsia"/>
+        </w:rPr>
+        <w:t>分割模型的元数据和管理信息，主键为模型</w:t>
+      </w:r>
+      <w:r>
+        <w:rPr>
+          <w:rFonts w:hint="eastAsia"/>
+        </w:rPr>
+        <w:t>ID</w:t>
+      </w:r>
+      <w:r>
+        <w:rPr>
+          <w:rFonts w:hint="eastAsia"/>
+        </w:rPr>
+        <w:t>采用大整型自增字段。模型名称字段为长度一百的变长字符串，设置唯一索引确保模型名称不重复。模型类型字段为枚举类型取值为</w:t>
+      </w:r>
+      <w:r>
+        <w:rPr>
+          <w:rFonts w:hint="eastAsia"/>
+        </w:rPr>
+        <w:t>segmentation</w:t>
+      </w:r>
+      <w:r>
+        <w:rPr>
+          <w:rFonts w:hint="eastAsia"/>
+        </w:rPr>
+        <w:t>、</w:t>
+      </w:r>
+      <w:r>
+        <w:rPr>
+          <w:rFonts w:hint="eastAsia"/>
+        </w:rPr>
+        <w:t>classification</w:t>
+      </w:r>
+      <w:r>
+        <w:rPr>
+          <w:rFonts w:hint="eastAsia"/>
+        </w:rPr>
+        <w:t>或</w:t>
+      </w:r>
+      <w:r>
+        <w:rPr>
+          <w:rFonts w:hint="eastAsia"/>
+        </w:rPr>
+        <w:t>detection</w:t>
+      </w:r>
+      <w:r>
+        <w:rPr>
+          <w:rFonts w:hint="eastAsia"/>
+        </w:rPr>
+        <w:t>，当前系统仅使用</w:t>
+      </w:r>
+      <w:r>
+        <w:rPr>
+          <w:rFonts w:hint="eastAsia"/>
+        </w:rPr>
+        <w:t>segmentation</w:t>
+      </w:r>
+      <w:r>
+        <w:rPr>
+          <w:rFonts w:hint="eastAsia"/>
+        </w:rPr>
+        <w:t>类型。版本号为长度二十的变长字符串遵循语义化版本规范。父模型</w:t>
+      </w:r>
+      <w:r>
+        <w:rPr>
+          <w:rFonts w:hint="eastAsia"/>
+        </w:rPr>
+        <w:t>ID</w:t>
+      </w:r>
+      <w:r>
+        <w:rPr>
+          <w:rFonts w:hint="eastAsia"/>
+        </w:rPr>
+        <w:t>字段为外键关联到模型表自身实现模型版本的继承关系，删除父模型时将子模型的父</w:t>
+      </w:r>
+      <w:r>
+        <w:rPr>
+          <w:rFonts w:hint="eastAsia"/>
+        </w:rPr>
+        <w:t>ID</w:t>
+      </w:r>
+      <w:r>
+        <w:rPr>
+          <w:rFonts w:hint="eastAsia"/>
+        </w:rPr>
+        <w:t>设置为空。变更日志和模型描述字段为文本类型记录版本变更说明和模型功能描述。模型文件路径字段存储模型权重文件在服务器文件系统的绝对路径，模型文件大小字段记录文件字节数。输入尺寸字段为字符串格式如</w:t>
+      </w:r>
+      <w:r>
+        <w:rPr>
+          <w:rFonts w:hint="eastAsia"/>
+        </w:rPr>
+        <w:t>512x512</w:t>
+      </w:r>
+      <w:r>
+        <w:rPr>
+          <w:rFonts w:hint="eastAsia"/>
+        </w:rPr>
+        <w:t>，类别数量字段为整型，支持的分割类型字段为</w:t>
       </w:r>
       <w:r>
         <w:rPr>
@@ -5762,7 +6802,45 @@
         <w:rPr>
           <w:rFonts w:hint="eastAsia"/>
         </w:rPr>
-        <w:t>格式。</w:t>
+        <w:t>数组格式存储。性能指标字段为</w:t>
+      </w:r>
+      <w:r>
+        <w:rPr>
+          <w:rFonts w:hint="eastAsia"/>
+        </w:rPr>
+        <w:t>JSON</w:t>
+      </w:r>
+      <w:r>
+        <w:rPr>
+          <w:rFonts w:hint="eastAsia"/>
+        </w:rPr>
+        <w:t>类型存储</w:t>
+      </w:r>
+      <w:proofErr w:type="spellStart"/>
+      <w:r>
+        <w:rPr>
+          <w:rFonts w:hint="eastAsia"/>
+        </w:rPr>
+        <w:t>mIoU</w:t>
+      </w:r>
+      <w:proofErr w:type="spellEnd"/>
+      <w:r>
+        <w:rPr>
+          <w:rFonts w:hint="eastAsia"/>
+        </w:rPr>
+        <w:t>、</w:t>
+      </w:r>
+      <w:r>
+        <w:rPr>
+          <w:rFonts w:hint="eastAsia"/>
+        </w:rPr>
+        <w:t>Accuracy</w:t>
+      </w:r>
+      <w:r>
+        <w:rPr>
+          <w:rFonts w:hint="eastAsia"/>
+        </w:rPr>
+        <w:t>等评估指标。状态字段包括是否启用、是否默认模型、是否最新版本三个短整型标识，便于系统选择默认模型和过滤可用模型列表。时间字段包括创建时间和更新时间。</w:t>
       </w:r>
     </w:p>
     <w:p/>
@@ -5776,45 +6854,200 @@
         <w:rPr>
           <w:rFonts w:hint="eastAsia"/>
         </w:rPr>
-        <w:t>数据访问层负责数据的持久化存储，采用</w:t>
+        <w:t>分割记录表用于存储每次图像分割操作的完整信息，主键为记录</w:t>
+      </w:r>
+      <w:r>
+        <w:rPr>
+          <w:rFonts w:hint="eastAsia"/>
+        </w:rPr>
+        <w:t>ID</w:t>
+      </w:r>
+      <w:r>
+        <w:rPr>
+          <w:rFonts w:hint="eastAsia"/>
+        </w:rPr>
+        <w:t>采用大整型自增字段。用户</w:t>
+      </w:r>
+      <w:r>
+        <w:rPr>
+          <w:rFonts w:hint="eastAsia"/>
+        </w:rPr>
+        <w:t>ID</w:t>
+      </w:r>
+      <w:r>
+        <w:rPr>
+          <w:rFonts w:hint="eastAsia"/>
+        </w:rPr>
+        <w:t>和模型</w:t>
+      </w:r>
+      <w:r>
+        <w:rPr>
+          <w:rFonts w:hint="eastAsia"/>
+        </w:rPr>
+        <w:t>ID</w:t>
+      </w:r>
+      <w:r>
+        <w:rPr>
+          <w:rFonts w:hint="eastAsia"/>
+        </w:rPr>
+        <w:t>为外键分别关联用户表和模型表，用户</w:t>
+      </w:r>
+      <w:r>
+        <w:rPr>
+          <w:rFonts w:hint="eastAsia"/>
+        </w:rPr>
+        <w:t>ID</w:t>
+      </w:r>
+      <w:r>
+        <w:rPr>
+          <w:rFonts w:hint="eastAsia"/>
+        </w:rPr>
+        <w:t>设置级联删除确保用户删除时</w:t>
+      </w:r>
+      <w:r>
+        <w:rPr>
+          <w:rFonts w:hint="eastAsia"/>
+        </w:rPr>
+        <w:lastRenderedPageBreak/>
+        <w:t>其分割记录一并删除，模型</w:t>
+      </w:r>
+      <w:r>
+        <w:rPr>
+          <w:rFonts w:hint="eastAsia"/>
+        </w:rPr>
+        <w:t>ID</w:t>
+      </w:r>
+      <w:r>
+        <w:rPr>
+          <w:rFonts w:hint="eastAsia"/>
+        </w:rPr>
+        <w:t>设置设置为空确保模型删除后分割记录仍可查询。图像数据字段原图、分割结果图和融合图采用长文本类型存储</w:t>
+      </w:r>
+      <w:r>
+        <w:rPr>
+          <w:rFonts w:hint="eastAsia"/>
+        </w:rPr>
+        <w:t>Base64</w:t>
+      </w:r>
+      <w:r>
+        <w:rPr>
+          <w:rFonts w:hint="eastAsia"/>
+        </w:rPr>
+        <w:t>编码的图像数据，便于前端直接展示无需额外请求。分割类型字段为枚举类型取值为</w:t>
+      </w:r>
+      <w:r>
+        <w:rPr>
+          <w:rFonts w:hint="eastAsia"/>
+        </w:rPr>
+        <w:t>semantic</w:t>
+      </w:r>
+      <w:r>
+        <w:rPr>
+          <w:rFonts w:hint="eastAsia"/>
+        </w:rPr>
+        <w:t>或</w:t>
+      </w:r>
+      <w:r>
+        <w:rPr>
+          <w:rFonts w:hint="eastAsia"/>
+        </w:rPr>
+        <w:t>instance</w:t>
+      </w:r>
+      <w:r>
+        <w:rPr>
+          <w:rFonts w:hint="eastAsia"/>
+        </w:rPr>
+        <w:t>。图像属性字段包括图像宽度、高度、格式和文件大小记录原始图像的基本信息。处理结果字段包括处理耗时浮点型、</w:t>
       </w:r>
       <w:proofErr w:type="spellStart"/>
       <w:r>
         <w:rPr>
           <w:rFonts w:hint="eastAsia"/>
         </w:rPr>
-        <w:t>SQLAlchemyORM</w:t>
+        <w:t>IoU</w:t>
       </w:r>
       <w:proofErr w:type="spellEnd"/>
       <w:r>
         <w:rPr>
           <w:rFonts w:hint="eastAsia"/>
         </w:rPr>
-        <w:t>框架与</w:t>
-      </w:r>
-      <w:r>
-        <w:rPr>
-          <w:rFonts w:hint="eastAsia"/>
-        </w:rPr>
-        <w:t>MySQL</w:t>
-      </w:r>
-      <w:r>
-        <w:rPr>
-          <w:rFonts w:hint="eastAsia"/>
-        </w:rPr>
-        <w:t>数据库交互，同时使用文件系统存储图像文件。数据访问层定义了多个数据模型，用户模型存储用户账户信息包括用户名、邮箱、密码哈希、角色、状态、登录记录等字段。模型模型存储</w:t>
-      </w:r>
-      <w:r>
-        <w:rPr>
-          <w:rFonts w:hint="eastAsia"/>
-        </w:rPr>
-        <w:t>AI</w:t>
-      </w:r>
-      <w:r>
-        <w:rPr>
-          <w:rFonts w:hint="eastAsia"/>
-        </w:rPr>
-        <w:t>模型元数据包括模型名称、类型、版本、路径、输入尺寸、类别数量、性能指标、启用状态等字段。分割记录模型存储每次分割操作的详细信息包括用户</w:t>
+        <w:t>得分浮点型、准确率浮点型、各类别</w:t>
+      </w:r>
+      <w:proofErr w:type="spellStart"/>
+      <w:r>
+        <w:rPr>
+          <w:rFonts w:hint="eastAsia"/>
+        </w:rPr>
+        <w:t>IoU</w:t>
+      </w:r>
+      <w:proofErr w:type="spellEnd"/>
+      <w:r>
+        <w:rPr>
+          <w:rFonts w:hint="eastAsia"/>
+        </w:rPr>
+        <w:t>得分</w:t>
+      </w:r>
+      <w:r>
+        <w:rPr>
+          <w:rFonts w:hint="eastAsia"/>
+        </w:rPr>
+        <w:t>JSON</w:t>
+      </w:r>
+      <w:r>
+        <w:rPr>
+          <w:rFonts w:hint="eastAsia"/>
+        </w:rPr>
+        <w:t>数组、各类别像素占比</w:t>
+      </w:r>
+      <w:r>
+        <w:rPr>
+          <w:rFonts w:hint="eastAsia"/>
+        </w:rPr>
+        <w:t>JSON</w:t>
+      </w:r>
+      <w:r>
+        <w:rPr>
+          <w:rFonts w:hint="eastAsia"/>
+        </w:rPr>
+        <w:t>数组、实例分割信息</w:t>
+      </w:r>
+      <w:r>
+        <w:rPr>
+          <w:rFonts w:hint="eastAsia"/>
+        </w:rPr>
+        <w:t>JSON</w:t>
+      </w:r>
+      <w:r>
+        <w:rPr>
+          <w:rFonts w:hint="eastAsia"/>
+        </w:rPr>
+        <w:t>对象和其他评估指标</w:t>
+      </w:r>
+      <w:r>
+        <w:rPr>
+          <w:rFonts w:hint="eastAsia"/>
+        </w:rPr>
+        <w:t>JSON</w:t>
+      </w:r>
+      <w:r>
+        <w:rPr>
+          <w:rFonts w:hint="eastAsia"/>
+        </w:rPr>
+        <w:t>对象。状态字段标识分割操作是否成功，错误信息字段记录失败时的错误描述。创建时间字段设置索引支持按时间范围查询历史记录。</w:t>
+      </w:r>
+    </w:p>
+    <w:p/>
+    <w:p>
+      <w:pPr>
+        <w:rPr>
+          <w:rFonts w:hint="eastAsia"/>
+        </w:rPr>
+      </w:pPr>
+      <w:r>
+        <w:rPr>
+          <w:rFonts w:hint="eastAsia"/>
+        </w:rPr>
+        <w:t>数据增强记录表存储数据增强操作的元数据，主键为增强记录</w:t>
       </w:r>
       <w:r>
         <w:rPr>
@@ -5826,7 +7059,7 @@
         <w:rPr>
           <w:rFonts w:hint="eastAsia"/>
         </w:rPr>
-        <w:t>、模型</w:t>
+        <w:t>，外键用户</w:t>
       </w:r>
       <w:r>
         <w:rPr>
@@ -5838,7 +7071,43 @@
         <w:rPr>
           <w:rFonts w:hint="eastAsia"/>
         </w:rPr>
-        <w:t>、原图、结果图、融合图的</w:t>
+        <w:t>关联用户表，增强参数字段为</w:t>
+      </w:r>
+      <w:r>
+        <w:rPr>
+          <w:rFonts w:hint="eastAsia"/>
+        </w:rPr>
+        <w:t>JSON</w:t>
+      </w:r>
+      <w:r>
+        <w:rPr>
+          <w:rFonts w:hint="eastAsia"/>
+        </w:rPr>
+        <w:t>类型存储旋转角度、翻转标志、裁剪比例等参数配置，操作状态和创建时间记录操作的执行状态和时间。数据增强结果表存储增强后的图像结果，主键为结果</w:t>
+      </w:r>
+      <w:r>
+        <w:rPr>
+          <w:rFonts w:hint="eastAsia"/>
+        </w:rPr>
+        <w:t>ID</w:t>
+      </w:r>
+      <w:r>
+        <w:rPr>
+          <w:rFonts w:hint="eastAsia"/>
+        </w:rPr>
+        <w:t>，外键增强记录</w:t>
+      </w:r>
+      <w:r>
+        <w:rPr>
+          <w:rFonts w:hint="eastAsia"/>
+        </w:rPr>
+        <w:t>ID</w:t>
+      </w:r>
+      <w:r>
+        <w:rPr>
+          <w:rFonts w:hint="eastAsia"/>
+        </w:rPr>
+        <w:t>关联增强记录表，增强图像字段存储</w:t>
       </w:r>
       <w:r>
         <w:rPr>
@@ -5850,33 +7119,7 @@
         <w:rPr>
           <w:rFonts w:hint="eastAsia"/>
         </w:rPr>
-        <w:t>编码、分割类型、图像属性、处理耗时、</w:t>
-      </w:r>
-      <w:proofErr w:type="spellStart"/>
-      <w:r>
-        <w:rPr>
-          <w:rFonts w:hint="eastAsia"/>
-        </w:rPr>
-        <w:t>IoU</w:t>
-      </w:r>
-      <w:proofErr w:type="spellEnd"/>
-      <w:r>
-        <w:rPr>
-          <w:rFonts w:hint="eastAsia"/>
-        </w:rPr>
-        <w:t>得分、各类别指标、状态和时间戳。数据增强记录模型和数据增强结果模型分别存储增强操作记录和结果图像。数据集模型和数据集图像模型用于管理训练数据集信息。操作日志模型记录用户的系统操作日志用于审计。文件系统用于存储上传的原始图像和分割结果图像，数据库存储图像路径索引和图片的</w:t>
-      </w:r>
-      <w:r>
-        <w:rPr>
-          <w:rFonts w:hint="eastAsia"/>
-        </w:rPr>
-        <w:t>Base64</w:t>
-      </w:r>
-      <w:r>
-        <w:rPr>
-          <w:rFonts w:hint="eastAsia"/>
-        </w:rPr>
-        <w:t>编码用于快速展示。系统采用数据库连接池管理数据库连接，迁移脚本管理数据库表结构变更，确保数据库的一致性和可维护性。</w:t>
+        <w:t>编码的增强图像，图像属性字段记录增强后图像的尺寸和格式。</w:t>
       </w:r>
     </w:p>
     <w:p/>
@@ -5890,86 +7133,55 @@
         <w:rPr>
           <w:rFonts w:hint="eastAsia"/>
         </w:rPr>
-        <w:t xml:space="preserve">3.3 </w:t>
-      </w:r>
-      <w:r>
-        <w:rPr>
-          <w:rFonts w:hint="eastAsia"/>
-        </w:rPr>
-        <w:t>界面设计</w:t>
-      </w:r>
-    </w:p>
-    <w:p>
-      <w:pPr>
-        <w:rPr>
-          <w:rFonts w:hint="eastAsia"/>
-        </w:rPr>
-      </w:pPr>
-      <w:r>
-        <w:rPr>
-          <w:rFonts w:hint="eastAsia"/>
-        </w:rPr>
-        <w:t>系统界面设计遵循简洁直观的原则，采用左右分栏的经典布局结构，左侧为固定宽度的侧边栏导航区域，右侧为顶部导航栏和主内容区域。侧边栏宽度为</w:t>
-      </w:r>
-      <w:r>
-        <w:rPr>
-          <w:rFonts w:hint="eastAsia"/>
-        </w:rPr>
-        <w:t>220</w:t>
-      </w:r>
-      <w:r>
-        <w:rPr>
-          <w:rFonts w:hint="eastAsia"/>
-        </w:rPr>
-        <w:t>像素，背景色为深色主题，顶部显示系统</w:t>
-      </w:r>
-      <w:r>
-        <w:rPr>
-          <w:rFonts w:hint="eastAsia"/>
-        </w:rPr>
-        <w:t>Logo</w:t>
-      </w:r>
-      <w:r>
-        <w:rPr>
-          <w:rFonts w:hint="eastAsia"/>
-        </w:rPr>
-        <w:t>和名称图像分割平台，下方为导航菜单包含图像分割、历史记录、结果对比、模型管理、数据增强五个主菜单项，每个菜单项配有相应的图标，当前激活的菜单项以高亮颜色显示。侧边栏底部设置</w:t>
-      </w:r>
-      <w:r>
-        <w:rPr>
-          <w:rFonts w:hint="eastAsia"/>
-        </w:rPr>
-        <w:t>GPU</w:t>
-      </w:r>
-      <w:r>
-        <w:rPr>
-          <w:rFonts w:hint="eastAsia"/>
-        </w:rPr>
-        <w:t>状态卡片，实时显示当前推理设备的类型如</w:t>
-      </w:r>
-      <w:r>
-        <w:rPr>
-          <w:rFonts w:hint="eastAsia"/>
-        </w:rPr>
-        <w:t>CPU</w:t>
-      </w:r>
-      <w:r>
-        <w:rPr>
-          <w:rFonts w:hint="eastAsia"/>
-        </w:rPr>
-        <w:t>或</w:t>
-      </w:r>
-      <w:r>
-        <w:rPr>
-          <w:rFonts w:hint="eastAsia"/>
-        </w:rPr>
-        <w:t>MPS</w:t>
-      </w:r>
-      <w:r>
-        <w:rPr>
-          <w:rFonts w:hint="eastAsia"/>
-        </w:rPr>
-        <w:t>、设备名称、显存使用情况等信息，每五秒自动刷新一次，使用户能够了解系统资源状态。</w:t>
+        <w:t>数据集表用于管理训练数据集信息，主键为数据集</w:t>
+      </w:r>
+      <w:r>
+        <w:rPr>
+          <w:rFonts w:hint="eastAsia"/>
+        </w:rPr>
+        <w:t>ID</w:t>
+      </w:r>
+      <w:r>
+        <w:rPr>
+          <w:rFonts w:hint="eastAsia"/>
+        </w:rPr>
+        <w:t>，数据集名称和描述字段记录数据集的基本信息，数据集路径字段存储数据集在文件系统的根目录路径，类别列表字段为</w:t>
+      </w:r>
+      <w:r>
+        <w:rPr>
+          <w:rFonts w:hint="eastAsia"/>
+        </w:rPr>
+        <w:t>JSON</w:t>
+      </w:r>
+      <w:r>
+        <w:rPr>
+          <w:rFonts w:hint="eastAsia"/>
+        </w:rPr>
+        <w:t>数组存储数据集中包含的类别名称，图像数量字段记录数据集包含的图像总数，创建时间和更新时间记录数据集的生命周期。数据集图像表存储数据集中每张图像的元数据，主键为图像</w:t>
+      </w:r>
+      <w:r>
+        <w:rPr>
+          <w:rFonts w:hint="eastAsia"/>
+        </w:rPr>
+        <w:t>ID</w:t>
+      </w:r>
+      <w:r>
+        <w:rPr>
+          <w:rFonts w:hint="eastAsia"/>
+        </w:rPr>
+        <w:t>，外键数据集</w:t>
+      </w:r>
+      <w:r>
+        <w:rPr>
+          <w:rFonts w:hint="eastAsia"/>
+        </w:rPr>
+        <w:t>ID</w:t>
+      </w:r>
+      <w:r>
+        <w:rPr>
+          <w:rFonts w:hint="eastAsia"/>
+        </w:rPr>
+        <w:t>关联数据集表，图像路径字段存储图像文件路径，标注文件路径字段存储对应的标注文件路径，图像尺寸字段记录图像的宽度和高度，创建时间记录图像导入数据集的时间。</w:t>
       </w:r>
     </w:p>
     <w:p/>
@@ -5978,1154 +7190,9 @@
         <w:rPr>
           <w:rFonts w:hint="eastAsia"/>
         </w:rPr>
-      </w:pPr>
-      <w:r>
-        <w:rPr>
-          <w:rFonts w:hint="eastAsia"/>
-        </w:rPr>
-        <w:t>顶部导航栏横跨右侧区域顶部，高度为</w:t>
-      </w:r>
-      <w:r>
-        <w:rPr>
-          <w:rFonts w:hint="eastAsia"/>
-        </w:rPr>
-        <w:t>64</w:t>
-      </w:r>
-      <w:r>
-        <w:rPr>
-          <w:rFonts w:hint="eastAsia"/>
-        </w:rPr>
-        <w:t>像素，背景为白色，左侧显示当前页面的标题，标题根据路由动态变化与当前激活的菜单项对应。右侧显示用户信息下拉菜单，包含用户头像、用户名和下拉箭头，点击可展开下拉菜单显示个人中心、系统设置和退出登录选项。主内容区域占据页面剩余空间，背景为浅灰色，各功能视图的组件渲染在此区域内。</w:t>
-      </w:r>
-    </w:p>
-    <w:p/>
-    <w:p>
-      <w:r>
-        <w:rPr>
-          <w:rFonts w:hint="eastAsia"/>
-        </w:rPr>
-        <w:t>图像分割页面采用左右分栏布局，左侧为配置面板宽度约占三分之一，右侧为结果展示区域宽度约占三分之二。配置面板从上到下依次为模型选择下拉框、分割类型单选框、图片上传区域和操作按钮。模型选择下拉框列出所有可用模型，显示模型名称和版本信息。分割类型单选框提供语义分割和实例分割两个选项，下方有简短说明文字解释两种类型的区别。图片上传区域支持拖拽上传和点击选择，显示上传文件的列表和预览，单张图片时显示缩略图预览，多张图片时显示文件列表。操作按钮为开始分割按钮，在选择模型和上传图片后启用，点击后触发分割请求并显示进度条。</w:t>
-      </w:r>
-    </w:p>
-    <w:p/>
-    <w:p>
-      <w:pPr>
-        <w:rPr>
-          <w:rFonts w:hint="eastAsia"/>
-        </w:rPr>
-      </w:pPr>
-      <w:r>
-        <w:rPr>
-          <w:rFonts w:hint="eastAsia"/>
-        </w:rPr>
-        <w:t>结果展示区域默认显示占位提示，分割完成后显示分割结果。结果区域提供原图、分割掩码图和融合图的切换查看，支持图片缩放和拖拽，便于查看细节。每个分割结果卡片显示图像基本信息如尺寸、格式、文件大小，以及分割指标如处理耗时、</w:t>
-      </w:r>
-      <w:proofErr w:type="spellStart"/>
-      <w:r>
-        <w:rPr>
-          <w:rFonts w:hint="eastAsia"/>
-        </w:rPr>
-        <w:t>IoU</w:t>
-      </w:r>
-      <w:proofErr w:type="spellEnd"/>
-      <w:r>
-        <w:rPr>
-          <w:rFonts w:hint="eastAsia"/>
-        </w:rPr>
-        <w:t>得分等，操作按钮包括加入收藏对比、重新分割和下载结果。历史记录页面采用表格布局展示历史分割记录，表格列包括缩略图、图像名称、使用模型、分割类型、处理时间、</w:t>
-      </w:r>
-      <w:proofErr w:type="spellStart"/>
-      <w:r>
-        <w:rPr>
-          <w:rFonts w:hint="eastAsia"/>
-        </w:rPr>
-        <w:t>IoU</w:t>
-      </w:r>
-      <w:proofErr w:type="spellEnd"/>
-      <w:r>
-        <w:rPr>
-          <w:rFonts w:hint="eastAsia"/>
-        </w:rPr>
-        <w:t>得分、创建时间和操作，支持按时间范围、模型、状态等条件筛选，每页显示固定数量的记录，支持分页导航。</w:t>
-      </w:r>
-    </w:p>
-    <w:p/>
-    <w:p>
-      <w:pPr>
-        <w:rPr>
-          <w:rFonts w:hint="eastAsia"/>
-        </w:rPr>
-      </w:pPr>
-      <w:r>
-        <w:rPr>
-          <w:rFonts w:hint="eastAsia"/>
-        </w:rPr>
-        <w:t>结果对比页面采用卡片网格布局展示对比列表中的分割结果，每个结果卡片显示原图、分割图和融合图的缩略图，以及对应的模型名称和指标，支持从历史记录添加到对比列表，支持</w:t>
-      </w:r>
-      <w:r>
-        <w:rPr>
-          <w:rFonts w:hint="eastAsia"/>
-        </w:rPr>
-        <w:lastRenderedPageBreak/>
-        <w:t>移除单个结果或清空整个列表，提供批量下载功能将对比结果打包为</w:t>
-      </w:r>
-      <w:r>
-        <w:rPr>
-          <w:rFonts w:hint="eastAsia"/>
-        </w:rPr>
-        <w:t>ZIP</w:t>
-      </w:r>
-      <w:r>
-        <w:rPr>
-          <w:rFonts w:hint="eastAsia"/>
-        </w:rPr>
-        <w:t>文件。模型管理页面以卡片列表展示可用模型，每个卡片显示模型名称、类型、版本、输入尺寸、类别数量和性能指标如</w:t>
-      </w:r>
-      <w:proofErr w:type="spellStart"/>
-      <w:r>
-        <w:rPr>
-          <w:rFonts w:hint="eastAsia"/>
-        </w:rPr>
-        <w:t>mIoU</w:t>
-      </w:r>
-      <w:proofErr w:type="spellEnd"/>
-      <w:r>
-        <w:rPr>
-          <w:rFonts w:hint="eastAsia"/>
-        </w:rPr>
-        <w:t>和</w:t>
-      </w:r>
-      <w:r>
-        <w:rPr>
-          <w:rFonts w:hint="eastAsia"/>
-        </w:rPr>
-        <w:t>Accuracy</w:t>
-      </w:r>
-      <w:r>
-        <w:rPr>
-          <w:rFonts w:hint="eastAsia"/>
-        </w:rPr>
-        <w:t>，管理员用户可见上传模型按钮和删除模型按钮。数据增强页面左侧显示原图，中间为增强参数调节面板，包括旋转角度、翻转选项、裁剪比例、亮度和对比度调节滑块，右侧实时显示增强后的预览效果。</w:t>
-      </w:r>
-    </w:p>
-    <w:p/>
-    <w:p>
-      <w:pPr>
-        <w:rPr>
-          <w:rFonts w:hint="eastAsia"/>
-        </w:rPr>
-      </w:pPr>
-      <w:r>
-        <w:rPr>
-          <w:rFonts w:hint="eastAsia"/>
-        </w:rPr>
-        <w:t xml:space="preserve">3.4 </w:t>
-      </w:r>
-      <w:r>
-        <w:rPr>
-          <w:rFonts w:hint="eastAsia"/>
-        </w:rPr>
-        <w:t>功能设计</w:t>
-      </w:r>
-    </w:p>
-    <w:p>
-      <w:pPr>
-        <w:rPr>
-          <w:rFonts w:hint="eastAsia"/>
-        </w:rPr>
-      </w:pPr>
-      <w:r>
-        <w:rPr>
-          <w:rFonts w:hint="eastAsia"/>
-        </w:rPr>
-        <w:t>系统功能模块依据业务逻辑划分为图像分割模块、模型管理模块、历史记录模块、结果对比模块、数据增强模块和用户认证模块六大模块，各模块既独立又相互协作，共同构成完整的图像分割平台。图像分割模块是系统的核心功能模块，负责处理从图像上传到分割结果返回的完整流程。模块启动后首先加载选定的</w:t>
-      </w:r>
-      <w:r>
-        <w:rPr>
-          <w:rFonts w:hint="eastAsia"/>
-        </w:rPr>
-        <w:t>U-Net++</w:t>
-      </w:r>
-      <w:r>
-        <w:rPr>
-          <w:rFonts w:hint="eastAsia"/>
-        </w:rPr>
-        <w:t>模型权重文件到内存，模型采用</w:t>
-      </w:r>
-      <w:r>
-        <w:rPr>
-          <w:rFonts w:hint="eastAsia"/>
-        </w:rPr>
-        <w:t>VGG19</w:t>
-      </w:r>
-      <w:r>
-        <w:rPr>
-          <w:rFonts w:hint="eastAsia"/>
-        </w:rPr>
-        <w:t>编码器预训练权重，输入尺寸配置为</w:t>
-      </w:r>
-      <w:r>
-        <w:rPr>
-          <w:rFonts w:hint="eastAsia"/>
-        </w:rPr>
-        <w:t>512</w:t>
-      </w:r>
-      <w:r>
-        <w:rPr>
-          <w:rFonts w:hint="eastAsia"/>
-        </w:rPr>
-        <w:t>乘</w:t>
-      </w:r>
-      <w:r>
-        <w:rPr>
-          <w:rFonts w:hint="eastAsia"/>
-        </w:rPr>
-        <w:t>512</w:t>
-      </w:r>
-      <w:r>
-        <w:rPr>
-          <w:rFonts w:hint="eastAsia"/>
-        </w:rPr>
-        <w:t>像素，类别数量为四类包括背景和三种车辆类型。用户上传图像后，模块对图像进行预处理包括格式转换、尺寸缩放、像素值归一化和维度变换，将</w:t>
-      </w:r>
-      <w:r>
-        <w:rPr>
-          <w:rFonts w:hint="eastAsia"/>
-        </w:rPr>
-        <w:t>RGB</w:t>
-      </w:r>
-      <w:r>
-        <w:rPr>
-          <w:rFonts w:hint="eastAsia"/>
-        </w:rPr>
-        <w:t>图像转换为模型需要的四维张量格式。推理阶段将预处理后的张量输入模型前向传播，获得像素级的类别预测</w:t>
-      </w:r>
-      <w:r>
-        <w:rPr>
-          <w:rFonts w:hint="eastAsia"/>
-        </w:rPr>
-        <w:t xml:space="preserve"> logits</w:t>
-      </w:r>
-      <w:r>
-        <w:rPr>
-          <w:rFonts w:hint="eastAsia"/>
-        </w:rPr>
-        <w:t>，通过</w:t>
-      </w:r>
-      <w:proofErr w:type="spellStart"/>
-      <w:r>
-        <w:rPr>
-          <w:rFonts w:hint="eastAsia"/>
-        </w:rPr>
-        <w:t>Softmax</w:t>
-      </w:r>
-      <w:proofErr w:type="spellEnd"/>
-      <w:r>
-        <w:rPr>
-          <w:rFonts w:hint="eastAsia"/>
-        </w:rPr>
-        <w:t>函数转换为概率分布，取最大概率对应的类别作为预测结果。后处理阶段将预测的掩码转换为可视化图像，根据类别颜色映射表为背景、轿车、卡车、公交车分配不同颜色，生成彩色分割掩码图，同时将掩码与原图按透明度叠加生成融合图。模块计算评价指标包括</w:t>
-      </w:r>
-      <w:proofErr w:type="spellStart"/>
-      <w:r>
-        <w:rPr>
-          <w:rFonts w:hint="eastAsia"/>
-        </w:rPr>
-        <w:t>IoU</w:t>
-      </w:r>
-      <w:proofErr w:type="spellEnd"/>
-      <w:r>
-        <w:rPr>
-          <w:rFonts w:hint="eastAsia"/>
-        </w:rPr>
-        <w:t>得分、像素准确率等，将原图、结果图、融合图的</w:t>
-      </w:r>
-      <w:r>
-        <w:rPr>
-          <w:rFonts w:hint="eastAsia"/>
-        </w:rPr>
-        <w:t>Base64</w:t>
-      </w:r>
-      <w:r>
-        <w:rPr>
-          <w:rFonts w:hint="eastAsia"/>
-        </w:rPr>
-        <w:t>编码和指标数据保存到分割记录表，返回前端展示。</w:t>
-      </w:r>
-    </w:p>
-    <w:p/>
-    <w:p>
-      <w:pPr>
-        <w:rPr>
-          <w:rFonts w:hint="eastAsia"/>
-        </w:rPr>
-      </w:pPr>
-      <w:r>
-        <w:rPr>
-          <w:rFonts w:hint="eastAsia"/>
-        </w:rPr>
-        <w:t>模型管理模块负责系统中</w:t>
-      </w:r>
-      <w:r>
-        <w:rPr>
-          <w:rFonts w:hint="eastAsia"/>
-        </w:rPr>
-        <w:t>AI</w:t>
-      </w:r>
-      <w:r>
-        <w:rPr>
-          <w:rFonts w:hint="eastAsia"/>
-        </w:rPr>
-        <w:t>模型的生命周期管理，包括模型扫描、加载、缓存、版本控制和性能监控。模块在系统启动时扫描配置的模型目录，读取每个模型文件的元数据信息，构建模型列表缓存。对于每个模型记录模型名称、文件路径、文件大小、创建时间等信息，尝试从文件名或配置中提取版本号、输入尺寸、类别数量等元数据。当用户上传新模型时，模块验证模型文件的完整性和格式，提取元数据并写入数据库模型表，更新模型列表缓存。模型切换功能允许用户在多个模型之间快速切换，模块维护当前活跃模型的引用，避免重复加载造成的资源浪费。版本管理功能支持模型的版本继承，新模型可指定父模型</w:t>
-      </w:r>
-      <w:r>
-        <w:rPr>
-          <w:rFonts w:hint="eastAsia"/>
-        </w:rPr>
-        <w:t>ID</w:t>
-      </w:r>
-      <w:r>
-        <w:rPr>
-          <w:rFonts w:hint="eastAsia"/>
-        </w:rPr>
-        <w:t>记录版本演进关系，系统保留历史版本以便回滚和性能对比。</w:t>
-      </w:r>
-    </w:p>
-    <w:p/>
-    <w:p>
-      <w:pPr>
-        <w:rPr>
-          <w:rFonts w:hint="eastAsia"/>
-        </w:rPr>
-      </w:pPr>
-      <w:r>
-        <w:rPr>
-          <w:rFonts w:hint="eastAsia"/>
-        </w:rPr>
-        <w:t>历史记录模块负责记录和查询用户的分割操作历史，为结果追溯和性能分析提供数据支持。每次分割完成后，模块将分割记录写入数据库的分割记录表，记录包含用户</w:t>
-      </w:r>
-      <w:r>
-        <w:rPr>
-          <w:rFonts w:hint="eastAsia"/>
-        </w:rPr>
-        <w:t>ID</w:t>
-      </w:r>
-      <w:r>
-        <w:rPr>
-          <w:rFonts w:hint="eastAsia"/>
-        </w:rPr>
-        <w:t>、模型</w:t>
-      </w:r>
-      <w:r>
-        <w:rPr>
-          <w:rFonts w:hint="eastAsia"/>
-        </w:rPr>
-        <w:t>ID</w:t>
-      </w:r>
-      <w:r>
-        <w:rPr>
-          <w:rFonts w:hint="eastAsia"/>
-        </w:rPr>
-        <w:t>、图像数据、分割参数、评价指标、时间戳等完整信息。历史记录查询功能支持多条件组合筛选，用户可按时间范围、使用的模型、分割类型、状态等条件过滤记录列表，系统根据筛选条件构建数据库查询语句返回匹配的记录。记录详情查看功能提供单条分割记录的完整信息展示，包括原图、分割图和融合图的高清查看，以及详细的指标数据，用户可从详情页将结果添加到对比列表或删除记录。</w:t>
-      </w:r>
-    </w:p>
-    <w:p/>
-    <w:p>
-      <w:pPr>
-        <w:rPr>
-          <w:rFonts w:hint="eastAsia"/>
-        </w:rPr>
-      </w:pPr>
-      <w:r>
-        <w:rPr>
-          <w:rFonts w:hint="eastAsia"/>
-        </w:rPr>
-        <w:t>结果对比模块支持用户将多次分割的结果进行横向对比分析，便于评估不同模型或参数的分割效果差异。用户可从历史记录中选择感兴趣的结果添加到对比列表模块维护对比列表的数据结构存储选中结果的</w:t>
-      </w:r>
-      <w:r>
-        <w:rPr>
-          <w:rFonts w:hint="eastAsia"/>
-        </w:rPr>
-        <w:t>ID</w:t>
-      </w:r>
-      <w:r>
-        <w:rPr>
-          <w:rFonts w:hint="eastAsia"/>
-        </w:rPr>
-        <w:t>和相关信息。对比列表页面以卡片网格布局展示所有对比结果，每个卡片显示缩略图和关键指标，用户可点击卡片查看大图详情。模块提供对比列表的管理功能，支持移除单个结果或清空整个列表，批量下载功能将对比列表中的所有结果图像和指标数据打包为</w:t>
-      </w:r>
-      <w:r>
-        <w:rPr>
-          <w:rFonts w:hint="eastAsia"/>
-        </w:rPr>
-        <w:t>ZIP</w:t>
-      </w:r>
-      <w:r>
-        <w:rPr>
-          <w:rFonts w:hint="eastAsia"/>
-        </w:rPr>
-        <w:t>文件供用户下载分析。</w:t>
-      </w:r>
-    </w:p>
-    <w:p/>
-    <w:p>
-      <w:pPr>
-        <w:rPr>
-          <w:rFonts w:hint="eastAsia"/>
-        </w:rPr>
-      </w:pPr>
-      <w:r>
-        <w:rPr>
-          <w:rFonts w:hint="eastAsia"/>
-        </w:rPr>
-        <w:lastRenderedPageBreak/>
-        <w:t>数据增强模块提供图像增强功能，帮助用户在分割前预览不同增强操作的效果，评估增强对分割结果的影响。模块实现多种增强算法，几何变换包括旋转、水平翻转、垂直翻转、随机裁剪，色彩变换包括亮度调节、对比度调节、饱和度调节。用户选择增强参数后，模块对原图应用相应变换生成增强后的预览图像返回前端展示，用户确认后将增强图像替代原图进行分割。数据增强功能与分割模块解耦，增强操作记录单独保存到增强记录表，便于后续分析增强策略的效果。</w:t>
-      </w:r>
-    </w:p>
-    <w:p/>
-    <w:p>
-      <w:pPr>
-        <w:rPr>
-          <w:rFonts w:hint="eastAsia"/>
-        </w:rPr>
-      </w:pPr>
-      <w:r>
-        <w:rPr>
-          <w:rFonts w:hint="eastAsia"/>
-        </w:rPr>
-        <w:t>用户认证模块负责系统的用户身份验证和权限管理，采用基于</w:t>
-      </w:r>
-      <w:r>
-        <w:rPr>
-          <w:rFonts w:hint="eastAsia"/>
-        </w:rPr>
-        <w:t>JWT</w:t>
-      </w:r>
-      <w:r>
-        <w:rPr>
-          <w:rFonts w:hint="eastAsia"/>
-        </w:rPr>
-        <w:t>令牌的安全认证机制。用户登录时输入用户名和密码，模块验证凭证的有效性，密码经过加盐哈希处理后与数据库存储的密码哈希比对。验证通过后生成包含用户</w:t>
-      </w:r>
-      <w:r>
-        <w:rPr>
-          <w:rFonts w:hint="eastAsia"/>
-        </w:rPr>
-        <w:t>ID</w:t>
-      </w:r>
-      <w:r>
-        <w:rPr>
-          <w:rFonts w:hint="eastAsia"/>
-        </w:rPr>
-        <w:t>、角色、过期时间的</w:t>
-      </w:r>
-      <w:r>
-        <w:rPr>
-          <w:rFonts w:hint="eastAsia"/>
-        </w:rPr>
-        <w:t>JWT</w:t>
-      </w:r>
-      <w:r>
-        <w:rPr>
-          <w:rFonts w:hint="eastAsia"/>
-        </w:rPr>
-        <w:t>令牌返回前端，前端将令牌保存在本地存储中，后续</w:t>
-      </w:r>
-      <w:r>
-        <w:rPr>
-          <w:rFonts w:hint="eastAsia"/>
-        </w:rPr>
-        <w:t>API</w:t>
-      </w:r>
-      <w:r>
-        <w:rPr>
-          <w:rFonts w:hint="eastAsia"/>
-        </w:rPr>
-        <w:t>请求在</w:t>
-      </w:r>
-      <w:r>
-        <w:rPr>
-          <w:rFonts w:hint="eastAsia"/>
-        </w:rPr>
-        <w:t>Authorization</w:t>
-      </w:r>
-      <w:r>
-        <w:rPr>
-          <w:rFonts w:hint="eastAsia"/>
-        </w:rPr>
-        <w:t>请求头中携带令牌。中间件拦截每个请求验证令牌的有效性和过期时间，有效请求放行并解析用户信息注入请求上下文，无效或过期请求返回</w:t>
-      </w:r>
-      <w:r>
-        <w:rPr>
-          <w:rFonts w:hint="eastAsia"/>
-        </w:rPr>
-        <w:t>401</w:t>
-      </w:r>
-      <w:r>
-        <w:rPr>
-          <w:rFonts w:hint="eastAsia"/>
-        </w:rPr>
-        <w:t>未授权错误。权限验证根据用户角色判断是否允许执行特定操作，如模型上传、用户管理等管理员功能仅对角色为</w:t>
-      </w:r>
-      <w:r>
-        <w:rPr>
-          <w:rFonts w:hint="eastAsia"/>
-        </w:rPr>
-        <w:t>admin</w:t>
-      </w:r>
-      <w:r>
-        <w:rPr>
-          <w:rFonts w:hint="eastAsia"/>
-        </w:rPr>
-        <w:t>的用户开放。操作日志模块记录用户的登录、分割、模型管理等关键操作，包括操作类型、操作时间、操作结果等信息，用于安全审计和问题排查。</w:t>
-      </w:r>
-    </w:p>
-    <w:p/>
-    <w:p>
-      <w:pPr>
-        <w:rPr>
-          <w:rFonts w:hint="eastAsia"/>
-        </w:rPr>
-      </w:pPr>
-      <w:r>
-        <w:rPr>
-          <w:rFonts w:hint="eastAsia"/>
-        </w:rPr>
-        <w:t xml:space="preserve">3.5 </w:t>
-      </w:r>
-      <w:r>
-        <w:rPr>
-          <w:rFonts w:hint="eastAsia"/>
-        </w:rPr>
-        <w:t>数据库设计</w:t>
-      </w:r>
-    </w:p>
-    <w:p>
-      <w:pPr>
-        <w:rPr>
-          <w:rFonts w:hint="eastAsia"/>
-        </w:rPr>
-      </w:pPr>
-      <w:r>
-        <w:rPr>
-          <w:rFonts w:hint="eastAsia"/>
-        </w:rPr>
-        <w:t>系统数据库采用关系型数据库</w:t>
-      </w:r>
-      <w:r>
-        <w:rPr>
-          <w:rFonts w:hint="eastAsia"/>
-        </w:rPr>
-        <w:t>MySQL</w:t>
-      </w:r>
-      <w:r>
-        <w:rPr>
-          <w:rFonts w:hint="eastAsia"/>
-        </w:rPr>
-        <w:t>进行数据存储，依据业务需求设计了用户表、模型表、分割记录表、数据增强记录表、数据增强结果表、数据集表、数据集图像表和操作日志表共八个核心数据表。数据库设计遵循第三范式，减少数据冗余，通过外键约束维护表间的关联关系，确保数据的一致性和完整性。</w:t>
-      </w:r>
-    </w:p>
-    <w:p/>
-    <w:p>
-      <w:pPr>
-        <w:rPr>
-          <w:rFonts w:hint="eastAsia"/>
-        </w:rPr>
-      </w:pPr>
-      <w:r>
-        <w:rPr>
-          <w:rFonts w:hint="eastAsia"/>
-        </w:rPr>
-        <w:t>用户表用于存储系统用户的账户信息和认证数据，主键为用户</w:t>
-      </w:r>
-      <w:r>
-        <w:rPr>
-          <w:rFonts w:hint="eastAsia"/>
-        </w:rPr>
-        <w:t>ID</w:t>
-      </w:r>
-      <w:r>
-        <w:rPr>
-          <w:rFonts w:hint="eastAsia"/>
-        </w:rPr>
-        <w:t>采用大整型自增字段。用户名字段为长度五十的变长字符串，设置唯一索引确保用户名不重复。邮箱地址字段为长度一百的变长字符串，设置唯一索引支持邮箱登录和密码找回。密码哈希字段为长度二百五十五的变长字符串存储加盐哈希后的密码，密码盐值字段为长度六十四的变长字符串存储随机生成的盐值。用户昵称字段为可选的变长字符串，头像字段为文本类型存储</w:t>
-      </w:r>
-      <w:r>
-        <w:rPr>
-          <w:rFonts w:hint="eastAsia"/>
-        </w:rPr>
-        <w:t>Base64</w:t>
-      </w:r>
-      <w:r>
-        <w:rPr>
-          <w:rFonts w:hint="eastAsia"/>
-        </w:rPr>
-        <w:t>编码的头像图片。用户角色字段为枚举类型取值为</w:t>
-      </w:r>
-      <w:r>
-        <w:rPr>
-          <w:rFonts w:hint="eastAsia"/>
-        </w:rPr>
-        <w:t>user</w:t>
-      </w:r>
-      <w:r>
-        <w:rPr>
-          <w:rFonts w:hint="eastAsia"/>
-        </w:rPr>
-        <w:t>或</w:t>
-      </w:r>
-      <w:r>
-        <w:rPr>
-          <w:rFonts w:hint="eastAsia"/>
-        </w:rPr>
-        <w:t>admin</w:t>
-      </w:r>
-      <w:r>
-        <w:rPr>
-          <w:rFonts w:hint="eastAsia"/>
-        </w:rPr>
-        <w:t>，默认为普通用户。状态字段为短整型标识用户是否被禁用，默认值为正常。时间字段包括创建时间、更新时间和最后登录时间记录用户生命周期的重要时间点，最后登录</w:t>
-      </w:r>
-      <w:r>
-        <w:rPr>
-          <w:rFonts w:hint="eastAsia"/>
-        </w:rPr>
-        <w:t>IP</w:t>
-      </w:r>
-      <w:r>
-        <w:rPr>
-          <w:rFonts w:hint="eastAsia"/>
-        </w:rPr>
-        <w:t>字段记录用户最后一次登录的</w:t>
-      </w:r>
-      <w:r>
-        <w:rPr>
-          <w:rFonts w:hint="eastAsia"/>
-        </w:rPr>
-        <w:t>IP</w:t>
-      </w:r>
-      <w:r>
-        <w:rPr>
-          <w:rFonts w:hint="eastAsia"/>
-        </w:rPr>
-        <w:t>地址用于安全审计。</w:t>
-      </w:r>
-    </w:p>
-    <w:p/>
-    <w:p>
-      <w:pPr>
-        <w:rPr>
-          <w:rFonts w:hint="eastAsia"/>
-        </w:rPr>
-      </w:pPr>
-      <w:r>
-        <w:rPr>
-          <w:rFonts w:hint="eastAsia"/>
-        </w:rPr>
-        <w:t>模型表用于存储</w:t>
-      </w:r>
-      <w:r>
-        <w:rPr>
-          <w:rFonts w:hint="eastAsia"/>
-        </w:rPr>
-        <w:t>AI</w:t>
-      </w:r>
-      <w:r>
-        <w:rPr>
-          <w:rFonts w:hint="eastAsia"/>
-        </w:rPr>
-        <w:t>分割模型的元数据和管理信息，主键为模型</w:t>
-      </w:r>
-      <w:r>
-        <w:rPr>
-          <w:rFonts w:hint="eastAsia"/>
-        </w:rPr>
-        <w:t>ID</w:t>
-      </w:r>
-      <w:r>
-        <w:rPr>
-          <w:rFonts w:hint="eastAsia"/>
-        </w:rPr>
-        <w:t>采用大整型自增字段。模型名称字段为长度一百的变长字符串，设置唯一索引确保模型名称不重复。模型类型字段为枚举类型取值为</w:t>
-      </w:r>
-      <w:r>
-        <w:rPr>
-          <w:rFonts w:hint="eastAsia"/>
-        </w:rPr>
-        <w:t>segmentation</w:t>
-      </w:r>
-      <w:r>
-        <w:rPr>
-          <w:rFonts w:hint="eastAsia"/>
-        </w:rPr>
-        <w:t>、</w:t>
-      </w:r>
-      <w:r>
-        <w:rPr>
-          <w:rFonts w:hint="eastAsia"/>
-        </w:rPr>
-        <w:t>classification</w:t>
-      </w:r>
-      <w:r>
-        <w:rPr>
-          <w:rFonts w:hint="eastAsia"/>
-        </w:rPr>
-        <w:t>或</w:t>
-      </w:r>
-      <w:r>
-        <w:rPr>
-          <w:rFonts w:hint="eastAsia"/>
-        </w:rPr>
-        <w:t>detection</w:t>
-      </w:r>
-      <w:r>
-        <w:rPr>
-          <w:rFonts w:hint="eastAsia"/>
-        </w:rPr>
-        <w:t>，当前系统仅使用</w:t>
-      </w:r>
-      <w:r>
-        <w:rPr>
-          <w:rFonts w:hint="eastAsia"/>
-        </w:rPr>
-        <w:t>segmentation</w:t>
-      </w:r>
-      <w:r>
-        <w:rPr>
-          <w:rFonts w:hint="eastAsia"/>
-        </w:rPr>
-        <w:t>类型。版本号为长度二十的变长字符串遵循语义化版本规范。父模型</w:t>
-      </w:r>
-      <w:r>
-        <w:rPr>
-          <w:rFonts w:hint="eastAsia"/>
-        </w:rPr>
-        <w:t>ID</w:t>
-      </w:r>
-      <w:r>
-        <w:rPr>
-          <w:rFonts w:hint="eastAsia"/>
-        </w:rPr>
-        <w:t>字段为外键关联到模型表自身实现模型版本的继承关系，删除父模型时将子模型的父</w:t>
-      </w:r>
-      <w:r>
-        <w:rPr>
-          <w:rFonts w:hint="eastAsia"/>
-        </w:rPr>
-        <w:t>ID</w:t>
-      </w:r>
-      <w:r>
-        <w:rPr>
-          <w:rFonts w:hint="eastAsia"/>
-        </w:rPr>
-        <w:t>设置为空。变更日志和模型描述字段为文本类型记录版本变更说明和模型功能描述。模型文件路径字段存储模型权重文件在服务器文件系统的绝对路径，模型文件大小字段记录文件字节数。输入尺寸字段为字符串格式如</w:t>
-      </w:r>
-      <w:r>
-        <w:rPr>
-          <w:rFonts w:hint="eastAsia"/>
-        </w:rPr>
-        <w:t>512x512</w:t>
-      </w:r>
-      <w:r>
-        <w:rPr>
-          <w:rFonts w:hint="eastAsia"/>
-        </w:rPr>
-        <w:t>，类别数量字段为整型，支持的分割类型字段为</w:t>
-      </w:r>
-      <w:r>
-        <w:rPr>
-          <w:rFonts w:hint="eastAsia"/>
-        </w:rPr>
-        <w:t>JSON</w:t>
-      </w:r>
-      <w:r>
-        <w:rPr>
-          <w:rFonts w:hint="eastAsia"/>
-        </w:rPr>
-        <w:t>数组格式存储。性能指标字段为</w:t>
-      </w:r>
-      <w:r>
-        <w:rPr>
-          <w:rFonts w:hint="eastAsia"/>
-        </w:rPr>
-        <w:t>JSON</w:t>
-      </w:r>
-      <w:r>
-        <w:rPr>
-          <w:rFonts w:hint="eastAsia"/>
-        </w:rPr>
-        <w:t>类型存储</w:t>
-      </w:r>
-      <w:proofErr w:type="spellStart"/>
-      <w:r>
-        <w:rPr>
-          <w:rFonts w:hint="eastAsia"/>
-        </w:rPr>
-        <w:t>mIoU</w:t>
-      </w:r>
-      <w:proofErr w:type="spellEnd"/>
-      <w:r>
-        <w:rPr>
-          <w:rFonts w:hint="eastAsia"/>
-        </w:rPr>
-        <w:t>、</w:t>
-      </w:r>
-      <w:r>
-        <w:rPr>
-          <w:rFonts w:hint="eastAsia"/>
-        </w:rPr>
-        <w:t>Accuracy</w:t>
-      </w:r>
-      <w:r>
-        <w:rPr>
-          <w:rFonts w:hint="eastAsia"/>
-        </w:rPr>
-        <w:t>等评估指标。状态字段包括是否启用、是否默认模型、是否最新版本三个短整型标识，便于系统选择默认模型和过滤可用模型列表。时间字段包括创建时间和更新时间。</w:t>
-      </w:r>
-    </w:p>
-    <w:p/>
-    <w:p>
-      <w:pPr>
-        <w:rPr>
-          <w:rFonts w:hint="eastAsia"/>
-        </w:rPr>
-      </w:pPr>
-      <w:r>
-        <w:rPr>
-          <w:rFonts w:hint="eastAsia"/>
-        </w:rPr>
-        <w:t>分割记录表用于存储每次图像分割操作的完整信息，主键为记录</w:t>
-      </w:r>
-      <w:r>
-        <w:rPr>
-          <w:rFonts w:hint="eastAsia"/>
-        </w:rPr>
-        <w:t>ID</w:t>
-      </w:r>
-      <w:r>
-        <w:rPr>
-          <w:rFonts w:hint="eastAsia"/>
-        </w:rPr>
-        <w:t>采用大整型自增字段。用户</w:t>
-      </w:r>
-      <w:r>
-        <w:rPr>
-          <w:rFonts w:hint="eastAsia"/>
-        </w:rPr>
-        <w:t>ID</w:t>
-      </w:r>
-      <w:r>
-        <w:rPr>
-          <w:rFonts w:hint="eastAsia"/>
-        </w:rPr>
-        <w:t>和模型</w:t>
-      </w:r>
-      <w:r>
-        <w:rPr>
-          <w:rFonts w:hint="eastAsia"/>
-        </w:rPr>
-        <w:t>ID</w:t>
-      </w:r>
-      <w:r>
-        <w:rPr>
-          <w:rFonts w:hint="eastAsia"/>
-        </w:rPr>
-        <w:t>为外键分别关联用户表和模型表，用户</w:t>
-      </w:r>
-      <w:r>
-        <w:rPr>
-          <w:rFonts w:hint="eastAsia"/>
-        </w:rPr>
-        <w:t>ID</w:t>
-      </w:r>
-      <w:r>
-        <w:rPr>
-          <w:rFonts w:hint="eastAsia"/>
-        </w:rPr>
-        <w:t>设置级联删除确保用户删除时其分割记录一并删除，模型</w:t>
-      </w:r>
-      <w:r>
-        <w:rPr>
-          <w:rFonts w:hint="eastAsia"/>
-        </w:rPr>
-        <w:t>ID</w:t>
-      </w:r>
-      <w:r>
-        <w:rPr>
-          <w:rFonts w:hint="eastAsia"/>
-        </w:rPr>
-        <w:t>设置设置为空确保模型删除后分割记录仍可查询。图像数据字段原图、分割结果图和融合图采用长文本类型存储</w:t>
-      </w:r>
-      <w:r>
-        <w:rPr>
-          <w:rFonts w:hint="eastAsia"/>
-        </w:rPr>
-        <w:t>Base64</w:t>
-      </w:r>
-      <w:r>
-        <w:rPr>
-          <w:rFonts w:hint="eastAsia"/>
-        </w:rPr>
-        <w:t>编码的图像数据，便于前端直接展示无需额外请求。分割类型字段为枚举类型取值为</w:t>
-      </w:r>
-      <w:r>
-        <w:rPr>
-          <w:rFonts w:hint="eastAsia"/>
-        </w:rPr>
-        <w:t>semantic</w:t>
-      </w:r>
-      <w:r>
-        <w:rPr>
-          <w:rFonts w:hint="eastAsia"/>
-        </w:rPr>
-        <w:t>或</w:t>
-      </w:r>
-      <w:r>
-        <w:rPr>
-          <w:rFonts w:hint="eastAsia"/>
-        </w:rPr>
-        <w:t>instance</w:t>
-      </w:r>
-      <w:r>
-        <w:rPr>
-          <w:rFonts w:hint="eastAsia"/>
-        </w:rPr>
-        <w:t>。图像属性字段包括图像宽度、高度、格式和文件大小记录原始图像的基本信息。处理结果字段包括处理耗时浮点型、</w:t>
-      </w:r>
-      <w:proofErr w:type="spellStart"/>
-      <w:r>
-        <w:rPr>
-          <w:rFonts w:hint="eastAsia"/>
-        </w:rPr>
-        <w:t>IoU</w:t>
-      </w:r>
-      <w:proofErr w:type="spellEnd"/>
-      <w:r>
-        <w:rPr>
-          <w:rFonts w:hint="eastAsia"/>
-        </w:rPr>
-        <w:t>得分浮点型、准确率浮点型、各类别</w:t>
-      </w:r>
-      <w:proofErr w:type="spellStart"/>
-      <w:r>
-        <w:rPr>
-          <w:rFonts w:hint="eastAsia"/>
-        </w:rPr>
-        <w:t>IoU</w:t>
-      </w:r>
-      <w:proofErr w:type="spellEnd"/>
-      <w:r>
-        <w:rPr>
-          <w:rFonts w:hint="eastAsia"/>
-        </w:rPr>
-        <w:t>得分</w:t>
-      </w:r>
-      <w:r>
-        <w:rPr>
-          <w:rFonts w:hint="eastAsia"/>
-        </w:rPr>
-        <w:t>JSON</w:t>
-      </w:r>
-      <w:r>
-        <w:rPr>
-          <w:rFonts w:hint="eastAsia"/>
-        </w:rPr>
-        <w:t>数组、各类别像素占比</w:t>
-      </w:r>
-      <w:r>
-        <w:rPr>
-          <w:rFonts w:hint="eastAsia"/>
-        </w:rPr>
-        <w:t>JSON</w:t>
-      </w:r>
-      <w:r>
-        <w:rPr>
-          <w:rFonts w:hint="eastAsia"/>
-        </w:rPr>
-        <w:t>数组、实例分割信息</w:t>
-      </w:r>
-      <w:r>
-        <w:rPr>
-          <w:rFonts w:hint="eastAsia"/>
-        </w:rPr>
-        <w:t>JSON</w:t>
-      </w:r>
-      <w:r>
-        <w:rPr>
-          <w:rFonts w:hint="eastAsia"/>
-        </w:rPr>
-        <w:t>对象和其他评估指标</w:t>
-      </w:r>
-      <w:r>
-        <w:rPr>
-          <w:rFonts w:hint="eastAsia"/>
-        </w:rPr>
-        <w:t>JSON</w:t>
-      </w:r>
-      <w:r>
-        <w:rPr>
-          <w:rFonts w:hint="eastAsia"/>
-        </w:rPr>
-        <w:t>对象。状态字段标识分割操作是否成功，错误信息字段记录失败时的错误描述。创建时间字段设置索引支持按时间范围查询历史记录。</w:t>
-      </w:r>
-    </w:p>
-    <w:p/>
-    <w:p>
-      <w:pPr>
-        <w:rPr>
-          <w:rFonts w:hint="eastAsia"/>
-        </w:rPr>
-      </w:pPr>
-      <w:r>
-        <w:rPr>
-          <w:rFonts w:hint="eastAsia"/>
-        </w:rPr>
-        <w:t>数据增强记录表存储数据增强操作的元数据，主键为增强记录</w:t>
-      </w:r>
-      <w:r>
-        <w:rPr>
-          <w:rFonts w:hint="eastAsia"/>
-        </w:rPr>
-        <w:t>ID</w:t>
-      </w:r>
-      <w:r>
-        <w:rPr>
-          <w:rFonts w:hint="eastAsia"/>
-        </w:rPr>
-        <w:t>，外键用户</w:t>
-      </w:r>
-      <w:r>
-        <w:rPr>
-          <w:rFonts w:hint="eastAsia"/>
-        </w:rPr>
-        <w:t>ID</w:t>
-      </w:r>
-      <w:r>
-        <w:rPr>
-          <w:rFonts w:hint="eastAsia"/>
-        </w:rPr>
-        <w:t>关联用户表，增强参数字段为</w:t>
-      </w:r>
-      <w:r>
-        <w:rPr>
-          <w:rFonts w:hint="eastAsia"/>
-        </w:rPr>
-        <w:t>JSON</w:t>
-      </w:r>
-      <w:r>
-        <w:rPr>
-          <w:rFonts w:hint="eastAsia"/>
-        </w:rPr>
-        <w:t>类型存储旋转角度、翻转标志、裁剪比例等参数配置，操作状态和创建时间记录操作的执行状态和时间。数据增强结果表存储增强后的图像结果，主键为结果</w:t>
-      </w:r>
-      <w:r>
-        <w:rPr>
-          <w:rFonts w:hint="eastAsia"/>
-        </w:rPr>
-        <w:t>ID</w:t>
-      </w:r>
-      <w:r>
-        <w:rPr>
-          <w:rFonts w:hint="eastAsia"/>
-        </w:rPr>
-        <w:t>，外键增强记录</w:t>
-      </w:r>
-      <w:r>
-        <w:rPr>
-          <w:rFonts w:hint="eastAsia"/>
-        </w:rPr>
-        <w:t>ID</w:t>
-      </w:r>
-      <w:r>
-        <w:rPr>
-          <w:rFonts w:hint="eastAsia"/>
-        </w:rPr>
-        <w:t>关联增强记录表，增强图像字段存储</w:t>
-      </w:r>
-      <w:r>
-        <w:rPr>
-          <w:rFonts w:hint="eastAsia"/>
-        </w:rPr>
-        <w:t>Base64</w:t>
-      </w:r>
-      <w:r>
-        <w:rPr>
-          <w:rFonts w:hint="eastAsia"/>
-        </w:rPr>
-        <w:t>编码的增强图像，图像属性字段记录增强后图像的尺寸和格式。</w:t>
-      </w:r>
-    </w:p>
-    <w:p/>
-    <w:p>
-      <w:pPr>
-        <w:rPr>
-          <w:rFonts w:hint="eastAsia"/>
-        </w:rPr>
-      </w:pPr>
-      <w:r>
-        <w:rPr>
-          <w:rFonts w:hint="eastAsia"/>
-        </w:rPr>
-        <w:t>数据集表用于管理训练数据集信息，主键为数据集</w:t>
-      </w:r>
-      <w:r>
-        <w:rPr>
-          <w:rFonts w:hint="eastAsia"/>
-        </w:rPr>
-        <w:t>ID</w:t>
-      </w:r>
-      <w:r>
-        <w:rPr>
-          <w:rFonts w:hint="eastAsia"/>
-        </w:rPr>
-        <w:t>，数据集名称和描述字段记录数据集的基本信息，数据集路径字段存储数据集在文件系统的根目录路径，类别列表字段为</w:t>
-      </w:r>
-      <w:r>
-        <w:rPr>
-          <w:rFonts w:hint="eastAsia"/>
-        </w:rPr>
-        <w:t>JSON</w:t>
-      </w:r>
-      <w:r>
-        <w:rPr>
-          <w:rFonts w:hint="eastAsia"/>
-        </w:rPr>
-        <w:t>数组存储数据集中包含的类别名称，图像数量字段记录数据集包含的图像总数，创建时间和更新时间记录数据集的生命周期。数据集图像表存储数据集中每张图像的元数据，主键为图像</w:t>
-      </w:r>
-      <w:r>
-        <w:rPr>
-          <w:rFonts w:hint="eastAsia"/>
-        </w:rPr>
-        <w:t>ID</w:t>
-      </w:r>
-      <w:r>
-        <w:rPr>
-          <w:rFonts w:hint="eastAsia"/>
-        </w:rPr>
-        <w:t>，外键数据集</w:t>
-      </w:r>
-      <w:r>
-        <w:rPr>
-          <w:rFonts w:hint="eastAsia"/>
-        </w:rPr>
-        <w:t>ID</w:t>
-      </w:r>
-      <w:r>
-        <w:rPr>
-          <w:rFonts w:hint="eastAsia"/>
-        </w:rPr>
-        <w:t>关联数据集表，图像路径字段存储图像文件路径，标注文件路径字段存储对应的标注文件路径，图像尺寸字段记录图像的宽度和高度，创建时间记录图像导入数据集的时间。</w:t>
-      </w:r>
-    </w:p>
-    <w:p/>
-    <w:p>
-      <w:pPr>
-        <w:rPr>
-          <w:rFonts w:hint="eastAsia"/>
-        </w:rPr>
         <w:sectPr>
-          <w:headerReference w:type="default" r:id="rId21"/>
-          <w:footerReference w:type="default" r:id="rId22"/>
+          <w:headerReference w:type="default" r:id="rId22"/>
+          <w:footerReference w:type="default" r:id="rId23"/>
           <w:pgSz w:w="11906" w:h="16838"/>
           <w:pgMar w:top="1440" w:right="1800" w:bottom="1440" w:left="1800" w:header="851" w:footer="992" w:gutter="0"/>
           <w:cols w:space="425"/>
@@ -12370,379 +12437,6 @@
           <w:kern w:val="44"/>
           <w:sz w:val="24"/>
           <w:szCs w:val="24"/>
-        </w:rPr>
-        <w:sectPr>
-          <w:headerReference w:type="default" r:id="rId23"/>
-          <w:pgSz w:w="11906" w:h="16838"/>
-          <w:pgMar w:top="1440" w:right="1800" w:bottom="1440" w:left="1800" w:header="851" w:footer="992" w:gutter="0"/>
-          <w:cols w:space="425"/>
-          <w:docGrid w:type="lines" w:linePitch="312"/>
-        </w:sectPr>
-      </w:pPr>
-      <w:r>
-        <w:rPr>
-          <w:rFonts w:hint="eastAsia"/>
-          <w:bCs/>
-          <w:kern w:val="44"/>
-          <w:sz w:val="24"/>
-          <w:szCs w:val="24"/>
-        </w:rPr>
-        <w:t>在测试集上的评估结果显示，</w:t>
-      </w:r>
-      <w:r>
-        <w:rPr>
-          <w:rFonts w:hint="eastAsia"/>
-          <w:bCs/>
-          <w:kern w:val="44"/>
-          <w:sz w:val="24"/>
-          <w:szCs w:val="24"/>
-        </w:rPr>
-        <w:t xml:space="preserve">U-Net++ </w:t>
-      </w:r>
-      <w:r>
-        <w:rPr>
-          <w:rFonts w:hint="eastAsia"/>
-          <w:bCs/>
-          <w:kern w:val="44"/>
-          <w:sz w:val="24"/>
-          <w:szCs w:val="24"/>
-        </w:rPr>
-        <w:t>模型在车辆图像分割任务上的评测指标为测试集</w:t>
-      </w:r>
-      <w:r>
-        <w:rPr>
-          <w:rFonts w:hint="eastAsia"/>
-          <w:bCs/>
-          <w:kern w:val="44"/>
-          <w:sz w:val="24"/>
-          <w:szCs w:val="24"/>
-        </w:rPr>
-        <w:t xml:space="preserve"> </w:t>
-      </w:r>
-      <w:proofErr w:type="spellStart"/>
-      <w:r>
-        <w:rPr>
-          <w:rFonts w:hint="eastAsia"/>
-          <w:bCs/>
-          <w:kern w:val="44"/>
-          <w:sz w:val="24"/>
-          <w:szCs w:val="24"/>
-        </w:rPr>
-        <w:t>mIoU</w:t>
-      </w:r>
-      <w:proofErr w:type="spellEnd"/>
-      <w:r>
-        <w:rPr>
-          <w:rFonts w:hint="eastAsia"/>
-          <w:bCs/>
-          <w:kern w:val="44"/>
-          <w:sz w:val="24"/>
-          <w:szCs w:val="24"/>
-        </w:rPr>
-        <w:t xml:space="preserve"> </w:t>
-      </w:r>
-      <w:r>
-        <w:rPr>
-          <w:rFonts w:hint="eastAsia"/>
-          <w:bCs/>
-          <w:kern w:val="44"/>
-          <w:sz w:val="24"/>
-          <w:szCs w:val="24"/>
-        </w:rPr>
-        <w:t>达到</w:t>
-      </w:r>
-      <w:r>
-        <w:rPr>
-          <w:rFonts w:hint="eastAsia"/>
-          <w:bCs/>
-          <w:kern w:val="44"/>
-          <w:sz w:val="24"/>
-          <w:szCs w:val="24"/>
-        </w:rPr>
-        <w:t xml:space="preserve"> 57.96%</w:t>
-      </w:r>
-      <w:r>
-        <w:rPr>
-          <w:rFonts w:hint="eastAsia"/>
-          <w:bCs/>
-          <w:kern w:val="44"/>
-          <w:sz w:val="24"/>
-          <w:szCs w:val="24"/>
-        </w:rPr>
-        <w:t>，像素准确率达到</w:t>
-      </w:r>
-      <w:r>
-        <w:rPr>
-          <w:rFonts w:hint="eastAsia"/>
-          <w:bCs/>
-          <w:kern w:val="44"/>
-          <w:sz w:val="24"/>
-          <w:szCs w:val="24"/>
-        </w:rPr>
-        <w:t xml:space="preserve"> 92.53%</w:t>
-      </w:r>
-      <w:r>
-        <w:rPr>
-          <w:rFonts w:hint="eastAsia"/>
-          <w:bCs/>
-          <w:kern w:val="44"/>
-          <w:sz w:val="24"/>
-          <w:szCs w:val="24"/>
-        </w:rPr>
-        <w:t>，精确率为</w:t>
-      </w:r>
-      <w:r>
-        <w:rPr>
-          <w:rFonts w:hint="eastAsia"/>
-          <w:bCs/>
-          <w:kern w:val="44"/>
-          <w:sz w:val="24"/>
-          <w:szCs w:val="24"/>
-        </w:rPr>
-        <w:t xml:space="preserve"> 65.38%</w:t>
-      </w:r>
-      <w:r>
-        <w:rPr>
-          <w:rFonts w:hint="eastAsia"/>
-          <w:bCs/>
-          <w:kern w:val="44"/>
-          <w:sz w:val="24"/>
-          <w:szCs w:val="24"/>
-        </w:rPr>
-        <w:t>，召回率为</w:t>
-      </w:r>
-      <w:r>
-        <w:rPr>
-          <w:rFonts w:hint="eastAsia"/>
-          <w:bCs/>
-          <w:kern w:val="44"/>
-          <w:sz w:val="24"/>
-          <w:szCs w:val="24"/>
-        </w:rPr>
-        <w:t xml:space="preserve"> 85.96%</w:t>
-      </w:r>
-      <w:r>
-        <w:rPr>
-          <w:rFonts w:hint="eastAsia"/>
-          <w:bCs/>
-          <w:kern w:val="44"/>
-          <w:sz w:val="24"/>
-          <w:szCs w:val="24"/>
-        </w:rPr>
-        <w:t>，</w:t>
-      </w:r>
-      <w:r>
-        <w:rPr>
-          <w:rFonts w:hint="eastAsia"/>
-          <w:bCs/>
-          <w:kern w:val="44"/>
-          <w:sz w:val="24"/>
-          <w:szCs w:val="24"/>
-        </w:rPr>
-        <w:t xml:space="preserve">F1 </w:t>
-      </w:r>
-      <w:r>
-        <w:rPr>
-          <w:rFonts w:hint="eastAsia"/>
-          <w:bCs/>
-          <w:kern w:val="44"/>
-          <w:sz w:val="24"/>
-          <w:szCs w:val="24"/>
-        </w:rPr>
-        <w:t>分数为</w:t>
-      </w:r>
-      <w:r>
-        <w:rPr>
-          <w:rFonts w:hint="eastAsia"/>
-          <w:bCs/>
-          <w:kern w:val="44"/>
-          <w:sz w:val="24"/>
-          <w:szCs w:val="24"/>
-        </w:rPr>
-        <w:t xml:space="preserve"> 62.56%</w:t>
-      </w:r>
-      <w:r>
-        <w:rPr>
-          <w:rFonts w:hint="eastAsia"/>
-          <w:bCs/>
-          <w:kern w:val="44"/>
-          <w:sz w:val="24"/>
-          <w:szCs w:val="24"/>
-        </w:rPr>
-        <w:t>。各类别的详细</w:t>
-      </w:r>
-      <w:r>
-        <w:rPr>
-          <w:rFonts w:hint="eastAsia"/>
-          <w:bCs/>
-          <w:kern w:val="44"/>
-          <w:sz w:val="24"/>
-          <w:szCs w:val="24"/>
-        </w:rPr>
-        <w:t xml:space="preserve"> </w:t>
-      </w:r>
-      <w:proofErr w:type="spellStart"/>
-      <w:r>
-        <w:rPr>
-          <w:rFonts w:hint="eastAsia"/>
-          <w:bCs/>
-          <w:kern w:val="44"/>
-          <w:sz w:val="24"/>
-          <w:szCs w:val="24"/>
-        </w:rPr>
-        <w:t>IoU</w:t>
-      </w:r>
-      <w:proofErr w:type="spellEnd"/>
-      <w:r>
-        <w:rPr>
-          <w:rFonts w:hint="eastAsia"/>
-          <w:bCs/>
-          <w:kern w:val="44"/>
-          <w:sz w:val="24"/>
-          <w:szCs w:val="24"/>
-        </w:rPr>
-        <w:t xml:space="preserve"> </w:t>
-      </w:r>
-      <w:r>
-        <w:rPr>
-          <w:rFonts w:hint="eastAsia"/>
-          <w:bCs/>
-          <w:kern w:val="44"/>
-          <w:sz w:val="24"/>
-          <w:szCs w:val="24"/>
-        </w:rPr>
-        <w:t>指标为背景类</w:t>
-      </w:r>
-      <w:r>
-        <w:rPr>
-          <w:rFonts w:hint="eastAsia"/>
-          <w:bCs/>
-          <w:kern w:val="44"/>
-          <w:sz w:val="24"/>
-          <w:szCs w:val="24"/>
-        </w:rPr>
-        <w:t xml:space="preserve"> 92.36%</w:t>
-      </w:r>
-      <w:r>
-        <w:rPr>
-          <w:rFonts w:hint="eastAsia"/>
-          <w:bCs/>
-          <w:kern w:val="44"/>
-          <w:sz w:val="24"/>
-          <w:szCs w:val="24"/>
-        </w:rPr>
-        <w:t>，轿车类</w:t>
-      </w:r>
-      <w:r>
-        <w:rPr>
-          <w:rFonts w:hint="eastAsia"/>
-          <w:bCs/>
-          <w:kern w:val="44"/>
-          <w:sz w:val="24"/>
-          <w:szCs w:val="24"/>
-        </w:rPr>
-        <w:t xml:space="preserve"> 52.23%</w:t>
-      </w:r>
-      <w:r>
-        <w:rPr>
-          <w:rFonts w:hint="eastAsia"/>
-          <w:bCs/>
-          <w:kern w:val="44"/>
-          <w:sz w:val="24"/>
-          <w:szCs w:val="24"/>
-        </w:rPr>
-        <w:t>，卡车类</w:t>
-      </w:r>
-      <w:r>
-        <w:rPr>
-          <w:rFonts w:hint="eastAsia"/>
-          <w:bCs/>
-          <w:kern w:val="44"/>
-          <w:sz w:val="24"/>
-          <w:szCs w:val="24"/>
-        </w:rPr>
-        <w:t xml:space="preserve"> 36.25%</w:t>
-      </w:r>
-      <w:r>
-        <w:rPr>
-          <w:rFonts w:hint="eastAsia"/>
-          <w:bCs/>
-          <w:kern w:val="44"/>
-          <w:sz w:val="24"/>
-          <w:szCs w:val="24"/>
-        </w:rPr>
-        <w:t>，公交车类</w:t>
-      </w:r>
-      <w:r>
-        <w:rPr>
-          <w:rFonts w:hint="eastAsia"/>
-          <w:bCs/>
-          <w:kern w:val="44"/>
-          <w:sz w:val="24"/>
-          <w:szCs w:val="24"/>
-        </w:rPr>
-        <w:t xml:space="preserve"> 85.40%</w:t>
-      </w:r>
-      <w:r>
-        <w:rPr>
-          <w:rFonts w:hint="eastAsia"/>
-          <w:bCs/>
-          <w:kern w:val="44"/>
-          <w:sz w:val="24"/>
-          <w:szCs w:val="24"/>
-        </w:rPr>
-        <w:t>。卡车类别的</w:t>
-      </w:r>
-      <w:r>
-        <w:rPr>
-          <w:rFonts w:hint="eastAsia"/>
-          <w:bCs/>
-          <w:kern w:val="44"/>
-          <w:sz w:val="24"/>
-          <w:szCs w:val="24"/>
-        </w:rPr>
-        <w:t xml:space="preserve"> </w:t>
-      </w:r>
-      <w:proofErr w:type="spellStart"/>
-      <w:r>
-        <w:rPr>
-          <w:rFonts w:hint="eastAsia"/>
-          <w:bCs/>
-          <w:kern w:val="44"/>
-          <w:sz w:val="24"/>
-          <w:szCs w:val="24"/>
-        </w:rPr>
-        <w:t>IoU</w:t>
-      </w:r>
-      <w:proofErr w:type="spellEnd"/>
-      <w:r>
-        <w:rPr>
-          <w:rFonts w:hint="eastAsia"/>
-          <w:bCs/>
-          <w:kern w:val="44"/>
-          <w:sz w:val="24"/>
-          <w:szCs w:val="24"/>
-        </w:rPr>
-        <w:t xml:space="preserve"> </w:t>
-      </w:r>
-      <w:r>
-        <w:rPr>
-          <w:rFonts w:hint="eastAsia"/>
-          <w:bCs/>
-          <w:kern w:val="44"/>
-          <w:sz w:val="24"/>
-          <w:szCs w:val="24"/>
-        </w:rPr>
-        <w:t>相对较低主要由于数据集中卡车样本数量较少且外形变化较大，后续可通过增加卡车样本数量和改进数据增强策略进行优化。</w:t>
-      </w:r>
-    </w:p>
-    <w:p>
-      <w:pPr>
-        <w:pStyle w:val="1"/>
-        <w:rPr>
-          <w:rFonts w:hint="eastAsia"/>
-          <w:b/>
-          <w:bCs w:val="0"/>
         </w:rPr>
         <w:sectPr>
           <w:headerReference w:type="default" r:id="rId24"/>
@@ -12755,9 +12449,382 @@
       <w:r>
         <w:rPr>
           <w:rFonts w:hint="eastAsia"/>
+          <w:bCs/>
+          <w:kern w:val="44"/>
+          <w:sz w:val="24"/>
+          <w:szCs w:val="24"/>
+        </w:rPr>
+        <w:t>在测试集上的评估结果显示，</w:t>
+      </w:r>
+      <w:r>
+        <w:rPr>
+          <w:rFonts w:hint="eastAsia"/>
+          <w:bCs/>
+          <w:kern w:val="44"/>
+          <w:sz w:val="24"/>
+          <w:szCs w:val="24"/>
+        </w:rPr>
+        <w:t xml:space="preserve">U-Net++ </w:t>
+      </w:r>
+      <w:r>
+        <w:rPr>
+          <w:rFonts w:hint="eastAsia"/>
+          <w:bCs/>
+          <w:kern w:val="44"/>
+          <w:sz w:val="24"/>
+          <w:szCs w:val="24"/>
+        </w:rPr>
+        <w:t>模型在车辆图像分割任务上的评测指标为测试集</w:t>
+      </w:r>
+      <w:r>
+        <w:rPr>
+          <w:rFonts w:hint="eastAsia"/>
+          <w:bCs/>
+          <w:kern w:val="44"/>
+          <w:sz w:val="24"/>
+          <w:szCs w:val="24"/>
+        </w:rPr>
+        <w:t xml:space="preserve"> </w:t>
+      </w:r>
+      <w:proofErr w:type="spellStart"/>
+      <w:r>
+        <w:rPr>
+          <w:rFonts w:hint="eastAsia"/>
+          <w:bCs/>
+          <w:kern w:val="44"/>
+          <w:sz w:val="24"/>
+          <w:szCs w:val="24"/>
+        </w:rPr>
+        <w:t>mIoU</w:t>
+      </w:r>
+      <w:proofErr w:type="spellEnd"/>
+      <w:r>
+        <w:rPr>
+          <w:rFonts w:hint="eastAsia"/>
+          <w:bCs/>
+          <w:kern w:val="44"/>
+          <w:sz w:val="24"/>
+          <w:szCs w:val="24"/>
+        </w:rPr>
+        <w:t xml:space="preserve"> </w:t>
+      </w:r>
+      <w:r>
+        <w:rPr>
+          <w:rFonts w:hint="eastAsia"/>
+          <w:bCs/>
+          <w:kern w:val="44"/>
+          <w:sz w:val="24"/>
+          <w:szCs w:val="24"/>
+        </w:rPr>
+        <w:t>达到</w:t>
+      </w:r>
+      <w:r>
+        <w:rPr>
+          <w:rFonts w:hint="eastAsia"/>
+          <w:bCs/>
+          <w:kern w:val="44"/>
+          <w:sz w:val="24"/>
+          <w:szCs w:val="24"/>
+        </w:rPr>
+        <w:t xml:space="preserve"> 57.96%</w:t>
+      </w:r>
+      <w:r>
+        <w:rPr>
+          <w:rFonts w:hint="eastAsia"/>
+          <w:bCs/>
+          <w:kern w:val="44"/>
+          <w:sz w:val="24"/>
+          <w:szCs w:val="24"/>
+        </w:rPr>
+        <w:t>，像素准确率达到</w:t>
+      </w:r>
+      <w:r>
+        <w:rPr>
+          <w:rFonts w:hint="eastAsia"/>
+          <w:bCs/>
+          <w:kern w:val="44"/>
+          <w:sz w:val="24"/>
+          <w:szCs w:val="24"/>
+        </w:rPr>
+        <w:t xml:space="preserve"> 92.53%</w:t>
+      </w:r>
+      <w:r>
+        <w:rPr>
+          <w:rFonts w:hint="eastAsia"/>
+          <w:bCs/>
+          <w:kern w:val="44"/>
+          <w:sz w:val="24"/>
+          <w:szCs w:val="24"/>
+        </w:rPr>
+        <w:t>，精确率为</w:t>
+      </w:r>
+      <w:r>
+        <w:rPr>
+          <w:rFonts w:hint="eastAsia"/>
+          <w:bCs/>
+          <w:kern w:val="44"/>
+          <w:sz w:val="24"/>
+          <w:szCs w:val="24"/>
+        </w:rPr>
+        <w:t xml:space="preserve"> 65.38%</w:t>
+      </w:r>
+      <w:r>
+        <w:rPr>
+          <w:rFonts w:hint="eastAsia"/>
+          <w:bCs/>
+          <w:kern w:val="44"/>
+          <w:sz w:val="24"/>
+          <w:szCs w:val="24"/>
+        </w:rPr>
+        <w:t>，召回率为</w:t>
+      </w:r>
+      <w:r>
+        <w:rPr>
+          <w:rFonts w:hint="eastAsia"/>
+          <w:bCs/>
+          <w:kern w:val="44"/>
+          <w:sz w:val="24"/>
+          <w:szCs w:val="24"/>
+        </w:rPr>
+        <w:t xml:space="preserve"> 85.96%</w:t>
+      </w:r>
+      <w:r>
+        <w:rPr>
+          <w:rFonts w:hint="eastAsia"/>
+          <w:bCs/>
+          <w:kern w:val="44"/>
+          <w:sz w:val="24"/>
+          <w:szCs w:val="24"/>
+        </w:rPr>
+        <w:t>，</w:t>
+      </w:r>
+      <w:r>
+        <w:rPr>
+          <w:rFonts w:hint="eastAsia"/>
+          <w:bCs/>
+          <w:kern w:val="44"/>
+          <w:sz w:val="24"/>
+          <w:szCs w:val="24"/>
+        </w:rPr>
+        <w:t xml:space="preserve">F1 </w:t>
+      </w:r>
+      <w:r>
+        <w:rPr>
+          <w:rFonts w:hint="eastAsia"/>
+          <w:bCs/>
+          <w:kern w:val="44"/>
+          <w:sz w:val="24"/>
+          <w:szCs w:val="24"/>
+        </w:rPr>
+        <w:t>分数为</w:t>
+      </w:r>
+      <w:r>
+        <w:rPr>
+          <w:rFonts w:hint="eastAsia"/>
+          <w:bCs/>
+          <w:kern w:val="44"/>
+          <w:sz w:val="24"/>
+          <w:szCs w:val="24"/>
+        </w:rPr>
+        <w:t xml:space="preserve"> 62.56%</w:t>
+      </w:r>
+      <w:r>
+        <w:rPr>
+          <w:rFonts w:hint="eastAsia"/>
+          <w:bCs/>
+          <w:kern w:val="44"/>
+          <w:sz w:val="24"/>
+          <w:szCs w:val="24"/>
+        </w:rPr>
+        <w:t>。各类别的详细</w:t>
+      </w:r>
+      <w:r>
+        <w:rPr>
+          <w:rFonts w:hint="eastAsia"/>
+          <w:bCs/>
+          <w:kern w:val="44"/>
+          <w:sz w:val="24"/>
+          <w:szCs w:val="24"/>
+        </w:rPr>
+        <w:t xml:space="preserve"> </w:t>
+      </w:r>
+      <w:proofErr w:type="spellStart"/>
+      <w:r>
+        <w:rPr>
+          <w:rFonts w:hint="eastAsia"/>
+          <w:bCs/>
+          <w:kern w:val="44"/>
+          <w:sz w:val="24"/>
+          <w:szCs w:val="24"/>
+        </w:rPr>
+        <w:t>IoU</w:t>
+      </w:r>
+      <w:proofErr w:type="spellEnd"/>
+      <w:r>
+        <w:rPr>
+          <w:rFonts w:hint="eastAsia"/>
+          <w:bCs/>
+          <w:kern w:val="44"/>
+          <w:sz w:val="24"/>
+          <w:szCs w:val="24"/>
+        </w:rPr>
+        <w:t xml:space="preserve"> </w:t>
+      </w:r>
+      <w:r>
+        <w:rPr>
+          <w:rFonts w:hint="eastAsia"/>
+          <w:bCs/>
+          <w:kern w:val="44"/>
+          <w:sz w:val="24"/>
+          <w:szCs w:val="24"/>
+        </w:rPr>
+        <w:t>指标为背景类</w:t>
+      </w:r>
+      <w:r>
+        <w:rPr>
+          <w:rFonts w:hint="eastAsia"/>
+          <w:bCs/>
+          <w:kern w:val="44"/>
+          <w:sz w:val="24"/>
+          <w:szCs w:val="24"/>
+        </w:rPr>
+        <w:t xml:space="preserve"> 92.36%</w:t>
+      </w:r>
+      <w:r>
+        <w:rPr>
+          <w:rFonts w:hint="eastAsia"/>
+          <w:bCs/>
+          <w:kern w:val="44"/>
+          <w:sz w:val="24"/>
+          <w:szCs w:val="24"/>
+        </w:rPr>
+        <w:t>，轿车类</w:t>
+      </w:r>
+      <w:r>
+        <w:rPr>
+          <w:rFonts w:hint="eastAsia"/>
+          <w:bCs/>
+          <w:kern w:val="44"/>
+          <w:sz w:val="24"/>
+          <w:szCs w:val="24"/>
+        </w:rPr>
+        <w:t xml:space="preserve"> 52.23%</w:t>
+      </w:r>
+      <w:r>
+        <w:rPr>
+          <w:rFonts w:hint="eastAsia"/>
+          <w:bCs/>
+          <w:kern w:val="44"/>
+          <w:sz w:val="24"/>
+          <w:szCs w:val="24"/>
+        </w:rPr>
+        <w:t>，卡车类</w:t>
+      </w:r>
+      <w:r>
+        <w:rPr>
+          <w:rFonts w:hint="eastAsia"/>
+          <w:bCs/>
+          <w:kern w:val="44"/>
+          <w:sz w:val="24"/>
+          <w:szCs w:val="24"/>
+        </w:rPr>
+        <w:t xml:space="preserve"> 36.25%</w:t>
+      </w:r>
+      <w:r>
+        <w:rPr>
+          <w:rFonts w:hint="eastAsia"/>
+          <w:bCs/>
+          <w:kern w:val="44"/>
+          <w:sz w:val="24"/>
+          <w:szCs w:val="24"/>
+        </w:rPr>
+        <w:t>，公交车类</w:t>
+      </w:r>
+      <w:r>
+        <w:rPr>
+          <w:rFonts w:hint="eastAsia"/>
+          <w:bCs/>
+          <w:kern w:val="44"/>
+          <w:sz w:val="24"/>
+          <w:szCs w:val="24"/>
+        </w:rPr>
+        <w:t xml:space="preserve"> 85.40%</w:t>
+      </w:r>
+      <w:r>
+        <w:rPr>
+          <w:rFonts w:hint="eastAsia"/>
+          <w:bCs/>
+          <w:kern w:val="44"/>
+          <w:sz w:val="24"/>
+          <w:szCs w:val="24"/>
+        </w:rPr>
+        <w:t>。卡车类别的</w:t>
+      </w:r>
+      <w:r>
+        <w:rPr>
+          <w:rFonts w:hint="eastAsia"/>
+          <w:bCs/>
+          <w:kern w:val="44"/>
+          <w:sz w:val="24"/>
+          <w:szCs w:val="24"/>
+        </w:rPr>
+        <w:t xml:space="preserve"> </w:t>
+      </w:r>
+      <w:proofErr w:type="spellStart"/>
+      <w:r>
+        <w:rPr>
+          <w:rFonts w:hint="eastAsia"/>
+          <w:bCs/>
+          <w:kern w:val="44"/>
+          <w:sz w:val="24"/>
+          <w:szCs w:val="24"/>
+        </w:rPr>
+        <w:t>IoU</w:t>
+      </w:r>
+      <w:proofErr w:type="spellEnd"/>
+      <w:r>
+        <w:rPr>
+          <w:rFonts w:hint="eastAsia"/>
+          <w:bCs/>
+          <w:kern w:val="44"/>
+          <w:sz w:val="24"/>
+          <w:szCs w:val="24"/>
+        </w:rPr>
+        <w:t xml:space="preserve"> </w:t>
+      </w:r>
+      <w:r>
+        <w:rPr>
+          <w:rFonts w:hint="eastAsia"/>
+          <w:bCs/>
+          <w:kern w:val="44"/>
+          <w:sz w:val="24"/>
+          <w:szCs w:val="24"/>
+        </w:rPr>
+        <w:t>相对较低主要由于数据集中卡车样本数量较少且外形变化较大，后续可通过增加卡车样本数量和改进数据增强策略进行优化。</w:t>
+      </w:r>
+    </w:p>
+    <w:p>
+      <w:pPr>
+        <w:pStyle w:val="1"/>
+        <w:rPr>
+          <w:rFonts w:hint="eastAsia"/>
           <w:b/>
           <w:bCs w:val="0"/>
         </w:rPr>
+        <w:sectPr>
+          <w:headerReference w:type="default" r:id="rId25"/>
+          <w:pgSz w:w="11906" w:h="16838"/>
+          <w:pgMar w:top="1440" w:right="1800" w:bottom="1440" w:left="1800" w:header="851" w:footer="992" w:gutter="0"/>
+          <w:cols w:space="425"/>
+          <w:docGrid w:type="lines" w:linePitch="312"/>
+        </w:sectPr>
+      </w:pPr>
+      <w:r>
+        <w:rPr>
+          <w:rFonts w:hint="eastAsia"/>
+          <w:b/>
+          <w:bCs w:val="0"/>
+        </w:rPr>
         <w:lastRenderedPageBreak/>
         <w:t>第五章</w:t>
       </w:r>
@@ -12814,7 +12881,7 @@
       </w:r>
     </w:p>
     <w:sectPr>
-      <w:headerReference w:type="default" r:id="rId25"/>
+      <w:headerReference w:type="default" r:id="rId26"/>
       <w:pgSz w:w="11906" w:h="16838"/>
       <w:pgMar w:top="1440" w:right="1800" w:bottom="1440" w:left="1800" w:header="851" w:footer="992" w:gutter="0"/>
       <w:cols w:space="425"/>
